--- a/Sankar Sankara Padala Resume.docx
+++ b/Sankar Sankara Padala Resume.docx
@@ -1,6 +1,6 @@
 
 <file path=word/document.xml><?xml version="1.0" encoding="utf-8"?>
-<w:document xmlns:wpc="http://schemas.microsoft.com/office/word/2010/wordprocessingCanvas" xmlns:cx="http://schemas.microsoft.com/office/drawing/2014/chartex" xmlns:cx1="http://schemas.microsoft.com/office/drawing/2015/9/8/chartex" xmlns:cx2="http://schemas.microsoft.com/office/drawing/2015/10/21/chartex" xmlns:cx3="http://schemas.microsoft.com/office/drawing/2016/5/9/chartex" xmlns:cx4="http://schemas.microsoft.com/office/drawing/2016/5/10/chartex" xmlns:cx5="http://schemas.microsoft.com/office/drawing/2016/5/11/chartex" xmlns:cx6="http://schemas.microsoft.com/office/drawing/2016/5/12/chartex" xmlns:cx7="http://schemas.microsoft.com/office/drawing/2016/5/13/chartex" xmlns:cx8="http://schemas.microsoft.com/office/drawing/2016/5/14/chartex" xmlns:mc="http://schemas.openxmlformats.org/markup-compatibility/2006" xmlns:aink="http://schemas.microsoft.com/office/drawing/2016/ink" xmlns:am3d="http://schemas.microsoft.com/office/drawing/2017/model3d" xmlns:o="urn:schemas-microsoft-com:office:office" xmlns:r="http://schemas.openxmlformats.org/officeDocument/2006/relationships" xmlns:m="http://schemas.openxmlformats.org/officeDocument/2006/math" xmlns:v="urn:schemas-microsoft-com:vml" xmlns:wp14="http://schemas.microsoft.com/office/word/2010/wordprocessingDrawing" xmlns:wp="http://schemas.openxmlformats.org/drawingml/2006/wordprocessingDrawing" xmlns:w10="urn:schemas-microsoft-com:office:word" xmlns:w="http://schemas.openxmlformats.org/wordprocessingml/2006/main" xmlns:w14="http://schemas.microsoft.com/office/word/2010/wordml" xmlns:w15="http://schemas.microsoft.com/office/word/2012/wordml" xmlns:w16cid="http://schemas.microsoft.com/office/word/2016/wordml/cid" xmlns:w16se="http://schemas.microsoft.com/office/word/2015/wordml/symex" xmlns:wpg="http://schemas.microsoft.com/office/word/2010/wordprocessingGroup" xmlns:wpi="http://schemas.microsoft.com/office/word/2010/wordprocessingInk" xmlns:wne="http://schemas.microsoft.com/office/word/2006/wordml" xmlns:wps="http://schemas.microsoft.com/office/word/2010/wordprocessingShape" mc:Ignorable="w14 w15 w16se w16cid wp14">
+<w:document xmlns:wpc="http://schemas.microsoft.com/office/word/2010/wordprocessingCanvas" xmlns:cx="http://schemas.microsoft.com/office/drawing/2014/chartex" xmlns:cx1="http://schemas.microsoft.com/office/drawing/2015/9/8/chartex" xmlns:cx2="http://schemas.microsoft.com/office/drawing/2015/10/21/chartex" xmlns:cx3="http://schemas.microsoft.com/office/drawing/2016/5/9/chartex" xmlns:cx4="http://schemas.microsoft.com/office/drawing/2016/5/10/chartex" xmlns:cx5="http://schemas.microsoft.com/office/drawing/2016/5/11/chartex" xmlns:cx6="http://schemas.microsoft.com/office/drawing/2016/5/12/chartex" xmlns:cx7="http://schemas.microsoft.com/office/drawing/2016/5/13/chartex" xmlns:cx8="http://schemas.microsoft.com/office/drawing/2016/5/14/chartex" xmlns:mc="http://schemas.openxmlformats.org/markup-compatibility/2006" xmlns:aink="http://schemas.microsoft.com/office/drawing/2016/ink" xmlns:am3d="http://schemas.microsoft.com/office/drawing/2017/model3d" xmlns:o="urn:schemas-microsoft-com:office:office" xmlns:oel="http://schemas.microsoft.com/office/2019/extlst" xmlns:r="http://schemas.openxmlformats.org/officeDocument/2006/relationships" xmlns:m="http://schemas.openxmlformats.org/officeDocument/2006/math" xmlns:v="urn:schemas-microsoft-com:vml" xmlns:wp14="http://schemas.microsoft.com/office/word/2010/wordprocessingDrawing" xmlns:wp="http://schemas.openxmlformats.org/drawingml/2006/wordprocessingDrawing" xmlns:w10="urn:schemas-microsoft-com:office:word" xmlns:w="http://schemas.openxmlformats.org/wordprocessingml/2006/main" xmlns:w14="http://schemas.microsoft.com/office/word/2010/wordml" xmlns:w15="http://schemas.microsoft.com/office/word/2012/wordml" xmlns:w16cex="http://schemas.microsoft.com/office/word/2018/wordml/cex" xmlns:w16cid="http://schemas.microsoft.com/office/word/2016/wordml/cid" xmlns:w16="http://schemas.microsoft.com/office/word/2018/wordml" xmlns:w16du="http://schemas.microsoft.com/office/word/2023/wordml/word16du" xmlns:w16sdtdh="http://schemas.microsoft.com/office/word/2020/wordml/sdtdatahash" xmlns:w16sdtfl="http://schemas.microsoft.com/office/word/2024/wordml/sdtformatlock" xmlns:w16se="http://schemas.microsoft.com/office/word/2015/wordml/symex" xmlns:wpg="http://schemas.microsoft.com/office/word/2010/wordprocessingGroup" xmlns:wpi="http://schemas.microsoft.com/office/word/2010/wordprocessingInk" xmlns:wne="http://schemas.microsoft.com/office/word/2006/wordml" xmlns:wps="http://schemas.microsoft.com/office/word/2010/wordprocessingShape" mc:Ignorable="w14 w15 w16se w16cid w16 w16cex w16sdtdh w16sdtfl w16du wp14">
   <w:body>
     <w:p>
       <w:pPr>
@@ -26,8 +26,8 @@
         <w:tblLook w:val="0000" w:firstRow="0" w:lastRow="0" w:firstColumn="0" w:lastColumn="0" w:noHBand="0" w:noVBand="0"/>
       </w:tblPr>
       <w:tblGrid>
-        <w:gridCol w:w="4378"/>
-        <w:gridCol w:w="4380"/>
+        <w:gridCol w:w="4364"/>
+        <w:gridCol w:w="4394"/>
       </w:tblGrid>
       <w:tr>
         <w:tc>
@@ -54,7 +54,7 @@
                 <v:rect id="rectole0000000000" o:spid="_x0000_i1025" style="width:97.5pt;height:47.25pt" o:ole="" o:preferrelative="t" stroked="f">
                   <v:imagedata r:id="rId6" o:title=""/>
                 </v:rect>
-                <o:OLEObject Type="Embed" ProgID="StaticMetafile" ShapeID="rectole0000000000" DrawAspect="Content" ObjectID="_1809113039" r:id="rId7"/>
+                <o:OLEObject Type="Embed" ProgID="StaticMetafile" ShapeID="rectole0000000000" DrawAspect="Content" ObjectID="_1809784725" r:id="rId7"/>
               </w:object>
             </w:r>
             <w:r>
@@ -197,50 +197,38 @@
             <w:pPr>
               <w:spacing w:after="0"/>
               <w:jc w:val="right"/>
-              <w:rPr>
-                <w:rFonts w:asciiTheme="majorHAnsi" w:eastAsia="Calibri" w:hAnsiTheme="majorHAnsi" w:cstheme="majorHAnsi"/>
-                <w:b/>
-              </w:rPr>
             </w:pPr>
+            <w:hyperlink r:id="rId10" w:history="1">
+              <w:r>
+                <w:rPr>
+                  <w:rStyle w:val="Hyperlink"/>
+                  <w:rFonts w:asciiTheme="majorHAnsi" w:eastAsia="Arial" w:hAnsiTheme="majorHAnsi" w:cstheme="majorHAnsi"/>
+                  <w:sz w:val="20"/>
+                  <w:shd w:val="clear" w:color="auto" w:fill="FFFFFF"/>
+                </w:rPr>
+                <w:t>sivapada</w:t>
+              </w:r>
+              <w:r>
+                <w:rPr>
+                  <w:rStyle w:val="Hyperlink"/>
+                  <w:rFonts w:asciiTheme="majorHAnsi" w:eastAsia="Arial" w:hAnsiTheme="majorHAnsi" w:cstheme="majorHAnsi"/>
+                  <w:sz w:val="20"/>
+                  <w:shd w:val="clear" w:color="auto" w:fill="FFFFFF"/>
+                </w:rPr>
+                <w:t>l</w:t>
+              </w:r>
+              <w:r>
+                <w:rPr>
+                  <w:rStyle w:val="Hyperlink"/>
+                  <w:rFonts w:asciiTheme="majorHAnsi" w:eastAsia="Arial" w:hAnsiTheme="majorHAnsi" w:cstheme="majorHAnsi"/>
+                  <w:sz w:val="20"/>
+                  <w:shd w:val="clear" w:color="auto" w:fill="FFFFFF"/>
+                </w:rPr>
+                <w:t>a87@gmail.com</w:t>
+              </w:r>
+            </w:hyperlink>
             <w:r>
-              <w:rPr>
-                <w:rFonts w:asciiTheme="majorHAnsi" w:eastAsia="Arial" w:hAnsiTheme="majorHAnsi" w:cstheme="majorHAnsi"/>
-                <w:color w:val="0000FF"/>
-                <w:sz w:val="20"/>
-                <w:u w:val="single"/>
-                <w:shd w:val="clear" w:color="auto" w:fill="FFFFFF"/>
-              </w:rPr>
-              <w:t>p</w:t>
-            </w:r>
-            <w:r>
-              <w:rPr>
-                <w:rFonts w:asciiTheme="majorHAnsi" w:eastAsia="Arial" w:hAnsiTheme="majorHAnsi" w:cstheme="majorHAnsi"/>
-                <w:color w:val="0000FF"/>
-                <w:sz w:val="20"/>
-                <w:u w:val="single"/>
-                <w:shd w:val="clear" w:color="auto" w:fill="FFFFFF"/>
-              </w:rPr>
-              <w:t>ssreddy</w:t>
-            </w:r>
-            <w:r>
-              <w:rPr>
-                <w:rFonts w:asciiTheme="majorHAnsi" w:eastAsia="Arial" w:hAnsiTheme="majorHAnsi" w:cstheme="majorHAnsi"/>
-                <w:color w:val="0000FF"/>
-                <w:sz w:val="20"/>
-                <w:u w:val="single"/>
-                <w:shd w:val="clear" w:color="auto" w:fill="FFFFFF"/>
-              </w:rPr>
-              <w:t>87</w:t>
-            </w:r>
-            <w:r>
-              <w:rPr>
-                <w:rFonts w:asciiTheme="majorHAnsi" w:eastAsia="Arial" w:hAnsiTheme="majorHAnsi" w:cstheme="majorHAnsi"/>
-                <w:color w:val="0000FF"/>
-                <w:sz w:val="20"/>
-                <w:u w:val="single"/>
-                <w:shd w:val="clear" w:color="auto" w:fill="FFFFFF"/>
-              </w:rPr>
-              <w:t>@gmail.com</w:t>
+              <w:t xml:space="preserve"> </w:t>
             </w:r>
           </w:p>
           <w:p>
@@ -263,6 +251,13 @@
                 <w:rFonts w:asciiTheme="majorHAnsi" w:eastAsia="Calibri" w:hAnsiTheme="majorHAnsi" w:cstheme="majorHAnsi"/>
                 <w:b/>
               </w:rPr>
+              <w:t xml:space="preserve"> </w:t>
+            </w:r>
+            <w:r>
+              <w:rPr>
+                <w:rFonts w:asciiTheme="majorHAnsi" w:eastAsia="Calibri" w:hAnsiTheme="majorHAnsi" w:cstheme="majorHAnsi"/>
+                <w:b/>
+              </w:rPr>
               <w:t>91-</w:t>
             </w:r>
             <w:r>
@@ -270,7 +265,7 @@
                 <w:rFonts w:asciiTheme="majorHAnsi" w:eastAsia="Calibri" w:hAnsiTheme="majorHAnsi" w:cstheme="majorHAnsi"/>
                 <w:b/>
               </w:rPr>
-              <w:t>8553817981</w:t>
+              <w:t>9392480509</w:t>
             </w:r>
           </w:p>
         </w:tc>
@@ -385,7 +380,7 @@
           </mc:Choice>
           <mc:Fallback>
             <w:pict>
-              <v:line w14:anchorId="4C3C2800" id="Straight Connector 1" o:spid="_x0000_s1026" style="position:absolute;flip:y;z-index:251662336;visibility:visible;mso-wrap-style:square;mso-width-percent:0;mso-height-percent:0;mso-wrap-distance-left:9pt;mso-wrap-distance-top:0;mso-wrap-distance-right:9pt;mso-wrap-distance-bottom:0;mso-position-horizontal:absolute;mso-position-horizontal-relative:text;mso-position-vertical:absolute;mso-position-vertical-relative:text;mso-width-percent:0;mso-height-percent:0;mso-width-relative:margin;mso-height-relative:margin" from="2.75pt,.45pt" to="497.55pt,.45pt" o:gfxdata="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" strokecolor="#4579b8 [3044]"/>
+              <v:line w14:anchorId="1D5BA09D" id="Straight Connector 1" o:spid="_x0000_s1026" style="position:absolute;flip:y;z-index:251662336;visibility:visible;mso-wrap-style:square;mso-width-percent:0;mso-height-percent:0;mso-wrap-distance-left:9pt;mso-wrap-distance-top:0;mso-wrap-distance-right:9pt;mso-wrap-distance-bottom:0;mso-position-horizontal:absolute;mso-position-horizontal-relative:text;mso-position-vertical:absolute;mso-position-vertical-relative:text;mso-width-percent:0;mso-height-percent:0;mso-width-relative:margin;mso-height-relative:margin" from="2.75pt,.45pt" to="497.55pt,.45pt" o:gfxdata="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" strokecolor="#4579b8 [3044]"/>
             </w:pict>
           </mc:Fallback>
         </mc:AlternateContent>
@@ -939,7 +934,21 @@
           <w:rStyle w:val="Strong"/>
           <w:rFonts w:cstheme="majorHAnsi"/>
         </w:rPr>
-        <w:t>Project: ETS</w:t>
+        <w:t xml:space="preserve">Project: </w:t>
+      </w:r>
+      <w:r>
+        <w:rPr>
+          <w:rStyle w:val="Strong"/>
+          <w:rFonts w:cstheme="majorHAnsi"/>
+        </w:rPr>
+        <w:t>OA</w:t>
+      </w:r>
+      <w:r>
+        <w:rPr>
+          <w:rStyle w:val="Strong"/>
+          <w:rFonts w:cstheme="majorHAnsi"/>
+        </w:rPr>
+        <w:t>I-Sys M365</w:t>
       </w:r>
     </w:p>
     <w:p>
@@ -1685,7 +1694,14 @@
           <w:rStyle w:val="Strong"/>
           <w:rFonts w:cstheme="majorHAnsi"/>
         </w:rPr>
-        <w:t>Project: OASIS</w:t>
+        <w:t>Project: OA</w:t>
+      </w:r>
+      <w:r>
+        <w:rPr>
+          <w:rStyle w:val="Strong"/>
+          <w:rFonts w:cstheme="majorHAnsi"/>
+        </w:rPr>
+        <w:t>I-Sys SharePoint</w:t>
       </w:r>
     </w:p>
     <w:p>
@@ -4039,13 +4055,7 @@
         <w:rPr>
           <w:rFonts w:asciiTheme="majorHAnsi" w:hAnsiTheme="majorHAnsi" w:cstheme="majorHAnsi"/>
         </w:rPr>
-        <w:t xml:space="preserve"> - </w:t>
-      </w:r>
-      <w:r>
-        <w:rPr>
-          <w:rFonts w:asciiTheme="majorHAnsi" w:hAnsiTheme="majorHAnsi" w:cstheme="majorHAnsi"/>
-        </w:rPr>
-        <w:t>Achieved in 2024</w:t>
+        <w:t xml:space="preserve"> - Achieved in 2024</w:t>
       </w:r>
     </w:p>
     <w:p>
@@ -4063,19 +4073,7 @@
         <w:rPr>
           <w:rFonts w:asciiTheme="majorHAnsi" w:hAnsiTheme="majorHAnsi" w:cstheme="majorHAnsi"/>
         </w:rPr>
-        <w:t>Information Security Elite Advocate</w:t>
-      </w:r>
-      <w:r>
-        <w:rPr>
-          <w:rFonts w:asciiTheme="majorHAnsi" w:hAnsiTheme="majorHAnsi" w:cstheme="majorHAnsi"/>
-        </w:rPr>
-        <w:t xml:space="preserve"> </w:t>
-      </w:r>
-      <w:r>
-        <w:rPr>
-          <w:rFonts w:asciiTheme="majorHAnsi" w:hAnsiTheme="majorHAnsi" w:cstheme="majorHAnsi"/>
-        </w:rPr>
-        <w:t>– Accenture – Recognized in FY2024</w:t>
+        <w:t>Information Security Elite Advocate – Accenture – Recognized in FY2024</w:t>
       </w:r>
     </w:p>
     <w:p>
@@ -4145,25 +4143,7 @@
         <w:rPr>
           <w:rFonts w:asciiTheme="majorHAnsi" w:hAnsiTheme="majorHAnsi" w:cstheme="majorHAnsi"/>
         </w:rPr>
-        <w:t>Microsoft Certified Professional (MCP)</w:t>
-      </w:r>
-      <w:r>
-        <w:rPr>
-          <w:rFonts w:asciiTheme="majorHAnsi" w:hAnsiTheme="majorHAnsi" w:cstheme="majorHAnsi"/>
-        </w:rPr>
-        <w:t xml:space="preserve"> -</w:t>
-      </w:r>
-      <w:r>
-        <w:rPr>
-          <w:rFonts w:asciiTheme="majorHAnsi" w:hAnsiTheme="majorHAnsi" w:cstheme="majorHAnsi"/>
-        </w:rPr>
-        <w:t xml:space="preserve">Achieved via Exam 70-488: Developing Microsoft SharePoint Server 2013 Core Solutions – </w:t>
-      </w:r>
-      <w:r>
-        <w:rPr>
-          <w:rFonts w:asciiTheme="majorHAnsi" w:hAnsiTheme="majorHAnsi" w:cstheme="majorHAnsi"/>
-        </w:rPr>
-        <w:t>March 2016</w:t>
+        <w:t>Microsoft Certified Professional (MCP) -Achieved via Exam 70-488: Developing Microsoft SharePoint Server 2013 Core Solutions – March 2016</w:t>
       </w:r>
     </w:p>
     <w:p>
@@ -4181,15 +4161,7 @@
         <w:rPr>
           <w:rFonts w:asciiTheme="majorHAnsi" w:hAnsiTheme="majorHAnsi" w:cstheme="majorHAnsi"/>
         </w:rPr>
-        <w:t>Certificate of Merit – De</w:t>
-      </w:r>
-      <w:bookmarkStart w:id="0" w:name="_GoBack"/>
-      <w:bookmarkEnd w:id="0"/>
-      <w:r>
-        <w:rPr>
-          <w:rFonts w:asciiTheme="majorHAnsi" w:hAnsiTheme="majorHAnsi" w:cstheme="majorHAnsi"/>
-        </w:rPr>
-        <w:t>partment of Computer Science, Vel’s College of Science</w:t>
+        <w:t>Certificate of Merit – Department of Computer Science, Vel’s College of Science</w:t>
       </w:r>
       <w:r>
         <w:rPr>
@@ -4213,19 +4185,7 @@
         <w:rPr>
           <w:rFonts w:asciiTheme="majorHAnsi" w:hAnsiTheme="majorHAnsi" w:cstheme="majorHAnsi"/>
         </w:rPr>
-        <w:t>Quiz Participation</w:t>
-      </w:r>
-      <w:r>
-        <w:rPr>
-          <w:rFonts w:asciiTheme="majorHAnsi" w:hAnsiTheme="majorHAnsi" w:cstheme="majorHAnsi"/>
-        </w:rPr>
-        <w:t xml:space="preserve"> – National Conference on Data Mining &amp; Network Security, Department of Computer Science, Sri Venkateswara University – </w:t>
-      </w:r>
-      <w:r>
-        <w:rPr>
-          <w:rFonts w:asciiTheme="majorHAnsi" w:hAnsiTheme="majorHAnsi" w:cstheme="majorHAnsi"/>
-        </w:rPr>
-        <w:t>April 2009</w:t>
+        <w:t>Quiz Participation – National Conference on Data Mining &amp; Network Security, Department of Computer Science, Sri Venkateswara University – April 2009</w:t>
       </w:r>
     </w:p>
     <w:sectPr>
@@ -4239,7 +4199,7 @@
 </file>
 
 <file path=word/numbering.xml><?xml version="1.0" encoding="utf-8"?>
-<w:numbering xmlns:wpc="http://schemas.microsoft.com/office/word/2010/wordprocessingCanvas" xmlns:cx="http://schemas.microsoft.com/office/drawing/2014/chartex" xmlns:cx1="http://schemas.microsoft.com/office/drawing/2015/9/8/chartex" xmlns:cx2="http://schemas.microsoft.com/office/drawing/2015/10/21/chartex" xmlns:cx3="http://schemas.microsoft.com/office/drawing/2016/5/9/chartex" xmlns:cx4="http://schemas.microsoft.com/office/drawing/2016/5/10/chartex" xmlns:cx5="http://schemas.microsoft.com/office/drawing/2016/5/11/chartex" xmlns:cx6="http://schemas.microsoft.com/office/drawing/2016/5/12/chartex" xmlns:cx7="http://schemas.microsoft.com/office/drawing/2016/5/13/chartex" xmlns:cx8="http://schemas.microsoft.com/office/drawing/2016/5/14/chartex" xmlns:mc="http://schemas.openxmlformats.org/markup-compatibility/2006" xmlns:aink="http://schemas.microsoft.com/office/drawing/2016/ink" xmlns:am3d="http://schemas.microsoft.com/office/drawing/2017/model3d" xmlns:o="urn:schemas-microsoft-com:office:office" xmlns:r="http://schemas.openxmlformats.org/officeDocument/2006/relationships" xmlns:m="http://schemas.openxmlformats.org/officeDocument/2006/math" xmlns:v="urn:schemas-microsoft-com:vml" xmlns:wp14="http://schemas.microsoft.com/office/word/2010/wordprocessingDrawing" xmlns:wp="http://schemas.openxmlformats.org/drawingml/2006/wordprocessingDrawing" xmlns:w10="urn:schemas-microsoft-com:office:word" xmlns:w="http://schemas.openxmlformats.org/wordprocessingml/2006/main" xmlns:w14="http://schemas.microsoft.com/office/word/2010/wordml" xmlns:w15="http://schemas.microsoft.com/office/word/2012/wordml" xmlns:w16cid="http://schemas.microsoft.com/office/word/2016/wordml/cid" xmlns:w16se="http://schemas.microsoft.com/office/word/2015/wordml/symex" xmlns:wpg="http://schemas.microsoft.com/office/word/2010/wordprocessingGroup" xmlns:wpi="http://schemas.microsoft.com/office/word/2010/wordprocessingInk" xmlns:wne="http://schemas.microsoft.com/office/word/2006/wordml" xmlns:wps="http://schemas.microsoft.com/office/word/2010/wordprocessingShape" mc:Ignorable="w14 w15 w16se w16cid wp14">
+<w:numbering xmlns:wpc="http://schemas.microsoft.com/office/word/2010/wordprocessingCanvas" xmlns:cx="http://schemas.microsoft.com/office/drawing/2014/chartex" xmlns:cx1="http://schemas.microsoft.com/office/drawing/2015/9/8/chartex" xmlns:cx2="http://schemas.microsoft.com/office/drawing/2015/10/21/chartex" xmlns:cx3="http://schemas.microsoft.com/office/drawing/2016/5/9/chartex" xmlns:cx4="http://schemas.microsoft.com/office/drawing/2016/5/10/chartex" xmlns:cx5="http://schemas.microsoft.com/office/drawing/2016/5/11/chartex" xmlns:cx6="http://schemas.microsoft.com/office/drawing/2016/5/12/chartex" xmlns:cx7="http://schemas.microsoft.com/office/drawing/2016/5/13/chartex" xmlns:cx8="http://schemas.microsoft.com/office/drawing/2016/5/14/chartex" xmlns:mc="http://schemas.openxmlformats.org/markup-compatibility/2006" xmlns:aink="http://schemas.microsoft.com/office/drawing/2016/ink" xmlns:am3d="http://schemas.microsoft.com/office/drawing/2017/model3d" xmlns:o="urn:schemas-microsoft-com:office:office" xmlns:oel="http://schemas.microsoft.com/office/2019/extlst" xmlns:r="http://schemas.openxmlformats.org/officeDocument/2006/relationships" xmlns:m="http://schemas.openxmlformats.org/officeDocument/2006/math" xmlns:v="urn:schemas-microsoft-com:vml" xmlns:wp14="http://schemas.microsoft.com/office/word/2010/wordprocessingDrawing" xmlns:wp="http://schemas.openxmlformats.org/drawingml/2006/wordprocessingDrawing" xmlns:w10="urn:schemas-microsoft-com:office:word" xmlns:w="http://schemas.openxmlformats.org/wordprocessingml/2006/main" xmlns:w14="http://schemas.microsoft.com/office/word/2010/wordml" xmlns:w15="http://schemas.microsoft.com/office/word/2012/wordml" xmlns:w16cex="http://schemas.microsoft.com/office/word/2018/wordml/cex" xmlns:w16cid="http://schemas.microsoft.com/office/word/2016/wordml/cid" xmlns:w16="http://schemas.microsoft.com/office/word/2018/wordml" xmlns:w16du="http://schemas.microsoft.com/office/word/2023/wordml/word16du" xmlns:w16sdtdh="http://schemas.microsoft.com/office/word/2020/wordml/sdtdatahash" xmlns:w16sdtfl="http://schemas.microsoft.com/office/word/2024/wordml/sdtformatlock" xmlns:w16se="http://schemas.microsoft.com/office/word/2015/wordml/symex" xmlns:wpg="http://schemas.microsoft.com/office/word/2010/wordprocessingGroup" xmlns:wpi="http://schemas.microsoft.com/office/word/2010/wordprocessingInk" xmlns:wne="http://schemas.microsoft.com/office/word/2006/wordml" xmlns:wps="http://schemas.microsoft.com/office/word/2010/wordprocessingShape" mc:Ignorable="w14 w15 w16se w16cid w16 w16cex w16sdtdh w16sdtfl w16du wp14">
   <w:abstractNum w:abstractNumId="0" w15:restartNumberingAfterBreak="0">
     <w:nsid w:val="FFFFFF7E"/>
     <w:multiLevelType w:val="singleLevel"/>
@@ -5265,43 +5225,43 @@
       <w:lvlJc w:val="left"/>
     </w:lvl>
   </w:abstractNum>
-  <w:num w:numId="1">
+  <w:num w:numId="1" w16cid:durableId="1154489481">
     <w:abstractNumId w:val="5"/>
   </w:num>
-  <w:num w:numId="2">
+  <w:num w:numId="2" w16cid:durableId="449053010">
     <w:abstractNumId w:val="3"/>
   </w:num>
-  <w:num w:numId="3">
+  <w:num w:numId="3" w16cid:durableId="675612334">
     <w:abstractNumId w:val="2"/>
   </w:num>
-  <w:num w:numId="4">
+  <w:num w:numId="4" w16cid:durableId="494762314">
     <w:abstractNumId w:val="4"/>
   </w:num>
-  <w:num w:numId="5">
+  <w:num w:numId="5" w16cid:durableId="1108115352">
     <w:abstractNumId w:val="1"/>
   </w:num>
-  <w:num w:numId="6">
+  <w:num w:numId="6" w16cid:durableId="1582370900">
     <w:abstractNumId w:val="0"/>
   </w:num>
-  <w:num w:numId="7">
+  <w:num w:numId="7" w16cid:durableId="1804885109">
     <w:abstractNumId w:val="10"/>
   </w:num>
-  <w:num w:numId="8">
+  <w:num w:numId="8" w16cid:durableId="1263763005">
     <w:abstractNumId w:val="11"/>
   </w:num>
-  <w:num w:numId="9">
+  <w:num w:numId="9" w16cid:durableId="1916429518">
     <w:abstractNumId w:val="6"/>
   </w:num>
-  <w:num w:numId="10">
+  <w:num w:numId="10" w16cid:durableId="1116480507">
     <w:abstractNumId w:val="9"/>
   </w:num>
-  <w:num w:numId="11">
+  <w:num w:numId="11" w16cid:durableId="960843906">
     <w:abstractNumId w:val="8"/>
   </w:num>
-  <w:num w:numId="12">
+  <w:num w:numId="12" w16cid:durableId="2088455266">
     <w:abstractNumId w:val="7"/>
   </w:num>
-  <w:num w:numId="13">
+  <w:num w:numId="13" w16cid:durableId="384448654">
     <w:abstractNumId w:val="12"/>
   </w:num>
   <w:numIdMacAtCleanup w:val="13"/>
@@ -5309,7 +5269,7 @@
 </file>
 
 <file path=word/styles.xml><?xml version="1.0" encoding="utf-8"?>
-<w:styles xmlns:mc="http://schemas.openxmlformats.org/markup-compatibility/2006" xmlns:r="http://schemas.openxmlformats.org/officeDocument/2006/relationships" xmlns:w="http://schemas.openxmlformats.org/wordprocessingml/2006/main" xmlns:w14="http://schemas.microsoft.com/office/word/2010/wordml" xmlns:w15="http://schemas.microsoft.com/office/word/2012/wordml" xmlns:w16cid="http://schemas.microsoft.com/office/word/2016/wordml/cid" xmlns:w16se="http://schemas.microsoft.com/office/word/2015/wordml/symex" mc:Ignorable="w14 w15 w16se w16cid">
+<w:styles xmlns:mc="http://schemas.openxmlformats.org/markup-compatibility/2006" xmlns:r="http://schemas.openxmlformats.org/officeDocument/2006/relationships" xmlns:w="http://schemas.openxmlformats.org/wordprocessingml/2006/main" xmlns:w14="http://schemas.microsoft.com/office/word/2010/wordml" xmlns:w15="http://schemas.microsoft.com/office/word/2012/wordml" xmlns:w16cex="http://schemas.microsoft.com/office/word/2018/wordml/cex" xmlns:w16cid="http://schemas.microsoft.com/office/word/2016/wordml/cid" xmlns:w16="http://schemas.microsoft.com/office/word/2018/wordml" xmlns:w16du="http://schemas.microsoft.com/office/word/2023/wordml/word16du" xmlns:w16sdtdh="http://schemas.microsoft.com/office/word/2020/wordml/sdtdatahash" xmlns:w16sdtfl="http://schemas.microsoft.com/office/word/2024/wordml/sdtformatlock" xmlns:w16se="http://schemas.microsoft.com/office/word/2015/wordml/symex" mc:Ignorable="w14 w15 w16se w16cid w16 w16cex w16sdtdh w16sdtfl w16du">
   <w:docDefaults>
     <w:rPrDefault>
       <w:rPr>
@@ -5325,7 +5285,7 @@
       </w:pPr>
     </w:pPrDefault>
   </w:docDefaults>
-  <w:latentStyles w:defLockedState="0" w:defUIPriority="99" w:defSemiHidden="0" w:defUnhideWhenUsed="0" w:defQFormat="0" w:count="377">
+  <w:latentStyles w:defLockedState="0" w:defUIPriority="99" w:defSemiHidden="0" w:defUnhideWhenUsed="0" w:defQFormat="0" w:count="376">
     <w:lsdException w:name="Normal" w:uiPriority="0" w:qFormat="1"/>
     <w:lsdException w:name="heading 1" w:uiPriority="9" w:qFormat="1"/>
     <w:lsdException w:name="heading 2" w:semiHidden="1" w:uiPriority="9" w:unhideWhenUsed="1" w:qFormat="1"/>
@@ -5693,7 +5653,6 @@
     <w:lsdException w:name="Hashtag" w:semiHidden="1" w:unhideWhenUsed="1"/>
     <w:lsdException w:name="Unresolved Mention" w:semiHidden="1" w:unhideWhenUsed="1"/>
     <w:lsdException w:name="Smart Link" w:semiHidden="1" w:unhideWhenUsed="1"/>
-    <w:lsdException w:name="Smart Link Error" w:semiHidden="1" w:unhideWhenUsed="1"/>
   </w:latentStyles>
   <w:style w:type="paragraph" w:default="1" w:styleId="Normal">
     <w:name w:val="Normal"/>
@@ -5910,7 +5869,6 @@
   <w:style w:type="character" w:default="1" w:styleId="DefaultParagraphFont">
     <w:name w:val="Default Paragraph Font"/>
     <w:uiPriority w:val="1"/>
-    <w:semiHidden/>
     <w:unhideWhenUsed/>
   </w:style>
   <w:style w:type="table" w:default="1" w:styleId="TableNormal">
@@ -16702,6 +16660,41 @@
       <w:lang w:val="en-IN" w:eastAsia="en-IN"/>
     </w:rPr>
   </w:style>
+  <w:style w:type="character" w:styleId="Hyperlink">
+    <w:name w:val="Hyperlink"/>
+    <w:basedOn w:val="DefaultParagraphFont"/>
+    <w:uiPriority w:val="99"/>
+    <w:unhideWhenUsed/>
+    <w:rsid w:val="00E97351"/>
+    <w:rPr>
+      <w:color w:val="0000FF" w:themeColor="hyperlink"/>
+      <w:u w:val="single"/>
+    </w:rPr>
+  </w:style>
+  <w:style w:type="character" w:styleId="UnresolvedMention">
+    <w:name w:val="Unresolved Mention"/>
+    <w:basedOn w:val="DefaultParagraphFont"/>
+    <w:uiPriority w:val="99"/>
+    <w:semiHidden/>
+    <w:unhideWhenUsed/>
+    <w:rsid w:val="00E97351"/>
+    <w:rPr>
+      <w:color w:val="605E5C"/>
+      <w:shd w:val="clear" w:color="auto" w:fill="E1DFDD"/>
+    </w:rPr>
+  </w:style>
+  <w:style w:type="character" w:styleId="FollowedHyperlink">
+    <w:name w:val="FollowedHyperlink"/>
+    <w:basedOn w:val="DefaultParagraphFont"/>
+    <w:uiPriority w:val="99"/>
+    <w:semiHidden/>
+    <w:unhideWhenUsed/>
+    <w:rsid w:val="00E97351"/>
+    <w:rPr>
+      <w:color w:val="800080" w:themeColor="followedHyperlink"/>
+      <w:u w:val="single"/>
+    </w:rPr>
+  </w:style>
 </w:styles>
 </file>
 

--- a/Sankar Sankara Padala Resume.docx
+++ b/Sankar Sankara Padala Resume.docx
@@ -54,7 +54,7 @@
                 <v:rect id="rectole0000000000" o:spid="_x0000_i1025" style="width:97.5pt;height:47.25pt" o:ole="" o:preferrelative="t" stroked="f">
                   <v:imagedata r:id="rId6" o:title=""/>
                 </v:rect>
-                <o:OLEObject Type="Embed" ProgID="StaticMetafile" ShapeID="rectole0000000000" DrawAspect="Content" ObjectID="_1809784725" r:id="rId7"/>
+                <o:OLEObject Type="Embed" ProgID="StaticMetafile" ShapeID="rectole0000000000" DrawAspect="Content" ObjectID="_1827332806" r:id="rId7"/>
               </w:object>
             </w:r>
             <w:r>
@@ -206,25 +206,7 @@
                   <w:sz w:val="20"/>
                   <w:shd w:val="clear" w:color="auto" w:fill="FFFFFF"/>
                 </w:rPr>
-                <w:t>sivapada</w:t>
-              </w:r>
-              <w:r>
-                <w:rPr>
-                  <w:rStyle w:val="Hyperlink"/>
-                  <w:rFonts w:asciiTheme="majorHAnsi" w:eastAsia="Arial" w:hAnsiTheme="majorHAnsi" w:cstheme="majorHAnsi"/>
-                  <w:sz w:val="20"/>
-                  <w:shd w:val="clear" w:color="auto" w:fill="FFFFFF"/>
-                </w:rPr>
-                <w:t>l</w:t>
-              </w:r>
-              <w:r>
-                <w:rPr>
-                  <w:rStyle w:val="Hyperlink"/>
-                  <w:rFonts w:asciiTheme="majorHAnsi" w:eastAsia="Arial" w:hAnsiTheme="majorHAnsi" w:cstheme="majorHAnsi"/>
-                  <w:sz w:val="20"/>
-                  <w:shd w:val="clear" w:color="auto" w:fill="FFFFFF"/>
-                </w:rPr>
-                <w:t>a87@gmail.com</w:t>
+                <w:t>sivapadala87@gmail.com</w:t>
               </w:r>
             </w:hyperlink>
             <w:r>
@@ -380,7 +362,7 @@
           </mc:Choice>
           <mc:Fallback>
             <w:pict>
-              <v:line w14:anchorId="1D5BA09D" id="Straight Connector 1" o:spid="_x0000_s1026" style="position:absolute;flip:y;z-index:251662336;visibility:visible;mso-wrap-style:square;mso-width-percent:0;mso-height-percent:0;mso-wrap-distance-left:9pt;mso-wrap-distance-top:0;mso-wrap-distance-right:9pt;mso-wrap-distance-bottom:0;mso-position-horizontal:absolute;mso-position-horizontal-relative:text;mso-position-vertical:absolute;mso-position-vertical-relative:text;mso-width-percent:0;mso-height-percent:0;mso-width-relative:margin;mso-height-relative:margin" from="2.75pt,.45pt" to="497.55pt,.45pt" o:gfxdata="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" strokecolor="#4579b8 [3044]"/>
+              <v:line w14:anchorId="2E9B175A" id="Straight Connector 1" o:spid="_x0000_s1026" style="position:absolute;flip:y;z-index:251662336;visibility:visible;mso-wrap-style:square;mso-width-percent:0;mso-height-percent:0;mso-wrap-distance-left:9pt;mso-wrap-distance-top:0;mso-wrap-distance-right:9pt;mso-wrap-distance-bottom:0;mso-position-horizontal:absolute;mso-position-horizontal-relative:text;mso-position-vertical:absolute;mso-position-vertical-relative:text;mso-width-percent:0;mso-height-percent:0;mso-width-relative:margin;mso-height-relative:margin" from="2.75pt,.45pt" to="497.55pt,.45pt" o:gfxdata="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" strokecolor="#4579b8 [3044]"/>
             </w:pict>
           </mc:Fallback>
         </mc:AlternateContent>
@@ -406,20 +388,100 @@
       <w:pPr>
         <w:pStyle w:val="NoSpacing"/>
         <w:rPr>
+          <w:lang w:val="en-IN"/>
+        </w:rPr>
+      </w:pPr>
+      <w:r>
+        <w:rPr>
+          <w:lang w:val="en-IN"/>
+        </w:rPr>
+        <w:t xml:space="preserve">Experienced Application Development Team Lead with over 12 years of experience in Microsoft 365, data </w:t>
+      </w:r>
+      <w:r>
+        <w:t>engineering</w:t>
+      </w:r>
+      <w:r>
+        <w:rPr>
+          <w:lang w:val="en-IN"/>
+        </w:rPr>
+        <w:t>, and automation. Skilled in managing and delivering large projects using SharePoint (2010–Online), OneDrive, Exchange Online, Teams, and Teams Bookings. Strong expertise in the Power Platform (PowerApps, Power Automate, Power BI), Microsoft Graph API, and Azure services to build smart and automated business solutions.</w:t>
+      </w:r>
+    </w:p>
+    <w:p>
+      <w:pPr>
+        <w:pStyle w:val="NoSpacing"/>
+        <w:rPr>
+          <w:lang w:val="en-IN"/>
+        </w:rPr>
+      </w:pPr>
+    </w:p>
+    <w:p>
+      <w:pPr>
+        <w:pStyle w:val="NoSpacing"/>
+        <w:rPr>
+          <w:lang w:val="en-IN"/>
+        </w:rPr>
+      </w:pPr>
+      <w:r>
+        <w:rPr>
+          <w:lang w:val="en-IN"/>
+        </w:rPr>
+        <w:t>Hands-on experience in creating and maintaining data pipelines, ETL processes, and SQL Server automation to support AI-based reporting, predictive insights, and self-service dashboards. Good understanding of Power BI, Azure Synapse, and Azure Data Factory to handle secure and scalable data solutions.</w:t>
+      </w:r>
+    </w:p>
+    <w:p>
+      <w:pPr>
+        <w:pStyle w:val="NoSpacing"/>
+        <w:rPr>
+          <w:lang w:val="en-IN"/>
+        </w:rPr>
+      </w:pPr>
+    </w:p>
+    <w:p>
+      <w:pPr>
+        <w:pStyle w:val="NoSpacing"/>
+        <w:rPr>
+          <w:lang w:val="en-IN"/>
+        </w:rPr>
+      </w:pPr>
+      <w:r>
+        <w:rPr>
+          <w:lang w:val="en-IN"/>
+        </w:rPr>
+        <w:t>Proven ability to lead and manage teams, including timesheet tracking, training, mentoring, and skill development. Experienced in using DevOps tools (GitHub, TFS, Azure DevOps) to improve delivery speed and quality.</w:t>
+      </w:r>
+    </w:p>
+    <w:p>
+      <w:pPr>
+        <w:pStyle w:val="NoSpacing"/>
+        <w:rPr>
+          <w:lang w:val="en-IN"/>
+        </w:rPr>
+      </w:pPr>
+    </w:p>
+    <w:p>
+      <w:pPr>
+        <w:pStyle w:val="NoSpacing"/>
+        <w:rPr>
+          <w:lang w:val="en-IN"/>
+        </w:rPr>
+      </w:pPr>
+      <w:r>
+        <w:rPr>
+          <w:lang w:val="en-IN"/>
+        </w:rPr>
+        <w:t>Focused on building automation, governance, and recovery solutions that improve performance, security, and compliance. Partnered with Microsoft Premier Support and global teams to deliver reliable, data-driven results that help businesses work smarter.</w:t>
+      </w:r>
+    </w:p>
+    <w:p>
+      <w:pPr>
+        <w:pStyle w:val="NoSpacing"/>
+        <w:rPr>
           <w:rStyle w:val="Strong"/>
           <w:b w:val="0"/>
           <w:bCs w:val="0"/>
         </w:rPr>
       </w:pPr>
-      <w:r>
-        <w:rPr>
-          <w:rStyle w:val="Strong"/>
-          <w:rFonts w:asciiTheme="majorHAnsi" w:hAnsiTheme="majorHAnsi" w:cstheme="majorHAnsi"/>
-          <w:b w:val="0"/>
-          <w:bCs w:val="0"/>
-        </w:rPr>
-        <w:t>Strategic Application Development Team Lead and BI Specialist with 12+ years of experience in Microsoft 365 ecosystem, cloud migration, and data engineering. Expert in orchestrating large-scale migrations to SharePoint Online, OneDrive, and Exchange Online, leveraging PowerShell, Microsoft Graph API, and Power Platform (PowerApps, Power Automate, Power BI) to automate workflows, enforce governance, and optimize collaboration. Proficient in SQL Server automation, ETL pipeline development, and Azure services to enable scalable, secure, and compliant data solutions. Strong leader with proven success managing distributed teams, driving cross-functional collaboration, and partnering with Microsoft Premier Support to deliver robust, data-driven business insights and self-service governance tools.</w:t>
-      </w:r>
     </w:p>
     <w:p>
       <w:pPr>
@@ -466,7 +528,79 @@
           <w:szCs w:val="24"/>
           <w:lang w:val="en-IN" w:eastAsia="en-IN"/>
         </w:rPr>
-        <w:t xml:space="preserve"> SharePoint (2010–Online), OneDrive, Exchange Online, Teams, Power Platform, Microsoft Graph API, REST API, Azure AD, Azure Web Jobs</w:t>
+        <w:t xml:space="preserve"> SharePoint (2010–Online), OneDrive, Exchange Online, Teams, </w:t>
+      </w:r>
+      <w:r>
+        <w:rPr>
+          <w:rFonts w:asciiTheme="majorHAnsi" w:eastAsia="Times New Roman" w:hAnsiTheme="majorHAnsi" w:cstheme="majorHAnsi"/>
+          <w:sz w:val="24"/>
+          <w:szCs w:val="24"/>
+          <w:lang w:eastAsia="en-IN"/>
+        </w:rPr>
+        <w:t>Bookings</w:t>
+      </w:r>
+      <w:r>
+        <w:rPr>
+          <w:rFonts w:asciiTheme="majorHAnsi" w:eastAsia="Times New Roman" w:hAnsiTheme="majorHAnsi" w:cstheme="majorHAnsi"/>
+          <w:sz w:val="24"/>
+          <w:szCs w:val="24"/>
+          <w:lang w:eastAsia="en-IN"/>
+        </w:rPr>
+        <w:t xml:space="preserve">, </w:t>
+      </w:r>
+      <w:r>
+        <w:rPr>
+          <w:rFonts w:asciiTheme="majorHAnsi" w:eastAsia="Times New Roman" w:hAnsiTheme="majorHAnsi" w:cstheme="majorHAnsi"/>
+          <w:sz w:val="24"/>
+          <w:szCs w:val="24"/>
+          <w:lang w:val="en-IN" w:eastAsia="en-IN"/>
+        </w:rPr>
+        <w:t>Power Platform</w:t>
+      </w:r>
+      <w:r>
+        <w:rPr>
+          <w:rFonts w:asciiTheme="majorHAnsi" w:eastAsia="Times New Roman" w:hAnsiTheme="majorHAnsi" w:cstheme="majorHAnsi"/>
+          <w:sz w:val="24"/>
+          <w:szCs w:val="24"/>
+          <w:lang w:val="en-IN" w:eastAsia="en-IN"/>
+        </w:rPr>
+        <w:t xml:space="preserve"> </w:t>
+      </w:r>
+      <w:r>
+        <w:rPr>
+          <w:rFonts w:asciiTheme="majorHAnsi" w:eastAsia="Times New Roman" w:hAnsiTheme="majorHAnsi" w:cstheme="majorHAnsi"/>
+          <w:sz w:val="24"/>
+          <w:szCs w:val="24"/>
+          <w:lang w:eastAsia="en-IN"/>
+        </w:rPr>
+        <w:t>(PowerApps, Power Automate, Power BI)</w:t>
+      </w:r>
+      <w:r>
+        <w:rPr>
+          <w:rFonts w:asciiTheme="majorHAnsi" w:eastAsia="Times New Roman" w:hAnsiTheme="majorHAnsi" w:cstheme="majorHAnsi"/>
+          <w:sz w:val="24"/>
+          <w:szCs w:val="24"/>
+          <w:lang w:val="en-IN" w:eastAsia="en-IN"/>
+        </w:rPr>
+        <w:t>, Microsoft Graph API, REST API, Azure AD, Azure Web Jobs</w:t>
+      </w:r>
+      <w:r>
+        <w:rPr>
+          <w:rFonts w:asciiTheme="majorHAnsi" w:eastAsia="Times New Roman" w:hAnsiTheme="majorHAnsi" w:cstheme="majorHAnsi"/>
+          <w:sz w:val="24"/>
+          <w:szCs w:val="24"/>
+          <w:lang w:val="en-IN" w:eastAsia="en-IN"/>
+        </w:rPr>
+        <w:t xml:space="preserve">, </w:t>
+      </w:r>
+      <w:r>
+        <w:rPr>
+          <w:rFonts w:asciiTheme="majorHAnsi" w:eastAsia="Times New Roman" w:hAnsiTheme="majorHAnsi" w:cstheme="majorHAnsi"/>
+          <w:sz w:val="24"/>
+          <w:szCs w:val="24"/>
+          <w:lang w:eastAsia="en-IN"/>
+        </w:rPr>
+        <w:t>Microsoft 365 Copilot</w:t>
       </w:r>
     </w:p>
     <w:p>
@@ -504,6 +638,24 @@
         </w:rPr>
         <w:t xml:space="preserve"> PowerShell, JSON configs, ETL, access certification workflows, DR automation</w:t>
       </w:r>
+      <w:r>
+        <w:rPr>
+          <w:rFonts w:asciiTheme="majorHAnsi" w:eastAsia="Times New Roman" w:hAnsiTheme="majorHAnsi" w:cstheme="majorHAnsi"/>
+          <w:sz w:val="24"/>
+          <w:szCs w:val="24"/>
+          <w:lang w:val="en-IN" w:eastAsia="en-IN"/>
+        </w:rPr>
+        <w:t xml:space="preserve">, </w:t>
+      </w:r>
+      <w:r>
+        <w:rPr>
+          <w:rFonts w:asciiTheme="majorHAnsi" w:eastAsia="Times New Roman" w:hAnsiTheme="majorHAnsi" w:cstheme="majorHAnsi"/>
+          <w:sz w:val="24"/>
+          <w:szCs w:val="24"/>
+          <w:lang w:eastAsia="en-IN"/>
+        </w:rPr>
+        <w:t>GitHub Copilot–assisted scripting</w:t>
+      </w:r>
     </w:p>
     <w:p>
       <w:pPr>
@@ -538,7 +690,7 @@
           <w:szCs w:val="24"/>
           <w:lang w:val="en-IN" w:eastAsia="en-IN"/>
         </w:rPr>
-        <w:t xml:space="preserve"> SQL Server, T-SQL, SSRS, Power BI, Report Builder</w:t>
+        <w:t xml:space="preserve"> SQL Server, SSRS, Power BI, Report Builder</w:t>
       </w:r>
     </w:p>
     <w:p>
@@ -648,6 +800,15 @@
         </w:rPr>
         <w:t xml:space="preserve"> SharePoint Designer, InfoPath, CAML, JSOM</w:t>
       </w:r>
+      <w:r>
+        <w:rPr>
+          <w:rFonts w:asciiTheme="majorHAnsi" w:eastAsia="Times New Roman" w:hAnsiTheme="majorHAnsi" w:cstheme="majorHAnsi"/>
+          <w:sz w:val="24"/>
+          <w:szCs w:val="24"/>
+          <w:lang w:val="en-IN" w:eastAsia="en-IN"/>
+        </w:rPr>
+        <w:t>, JSON</w:t>
+      </w:r>
     </w:p>
     <w:p>
       <w:pPr>
@@ -699,6 +860,7 @@
           <w:rStyle w:val="Strong"/>
           <w:rFonts w:cstheme="majorHAnsi"/>
         </w:rPr>
+        <w:lastRenderedPageBreak/>
         <w:t>Work Experience</w:t>
       </w:r>
     </w:p>
@@ -840,7 +1002,6 @@
           <w:rStyle w:val="Strong"/>
           <w:rFonts w:cstheme="majorHAnsi"/>
         </w:rPr>
-        <w:lastRenderedPageBreak/>
         <w:t>Professional Experience</w:t>
       </w:r>
     </w:p>
@@ -1066,6 +1227,389 @@
           <w:rStyle w:val="Strong"/>
           <w:rFonts w:cstheme="majorHAnsi"/>
         </w:rPr>
+        <w:t>Key Responsibilities &amp; Achievements:</w:t>
+      </w:r>
+    </w:p>
+    <w:p>
+      <w:pPr>
+        <w:pStyle w:val="ListParagraph"/>
+        <w:numPr>
+          <w:ilvl w:val="0"/>
+          <w:numId w:val="16"/>
+        </w:numPr>
+        <w:spacing w:after="160" w:line="259" w:lineRule="auto"/>
+      </w:pPr>
+      <w:r>
+        <w:t>Led enterprise migration from SharePoint 2016 to SharePoint Online and OneDrive, ensuring data integrity, governance compliance, and uninterrupted user access.</w:t>
+      </w:r>
+    </w:p>
+    <w:p>
+      <w:pPr>
+        <w:pStyle w:val="ListParagraph"/>
+        <w:numPr>
+          <w:ilvl w:val="0"/>
+          <w:numId w:val="16"/>
+        </w:numPr>
+        <w:spacing w:after="160" w:line="259" w:lineRule="auto"/>
+      </w:pPr>
+      <w:r>
+        <w:t>Delivered Google Workspace (Drive and Shared Drives) to SharePoint Online and OneDrive migrations using third-party tools and PowerShell automation to preserve folder structures, metadata, and permissions.</w:t>
+      </w:r>
+    </w:p>
+    <w:p>
+      <w:pPr>
+        <w:pStyle w:val="ListParagraph"/>
+        <w:numPr>
+          <w:ilvl w:val="0"/>
+          <w:numId w:val="16"/>
+        </w:numPr>
+        <w:spacing w:after="160" w:line="259" w:lineRule="auto"/>
+      </w:pPr>
+      <w:r>
+        <w:t>Designed and developed end-to-end automation workflows using PowerApps, Power Automate, and PowerShell for site provisioning, approval, and access governance.</w:t>
+      </w:r>
+    </w:p>
+    <w:p>
+      <w:pPr>
+        <w:pStyle w:val="ListParagraph"/>
+        <w:numPr>
+          <w:ilvl w:val="0"/>
+          <w:numId w:val="16"/>
+        </w:numPr>
+        <w:spacing w:after="160" w:line="259" w:lineRule="auto"/>
+      </w:pPr>
+      <w:r>
+        <w:t>Guided thousands of end users in migrating legacy InfoPath forms to PowerApps and modernized SharePoint Designer workflows and list alerts to Power Automate, enabling streamlined approvals, automated notifications, and improved process efficiency.</w:t>
+      </w:r>
+    </w:p>
+    <w:p>
+      <w:pPr>
+        <w:pStyle w:val="ListParagraph"/>
+        <w:numPr>
+          <w:ilvl w:val="0"/>
+          <w:numId w:val="16"/>
+        </w:numPr>
+        <w:spacing w:after="160" w:line="259" w:lineRule="auto"/>
+      </w:pPr>
+      <w:r>
+        <w:t>Built data pipelines and ETL workflows in Azure Data Factory (ADF) to consolidate Microsoft 365 operational data (SharePoint, Teams, OneDrive logs) into Azure Synapse Analytics for advanced reporting.</w:t>
+      </w:r>
+    </w:p>
+    <w:p>
+      <w:pPr>
+        <w:pStyle w:val="ListParagraph"/>
+        <w:numPr>
+          <w:ilvl w:val="0"/>
+          <w:numId w:val="16"/>
+        </w:numPr>
+        <w:spacing w:after="160" w:line="259" w:lineRule="auto"/>
+      </w:pPr>
+      <w:r>
+        <w:lastRenderedPageBreak/>
+        <w:t>Used Azure Synapse and Power BI to deliver AI-driven dashboards for tenant usage, migration trends, and predictive performance metrics, improving decision-making and resource planning.</w:t>
+      </w:r>
+    </w:p>
+    <w:p>
+      <w:pPr>
+        <w:pStyle w:val="ListParagraph"/>
+        <w:numPr>
+          <w:ilvl w:val="0"/>
+          <w:numId w:val="16"/>
+        </w:numPr>
+        <w:spacing w:after="160" w:line="259" w:lineRule="auto"/>
+      </w:pPr>
+      <w:r>
+        <w:t>Implemented SQL Server and Synapse automation routines for scheduled data refresh, backup, and environment synchronization between production and non-production systems.</w:t>
+      </w:r>
+    </w:p>
+    <w:p>
+      <w:pPr>
+        <w:pStyle w:val="ListParagraph"/>
+        <w:numPr>
+          <w:ilvl w:val="0"/>
+          <w:numId w:val="16"/>
+        </w:numPr>
+        <w:spacing w:after="160" w:line="259" w:lineRule="auto"/>
+      </w:pPr>
+      <w:r>
+        <w:t>Automated tenant-level admin tasks (e.g., orphaned user cleanup, permission sync, OneDrive ownership transfers) using PowerShell and Graph API, improving compliance and reducing manual effort.</w:t>
+      </w:r>
+    </w:p>
+    <w:p>
+      <w:pPr>
+        <w:pStyle w:val="ListParagraph"/>
+        <w:numPr>
+          <w:ilvl w:val="0"/>
+          <w:numId w:val="16"/>
+        </w:numPr>
+        <w:spacing w:after="160" w:line="259" w:lineRule="auto"/>
+      </w:pPr>
+      <w:r>
+        <w:t>Developed JSON-driven configuration automation for scalable execution across SharePoint, OneDrive, and Exchange environments.</w:t>
+      </w:r>
+    </w:p>
+    <w:p>
+      <w:pPr>
+        <w:pStyle w:val="ListParagraph"/>
+        <w:numPr>
+          <w:ilvl w:val="0"/>
+          <w:numId w:val="16"/>
+        </w:numPr>
+        <w:spacing w:after="160" w:line="259" w:lineRule="auto"/>
+      </w:pPr>
+      <w:r>
+        <w:t>Managed Microsoft Teams and Bookings automation for scheduling, site linkage, and group ownership synchronization.</w:t>
+      </w:r>
+    </w:p>
+    <w:p>
+      <w:pPr>
+        <w:pStyle w:val="ListParagraph"/>
+        <w:numPr>
+          <w:ilvl w:val="0"/>
+          <w:numId w:val="16"/>
+        </w:numPr>
+        <w:spacing w:after="160" w:line="259" w:lineRule="auto"/>
+      </w:pPr>
+      <w:r>
+        <w:t>Possess hands-on knowledge of Microsoft Copilot Studio for designing, administering, and governing enterprise copilots integrated with Power Platform and Microsoft 365 services, ensuring secure and compliant AI adoption across the organization.</w:t>
+      </w:r>
+    </w:p>
+    <w:p>
+      <w:pPr>
+        <w:pStyle w:val="ListParagraph"/>
+        <w:numPr>
+          <w:ilvl w:val="0"/>
+          <w:numId w:val="16"/>
+        </w:numPr>
+        <w:spacing w:after="160" w:line="259" w:lineRule="auto"/>
+      </w:pPr>
+      <w:r>
+        <w:t>Leveraged Microsoft 365 Copilot for content generation, user communication templates, and governance documentation, enhancing productivity and knowledge sharing.</w:t>
+      </w:r>
+    </w:p>
+    <w:p>
+      <w:pPr>
+        <w:pStyle w:val="ListParagraph"/>
+        <w:numPr>
+          <w:ilvl w:val="0"/>
+          <w:numId w:val="16"/>
+        </w:numPr>
+        <w:spacing w:after="160" w:line="259" w:lineRule="auto"/>
+      </w:pPr>
+      <w:r>
+        <w:t>Utilized GitHub Copilot to accelerate PowerShell and automation script development, improving code quality and reducing delivery timelines through AI-assisted coding.</w:t>
+      </w:r>
+    </w:p>
+    <w:p>
+      <w:pPr>
+        <w:pStyle w:val="ListParagraph"/>
+        <w:numPr>
+          <w:ilvl w:val="0"/>
+          <w:numId w:val="16"/>
+        </w:numPr>
+        <w:spacing w:after="160" w:line="259" w:lineRule="auto"/>
+      </w:pPr>
+      <w:r>
+        <w:t>Worked as part of the Center of Excellence (CoE) team to support various organizational teams by providing reusable components, governance frameworks, and automation best practices.</w:t>
+      </w:r>
+    </w:p>
+    <w:p>
+      <w:pPr>
+        <w:pStyle w:val="ListParagraph"/>
+        <w:numPr>
+          <w:ilvl w:val="0"/>
+          <w:numId w:val="16"/>
+        </w:numPr>
+        <w:spacing w:after="160" w:line="259" w:lineRule="auto"/>
+      </w:pPr>
+      <w:r>
+        <w:t>Partnered with Microsoft Premier Support for escalations, optimization, and governance improvement across Microsoft 365 workloads.</w:t>
+      </w:r>
+    </w:p>
+    <w:p>
+      <w:pPr>
+        <w:pStyle w:val="ListParagraph"/>
+        <w:numPr>
+          <w:ilvl w:val="0"/>
+          <w:numId w:val="16"/>
+        </w:numPr>
+        <w:spacing w:after="160" w:line="259" w:lineRule="auto"/>
+      </w:pPr>
+      <w:r>
+        <w:t>Implemented best governance practices, collaborating with business leaders to share ideas, communicate issues, and resolve challenges efficiently.</w:t>
+      </w:r>
+    </w:p>
+    <w:p>
+      <w:pPr>
+        <w:pStyle w:val="ListParagraph"/>
+        <w:numPr>
+          <w:ilvl w:val="0"/>
+          <w:numId w:val="16"/>
+        </w:numPr>
+        <w:spacing w:after="160" w:line="259" w:lineRule="auto"/>
+      </w:pPr>
+      <w:r>
+        <w:t>Directed offshore delivery operations, including timesheet tracking, mentoring, technical training, performance reviews, and skill development programs for continuous improvement.</w:t>
+      </w:r>
+    </w:p>
+    <w:p>
+      <w:pPr>
+        <w:pStyle w:val="ListParagraph"/>
+        <w:numPr>
+          <w:ilvl w:val="0"/>
+          <w:numId w:val="16"/>
+        </w:numPr>
+        <w:spacing w:after="160" w:line="259" w:lineRule="auto"/>
+      </w:pPr>
+      <w:r>
+        <w:t>Adopted DevOps practices using GitHub, TFS, and Azure DevOps, enabling version control, CI/CD pipelines, and quality tracking for PowerShell and automation solutions.</w:t>
+      </w:r>
+    </w:p>
+    <w:p>
+      <w:pPr>
+        <w:pStyle w:val="Heading3"/>
+        <w:rPr>
+          <w:rStyle w:val="Strong"/>
+          <w:rFonts w:cstheme="majorHAnsi"/>
+        </w:rPr>
+      </w:pPr>
+      <w:r>
+        <w:rPr>
+          <w:rStyle w:val="Strong"/>
+          <w:rFonts w:cstheme="majorHAnsi"/>
+        </w:rPr>
+        <w:t>Project: OA</w:t>
+      </w:r>
+      <w:r>
+        <w:rPr>
+          <w:rStyle w:val="Strong"/>
+          <w:rFonts w:cstheme="majorHAnsi"/>
+        </w:rPr>
+        <w:t>I-Sys SharePoint</w:t>
+      </w:r>
+    </w:p>
+    <w:p>
+      <w:pPr>
+        <w:pStyle w:val="NoSpacing"/>
+        <w:rPr>
+          <w:rFonts w:asciiTheme="majorHAnsi" w:hAnsiTheme="majorHAnsi" w:cstheme="majorHAnsi"/>
+        </w:rPr>
+      </w:pPr>
+      <w:r>
+        <w:rPr>
+          <w:rStyle w:val="Strong"/>
+          <w:rFonts w:asciiTheme="majorHAnsi" w:hAnsiTheme="majorHAnsi" w:cstheme="majorHAnsi"/>
+        </w:rPr>
+        <w:t>Client</w:t>
+      </w:r>
+      <w:r>
+        <w:rPr>
+          <w:rFonts w:asciiTheme="majorHAnsi" w:hAnsiTheme="majorHAnsi" w:cstheme="majorHAnsi"/>
+        </w:rPr>
+        <w:t>: Travelers Insurance</w:t>
+      </w:r>
+    </w:p>
+    <w:p>
+      <w:pPr>
+        <w:pStyle w:val="NoSpacing"/>
+        <w:rPr>
+          <w:rFonts w:asciiTheme="majorHAnsi" w:hAnsiTheme="majorHAnsi" w:cstheme="majorHAnsi"/>
+        </w:rPr>
+      </w:pPr>
+      <w:r>
+        <w:rPr>
+          <w:rStyle w:val="Strong"/>
+          <w:rFonts w:asciiTheme="majorHAnsi" w:hAnsiTheme="majorHAnsi" w:cstheme="majorHAnsi"/>
+        </w:rPr>
+        <w:t>Role</w:t>
+      </w:r>
+      <w:r>
+        <w:rPr>
+          <w:rFonts w:asciiTheme="majorHAnsi" w:hAnsiTheme="majorHAnsi" w:cstheme="majorHAnsi"/>
+        </w:rPr>
+        <w:t>: SharePoint Migration Specialist | PowerShell Developer</w:t>
+      </w:r>
+      <w:r>
+        <w:rPr>
+          <w:rFonts w:asciiTheme="majorHAnsi" w:hAnsiTheme="majorHAnsi" w:cstheme="majorHAnsi"/>
+        </w:rPr>
+        <w:br/>
+      </w:r>
+      <w:r>
+        <w:rPr>
+          <w:rStyle w:val="Strong"/>
+          <w:rFonts w:asciiTheme="majorHAnsi" w:hAnsiTheme="majorHAnsi" w:cstheme="majorHAnsi"/>
+        </w:rPr>
+        <w:t>Duration</w:t>
+      </w:r>
+      <w:r>
+        <w:rPr>
+          <w:rFonts w:asciiTheme="majorHAnsi" w:hAnsiTheme="majorHAnsi" w:cstheme="majorHAnsi"/>
+        </w:rPr>
+        <w:t>: March 2018 – December 2019</w:t>
+      </w:r>
+    </w:p>
+    <w:p>
+      <w:pPr>
+        <w:pStyle w:val="NoSpacing"/>
+        <w:rPr>
+          <w:rFonts w:asciiTheme="majorHAnsi" w:hAnsiTheme="majorHAnsi" w:cstheme="majorHAnsi"/>
+        </w:rPr>
+      </w:pPr>
+      <w:r>
+        <w:rPr>
+          <w:rFonts w:asciiTheme="majorHAnsi" w:hAnsiTheme="majorHAnsi" w:cstheme="majorHAnsi"/>
+          <w:b/>
+          <w:bCs/>
+        </w:rPr>
+        <w:t>Description</w:t>
+      </w:r>
+      <w:r>
+        <w:rPr>
+          <w:rFonts w:asciiTheme="majorHAnsi" w:hAnsiTheme="majorHAnsi" w:cstheme="majorHAnsi"/>
+        </w:rPr>
+        <w:t>: Migrated departmental sites from SharePoint 2013 to 2016 to enhance knowledge sharing, streamline document management, and improve platform performance and security.</w:t>
+      </w:r>
+      <w:r>
+        <w:rPr>
+          <w:rFonts w:asciiTheme="majorHAnsi" w:hAnsiTheme="majorHAnsi" w:cstheme="majorHAnsi"/>
+        </w:rPr>
+        <w:br/>
+      </w:r>
+      <w:r>
+        <w:rPr>
+          <w:rStyle w:val="Strong"/>
+          <w:rFonts w:asciiTheme="majorHAnsi" w:hAnsiTheme="majorHAnsi" w:cstheme="majorHAnsi"/>
+        </w:rPr>
+        <w:t>Technologies</w:t>
+      </w:r>
+      <w:r>
+        <w:rPr>
+          <w:rFonts w:asciiTheme="majorHAnsi" w:hAnsiTheme="majorHAnsi" w:cstheme="majorHAnsi"/>
+        </w:rPr>
+        <w:t>: SharePoint 2016, SharePoint Online, PowerShell, Power Automate, Power BI, Microsoft Teams, Office 365</w:t>
+      </w:r>
+      <w:r>
+        <w:rPr>
+          <w:rFonts w:asciiTheme="majorHAnsi" w:hAnsiTheme="majorHAnsi" w:cstheme="majorHAnsi"/>
+        </w:rPr>
+        <w:t>, SVN</w:t>
+      </w:r>
+    </w:p>
+    <w:p>
+      <w:pPr>
+        <w:pStyle w:val="Heading4"/>
+        <w:rPr>
+          <w:rStyle w:val="Strong"/>
+          <w:rFonts w:cstheme="majorHAnsi"/>
+        </w:rPr>
+      </w:pPr>
+      <w:r>
+        <w:rPr>
+          <w:rStyle w:val="Strong"/>
+          <w:rFonts w:cstheme="majorHAnsi"/>
+        </w:rPr>
+        <w:lastRenderedPageBreak/>
         <w:t>Key Responsibilities &amp; Achievements:</w:t>
       </w:r>
     </w:p>
@@ -1091,7 +1635,7 @@
           <w:szCs w:val="24"/>
           <w:lang w:val="en-IN" w:eastAsia="en-IN"/>
         </w:rPr>
-        <w:t>Led enterprise-scale migration from SharePoint 2016 to SharePoint Online, ensuring seamless data transfer, governance compliance, and uninterrupted user access.</w:t>
+        <w:t>Managed the migration of content and code from SharePoint 2013 to SharePoint 2016, ensuring seamless content transfer, user access, and site structure integrity.</w:t>
       </w:r>
     </w:p>
     <w:p>
@@ -1116,7 +1660,7 @@
           <w:szCs w:val="24"/>
           <w:lang w:val="en-IN" w:eastAsia="en-IN"/>
         </w:rPr>
-        <w:t>Delivered cloud-to-cloud migrations from Google Drive to SharePoint Online and OneDrive using third-party tools and PowerShell, preserving metadata, permissions, and security mappings.</w:t>
+        <w:t>Automated key migration tasks using PowerShell scripts, reducing manual effort and ensuring smooth transition of site collections, content libraries, workflows, and custom code.</w:t>
       </w:r>
     </w:p>
     <w:p>
@@ -1141,82 +1685,7 @@
           <w:szCs w:val="24"/>
           <w:lang w:val="en-IN" w:eastAsia="en-IN"/>
         </w:rPr>
-        <w:t>Developed PowerShell automation pipelines for:</w:t>
-      </w:r>
-    </w:p>
-    <w:p>
-      <w:pPr>
-        <w:pStyle w:val="ListParagraph"/>
-        <w:numPr>
-          <w:ilvl w:val="1"/>
-          <w:numId w:val="10"/>
-        </w:numPr>
-        <w:spacing w:before="100" w:beforeAutospacing="1" w:after="100" w:afterAutospacing="1" w:line="240" w:lineRule="auto"/>
-        <w:rPr>
-          <w:rFonts w:asciiTheme="majorHAnsi" w:eastAsia="Times New Roman" w:hAnsiTheme="majorHAnsi" w:cstheme="majorHAnsi"/>
-          <w:sz w:val="24"/>
-          <w:szCs w:val="24"/>
-          <w:lang w:val="en-IN" w:eastAsia="en-IN"/>
-        </w:rPr>
-      </w:pPr>
-      <w:r>
-        <w:rPr>
-          <w:rFonts w:asciiTheme="majorHAnsi" w:eastAsia="Times New Roman" w:hAnsiTheme="majorHAnsi" w:cstheme="majorHAnsi"/>
-          <w:sz w:val="24"/>
-          <w:szCs w:val="24"/>
-          <w:lang w:val="en-IN" w:eastAsia="en-IN"/>
-        </w:rPr>
-        <w:t>Pre-migration analysis and post-migration validation</w:t>
-      </w:r>
-    </w:p>
-    <w:p>
-      <w:pPr>
-        <w:pStyle w:val="ListParagraph"/>
-        <w:numPr>
-          <w:ilvl w:val="1"/>
-          <w:numId w:val="10"/>
-        </w:numPr>
-        <w:spacing w:before="100" w:beforeAutospacing="1" w:after="100" w:afterAutospacing="1" w:line="240" w:lineRule="auto"/>
-        <w:rPr>
-          <w:rFonts w:asciiTheme="majorHAnsi" w:eastAsia="Times New Roman" w:hAnsiTheme="majorHAnsi" w:cstheme="majorHAnsi"/>
-          <w:sz w:val="24"/>
-          <w:szCs w:val="24"/>
-          <w:lang w:val="en-IN" w:eastAsia="en-IN"/>
-        </w:rPr>
-      </w:pPr>
-      <w:r>
-        <w:rPr>
-          <w:rFonts w:asciiTheme="majorHAnsi" w:eastAsia="Times New Roman" w:hAnsiTheme="majorHAnsi" w:cstheme="majorHAnsi"/>
-          <w:sz w:val="24"/>
-          <w:szCs w:val="24"/>
-          <w:lang w:val="en-IN" w:eastAsia="en-IN"/>
-        </w:rPr>
-        <w:t>Identified non-user mailbox owners and implemented automated renewal certification processes, supporting access governance and compliance tracking.</w:t>
-      </w:r>
-    </w:p>
-    <w:p>
-      <w:pPr>
-        <w:pStyle w:val="ListParagraph"/>
-        <w:numPr>
-          <w:ilvl w:val="1"/>
-          <w:numId w:val="10"/>
-        </w:numPr>
-        <w:spacing w:before="100" w:beforeAutospacing="1" w:after="100" w:afterAutospacing="1" w:line="240" w:lineRule="auto"/>
-        <w:rPr>
-          <w:rFonts w:asciiTheme="majorHAnsi" w:eastAsia="Times New Roman" w:hAnsiTheme="majorHAnsi" w:cstheme="majorHAnsi"/>
-          <w:sz w:val="24"/>
-          <w:szCs w:val="24"/>
-          <w:lang w:val="en-IN" w:eastAsia="en-IN"/>
-        </w:rPr>
-      </w:pPr>
-      <w:r>
-        <w:rPr>
-          <w:rFonts w:asciiTheme="majorHAnsi" w:eastAsia="Times New Roman" w:hAnsiTheme="majorHAnsi" w:cstheme="majorHAnsi"/>
-          <w:sz w:val="24"/>
-          <w:szCs w:val="24"/>
-          <w:lang w:val="en-IN" w:eastAsia="en-IN"/>
-        </w:rPr>
-        <w:t>Scalable, bulk operations across SharePoint, OneDrive, and Exchange Online</w:t>
+        <w:t>Developed and implemented custom Power Automate workflows to simplify approval processes and notifications for content migration and user permissions updates.</w:t>
       </w:r>
     </w:p>
     <w:p>
@@ -1241,7 +1710,7 @@
           <w:szCs w:val="24"/>
           <w:lang w:val="en-IN" w:eastAsia="en-IN"/>
         </w:rPr>
-        <w:t>Automated SQL Server backup and restore from Production to Non-Production environments using PowerShell, SQL scripts, and Agent Jobs, enabling consistent environment refresh and disaster recovery.</w:t>
+        <w:t>Handled site governance by creating and managing policies for site creation, ownership, and permissions using SharePoint Online features and PowerShell scripts.</w:t>
       </w:r>
     </w:p>
     <w:p>
@@ -1266,7 +1735,7 @@
           <w:szCs w:val="24"/>
           <w:lang w:val="en-IN" w:eastAsia="en-IN"/>
         </w:rPr>
-        <w:t>Built JSON-driven, configuration-based automation to dynamically load server, database, and disk details — supporting scalable and repeatable operations.</w:t>
+        <w:t>Collaborated with Microsoft Teams to resolve bugs and provide support for clients migrating from SharePoint 2013 to SharePoint 2016.</w:t>
       </w:r>
     </w:p>
     <w:p>
@@ -1291,17 +1760,24 @@
           <w:szCs w:val="24"/>
           <w:lang w:val="en-IN" w:eastAsia="en-IN"/>
         </w:rPr>
-        <w:t xml:space="preserve">Implemented routines for permission backup/restore and disk </w:t>
-      </w:r>
-      <w:r>
+        <w:t>Created and maintained Power BI reports to track migration progress, providing insights into the status of migrated content, workflows, and security configurations.</w:t>
+      </w:r>
+    </w:p>
+    <w:p>
+      <w:pPr>
+        <w:pStyle w:val="ListParagraph"/>
+        <w:numPr>
+          <w:ilvl w:val="0"/>
+          <w:numId w:val="7"/>
+        </w:numPr>
+        <w:spacing w:before="100" w:beforeAutospacing="1" w:after="100" w:afterAutospacing="1" w:line="240" w:lineRule="auto"/>
         <w:rPr>
           <w:rFonts w:asciiTheme="majorHAnsi" w:eastAsia="Times New Roman" w:hAnsiTheme="majorHAnsi" w:cstheme="majorHAnsi"/>
           <w:sz w:val="24"/>
           <w:szCs w:val="24"/>
           <w:lang w:val="en-IN" w:eastAsia="en-IN"/>
         </w:rPr>
-        <w:t>clean-up</w:t>
-      </w:r>
+      </w:pPr>
       <w:r>
         <w:rPr>
           <w:rFonts w:asciiTheme="majorHAnsi" w:eastAsia="Times New Roman" w:hAnsiTheme="majorHAnsi" w:cstheme="majorHAnsi"/>
@@ -1309,7 +1785,829 @@
           <w:szCs w:val="24"/>
           <w:lang w:val="en-IN" w:eastAsia="en-IN"/>
         </w:rPr>
-        <w:t xml:space="preserve"> — improving data security, consistency, and storage efficiency.</w:t>
+        <w:t>Delivered user training and provided ongoing support during and after migration to ensure smooth adoption and operation of SharePoint 2016.</w:t>
+      </w:r>
+    </w:p>
+    <w:p>
+      <w:pPr>
+        <w:pStyle w:val="Heading2"/>
+        <w:rPr>
+          <w:rFonts w:cstheme="majorHAnsi"/>
+          <w:b w:val="0"/>
+          <w:bCs w:val="0"/>
+        </w:rPr>
+      </w:pPr>
+      <w:r>
+        <w:rPr>
+          <w:rStyle w:val="Strong"/>
+          <w:rFonts w:cstheme="majorHAnsi"/>
+        </w:rPr>
+        <w:t>Capgemini Technology Services India Ltd.</w:t>
+      </w:r>
+      <w:r>
+        <w:rPr>
+          <w:rFonts w:cstheme="majorHAnsi"/>
+          <w:b w:val="0"/>
+          <w:bCs w:val="0"/>
+        </w:rPr>
+        <w:t xml:space="preserve"> — Hyderabad, India</w:t>
+      </w:r>
+    </w:p>
+    <w:p>
+      <w:pPr>
+        <w:pStyle w:val="NoSpacing"/>
+        <w:rPr>
+          <w:rFonts w:asciiTheme="majorHAnsi" w:hAnsiTheme="majorHAnsi" w:cstheme="majorHAnsi"/>
+        </w:rPr>
+      </w:pPr>
+      <w:r>
+        <w:rPr>
+          <w:rStyle w:val="Strong"/>
+          <w:rFonts w:asciiTheme="majorHAnsi" w:hAnsiTheme="majorHAnsi" w:cstheme="majorHAnsi"/>
+        </w:rPr>
+        <w:t>Consultant to Senior Consultant</w:t>
+      </w:r>
+      <w:r>
+        <w:rPr>
+          <w:rFonts w:asciiTheme="majorHAnsi" w:hAnsiTheme="majorHAnsi" w:cstheme="majorHAnsi"/>
+        </w:rPr>
+        <w:br/>
+      </w:r>
+      <w:r>
+        <w:rPr>
+          <w:rStyle w:val="Strong"/>
+          <w:rFonts w:asciiTheme="majorHAnsi" w:hAnsiTheme="majorHAnsi" w:cstheme="majorHAnsi"/>
+        </w:rPr>
+        <w:t>Duration</w:t>
+      </w:r>
+      <w:r>
+        <w:rPr>
+          <w:rFonts w:asciiTheme="majorHAnsi" w:hAnsiTheme="majorHAnsi" w:cstheme="majorHAnsi"/>
+        </w:rPr>
+        <w:t>:</w:t>
+      </w:r>
+      <w:r>
+        <w:rPr>
+          <w:rFonts w:asciiTheme="majorHAnsi" w:hAnsiTheme="majorHAnsi" w:cstheme="majorHAnsi"/>
+        </w:rPr>
+        <w:t xml:space="preserve"> November 2014 – July 2017</w:t>
+      </w:r>
+    </w:p>
+    <w:p>
+      <w:pPr>
+        <w:pStyle w:val="Heading3"/>
+        <w:rPr>
+          <w:rStyle w:val="Strong"/>
+          <w:rFonts w:cstheme="majorHAnsi"/>
+        </w:rPr>
+      </w:pPr>
+      <w:r>
+        <w:rPr>
+          <w:rStyle w:val="Strong"/>
+          <w:rFonts w:cstheme="majorHAnsi"/>
+        </w:rPr>
+        <w:t>Project: Statoil ASA</w:t>
+      </w:r>
+    </w:p>
+    <w:p>
+      <w:pPr>
+        <w:pStyle w:val="NoSpacing"/>
+        <w:rPr>
+          <w:rFonts w:asciiTheme="majorHAnsi" w:hAnsiTheme="majorHAnsi" w:cstheme="majorHAnsi"/>
+        </w:rPr>
+      </w:pPr>
+      <w:r>
+        <w:rPr>
+          <w:rStyle w:val="Strong"/>
+          <w:rFonts w:asciiTheme="majorHAnsi" w:hAnsiTheme="majorHAnsi" w:cstheme="majorHAnsi"/>
+        </w:rPr>
+        <w:t>Client</w:t>
+      </w:r>
+      <w:r>
+        <w:rPr>
+          <w:rFonts w:asciiTheme="majorHAnsi" w:hAnsiTheme="majorHAnsi" w:cstheme="majorHAnsi"/>
+        </w:rPr>
+        <w:t xml:space="preserve">: </w:t>
+      </w:r>
+      <w:r>
+        <w:rPr>
+          <w:rStyle w:val="Strong"/>
+          <w:rFonts w:asciiTheme="majorHAnsi" w:hAnsiTheme="majorHAnsi" w:cstheme="majorHAnsi"/>
+          <w:b w:val="0"/>
+          <w:bCs w:val="0"/>
+        </w:rPr>
+        <w:t>Statoil</w:t>
+      </w:r>
+    </w:p>
+    <w:p>
+      <w:pPr>
+        <w:pStyle w:val="NoSpacing"/>
+        <w:rPr>
+          <w:rFonts w:asciiTheme="majorHAnsi" w:hAnsiTheme="majorHAnsi" w:cstheme="majorHAnsi"/>
+        </w:rPr>
+      </w:pPr>
+      <w:r>
+        <w:rPr>
+          <w:rStyle w:val="Strong"/>
+          <w:rFonts w:asciiTheme="majorHAnsi" w:hAnsiTheme="majorHAnsi" w:cstheme="majorHAnsi"/>
+        </w:rPr>
+        <w:t>Role</w:t>
+      </w:r>
+      <w:r>
+        <w:rPr>
+          <w:rFonts w:asciiTheme="majorHAnsi" w:hAnsiTheme="majorHAnsi" w:cstheme="majorHAnsi"/>
+        </w:rPr>
+        <w:t xml:space="preserve">: SharePoint Senior Consultant </w:t>
+      </w:r>
+    </w:p>
+    <w:p>
+      <w:pPr>
+        <w:pStyle w:val="NoSpacing"/>
+        <w:rPr>
+          <w:rFonts w:asciiTheme="majorHAnsi" w:hAnsiTheme="majorHAnsi" w:cstheme="majorHAnsi"/>
+        </w:rPr>
+      </w:pPr>
+      <w:r>
+        <w:rPr>
+          <w:rStyle w:val="Strong"/>
+          <w:rFonts w:asciiTheme="majorHAnsi" w:hAnsiTheme="majorHAnsi" w:cstheme="majorHAnsi"/>
+        </w:rPr>
+        <w:t>Project Duration</w:t>
+      </w:r>
+      <w:r>
+        <w:rPr>
+          <w:rFonts w:asciiTheme="majorHAnsi" w:hAnsiTheme="majorHAnsi" w:cstheme="majorHAnsi"/>
+        </w:rPr>
+        <w:t>: April 2015 – June 2017</w:t>
+      </w:r>
+    </w:p>
+    <w:p>
+      <w:pPr>
+        <w:pStyle w:val="NoSpacing"/>
+        <w:rPr>
+          <w:rFonts w:asciiTheme="majorHAnsi" w:hAnsiTheme="majorHAnsi" w:cstheme="majorHAnsi"/>
+        </w:rPr>
+      </w:pPr>
+      <w:r>
+        <w:rPr>
+          <w:rFonts w:asciiTheme="majorHAnsi" w:hAnsiTheme="majorHAnsi" w:cstheme="majorHAnsi"/>
+          <w:b/>
+          <w:bCs/>
+        </w:rPr>
+        <w:t xml:space="preserve">Description: </w:t>
+      </w:r>
+      <w:r>
+        <w:rPr>
+          <w:rFonts w:asciiTheme="majorHAnsi" w:hAnsiTheme="majorHAnsi" w:cstheme="majorHAnsi"/>
+        </w:rPr>
+        <w:t>Statoil used SharePoint for internal and external portals to manage department-level documents with different security levels. The project focused on content migration using Metalogix, site provisioning enhancements, and building SharePoint apps hosted in Azure to support document management and collaboration.</w:t>
+      </w:r>
+      <w:r>
+        <w:rPr>
+          <w:rFonts w:asciiTheme="majorHAnsi" w:hAnsiTheme="majorHAnsi" w:cstheme="majorHAnsi"/>
+        </w:rPr>
+        <w:br/>
+      </w:r>
+      <w:r>
+        <w:rPr>
+          <w:rStyle w:val="Strong"/>
+          <w:rFonts w:asciiTheme="majorHAnsi" w:hAnsiTheme="majorHAnsi" w:cstheme="majorHAnsi"/>
+        </w:rPr>
+        <w:t>Technologies</w:t>
+      </w:r>
+      <w:r>
+        <w:rPr>
+          <w:rFonts w:asciiTheme="majorHAnsi" w:hAnsiTheme="majorHAnsi" w:cstheme="majorHAnsi"/>
+        </w:rPr>
+        <w:t>: SharePoint Online, SharePoint 2013, SharePoint 2010, Metalogix, Azure, Visual Studio 2013, TFS</w:t>
+      </w:r>
+    </w:p>
+    <w:p>
+      <w:pPr>
+        <w:pStyle w:val="Heading4"/>
+        <w:rPr>
+          <w:rStyle w:val="Strong"/>
+          <w:rFonts w:cstheme="majorHAnsi"/>
+        </w:rPr>
+      </w:pPr>
+      <w:r>
+        <w:rPr>
+          <w:rStyle w:val="Strong"/>
+          <w:rFonts w:cstheme="majorHAnsi"/>
+        </w:rPr>
+        <w:t>Key Responsibilities &amp; Achievements:</w:t>
+      </w:r>
+    </w:p>
+    <w:p>
+      <w:pPr>
+        <w:numPr>
+          <w:ilvl w:val="0"/>
+          <w:numId w:val="8"/>
+        </w:numPr>
+        <w:spacing w:before="100" w:beforeAutospacing="1" w:after="100" w:afterAutospacing="1" w:line="240" w:lineRule="auto"/>
+        <w:rPr>
+          <w:rFonts w:asciiTheme="majorHAnsi" w:hAnsiTheme="majorHAnsi" w:cstheme="majorHAnsi"/>
+        </w:rPr>
+      </w:pPr>
+      <w:r>
+        <w:rPr>
+          <w:rFonts w:asciiTheme="majorHAnsi" w:hAnsiTheme="majorHAnsi" w:cstheme="majorHAnsi"/>
+        </w:rPr>
+        <w:t>Guided and supported a team, helping them understand the best ways to work with SharePoint and complete migration tasks smoothly, leading to a successful project.</w:t>
+      </w:r>
+    </w:p>
+    <w:p>
+      <w:pPr>
+        <w:pStyle w:val="ListParagraph"/>
+        <w:numPr>
+          <w:ilvl w:val="0"/>
+          <w:numId w:val="8"/>
+        </w:numPr>
+        <w:spacing w:before="100" w:beforeAutospacing="1" w:after="100" w:afterAutospacing="1" w:line="240" w:lineRule="auto"/>
+        <w:rPr>
+          <w:rFonts w:asciiTheme="majorHAnsi" w:eastAsia="Times New Roman" w:hAnsiTheme="majorHAnsi" w:cstheme="majorHAnsi"/>
+          <w:sz w:val="24"/>
+          <w:szCs w:val="24"/>
+          <w:lang w:val="en-IN" w:eastAsia="en-IN"/>
+        </w:rPr>
+      </w:pPr>
+      <w:r>
+        <w:rPr>
+          <w:rFonts w:asciiTheme="majorHAnsi" w:eastAsia="Times New Roman" w:hAnsiTheme="majorHAnsi" w:cstheme="majorHAnsi"/>
+          <w:sz w:val="24"/>
+          <w:szCs w:val="24"/>
+          <w:lang w:val="en-IN" w:eastAsia="en-IN"/>
+        </w:rPr>
+        <w:t>Managed weekly timesheet tracking for the team, ensuring accurate and timely submissions in line with project deadlines and client requirements.</w:t>
+      </w:r>
+    </w:p>
+    <w:p>
+      <w:pPr>
+        <w:pStyle w:val="ListParagraph"/>
+        <w:numPr>
+          <w:ilvl w:val="0"/>
+          <w:numId w:val="8"/>
+        </w:numPr>
+        <w:spacing w:before="100" w:beforeAutospacing="1" w:after="100" w:afterAutospacing="1" w:line="240" w:lineRule="auto"/>
+        <w:rPr>
+          <w:rFonts w:asciiTheme="majorHAnsi" w:eastAsia="Times New Roman" w:hAnsiTheme="majorHAnsi" w:cstheme="majorHAnsi"/>
+          <w:sz w:val="24"/>
+          <w:szCs w:val="24"/>
+          <w:lang w:val="en-IN" w:eastAsia="en-IN"/>
+        </w:rPr>
+      </w:pPr>
+      <w:r>
+        <w:rPr>
+          <w:rFonts w:asciiTheme="majorHAnsi" w:eastAsia="Times New Roman" w:hAnsiTheme="majorHAnsi" w:cstheme="majorHAnsi"/>
+          <w:sz w:val="24"/>
+          <w:szCs w:val="24"/>
+          <w:lang w:val="en-IN" w:eastAsia="en-IN"/>
+        </w:rPr>
+        <w:t>Coordinated and monitored the completion of mandatory training sessions for the team, ensuring compliance with internal and external training requirements.</w:t>
+      </w:r>
+    </w:p>
+    <w:p>
+      <w:pPr>
+        <w:numPr>
+          <w:ilvl w:val="0"/>
+          <w:numId w:val="8"/>
+        </w:numPr>
+        <w:spacing w:before="100" w:beforeAutospacing="1" w:after="100" w:afterAutospacing="1" w:line="240" w:lineRule="auto"/>
+        <w:rPr>
+          <w:rFonts w:asciiTheme="majorHAnsi" w:hAnsiTheme="majorHAnsi" w:cstheme="majorHAnsi"/>
+        </w:rPr>
+      </w:pPr>
+      <w:r>
+        <w:rPr>
+          <w:rFonts w:asciiTheme="majorHAnsi" w:hAnsiTheme="majorHAnsi" w:cstheme="majorHAnsi"/>
+        </w:rPr>
+        <w:lastRenderedPageBreak/>
+        <w:t xml:space="preserve">Developed and deployed </w:t>
+      </w:r>
+      <w:r>
+        <w:rPr>
+          <w:rStyle w:val="Strong"/>
+          <w:rFonts w:asciiTheme="majorHAnsi" w:hAnsiTheme="majorHAnsi" w:cstheme="majorHAnsi"/>
+          <w:b w:val="0"/>
+          <w:bCs w:val="0"/>
+        </w:rPr>
+        <w:t>Azure Web Jobs</w:t>
+      </w:r>
+      <w:r>
+        <w:rPr>
+          <w:rFonts w:asciiTheme="majorHAnsi" w:hAnsiTheme="majorHAnsi" w:cstheme="majorHAnsi"/>
+        </w:rPr>
+        <w:t xml:space="preserve"> for </w:t>
+      </w:r>
+      <w:r>
+        <w:rPr>
+          <w:rStyle w:val="Strong"/>
+          <w:rFonts w:asciiTheme="majorHAnsi" w:hAnsiTheme="majorHAnsi" w:cstheme="majorHAnsi"/>
+          <w:b w:val="0"/>
+          <w:bCs w:val="0"/>
+        </w:rPr>
+        <w:t>Office 365 SharePoint Online</w:t>
+      </w:r>
+      <w:r>
+        <w:rPr>
+          <w:rFonts w:asciiTheme="majorHAnsi" w:hAnsiTheme="majorHAnsi" w:cstheme="majorHAnsi"/>
+        </w:rPr>
+        <w:t xml:space="preserve"> to automate background tasks and manage job execution in cloud environments.</w:t>
+      </w:r>
+    </w:p>
+    <w:p>
+      <w:pPr>
+        <w:numPr>
+          <w:ilvl w:val="0"/>
+          <w:numId w:val="8"/>
+        </w:numPr>
+        <w:spacing w:before="100" w:beforeAutospacing="1" w:after="100" w:afterAutospacing="1" w:line="240" w:lineRule="auto"/>
+        <w:rPr>
+          <w:rFonts w:asciiTheme="majorHAnsi" w:hAnsiTheme="majorHAnsi" w:cstheme="majorHAnsi"/>
+        </w:rPr>
+      </w:pPr>
+      <w:r>
+        <w:rPr>
+          <w:rFonts w:asciiTheme="majorHAnsi" w:hAnsiTheme="majorHAnsi" w:cstheme="majorHAnsi"/>
+        </w:rPr>
+        <w:t xml:space="preserve">Worked on the development of </w:t>
+      </w:r>
+      <w:r>
+        <w:rPr>
+          <w:rStyle w:val="Strong"/>
+          <w:rFonts w:asciiTheme="majorHAnsi" w:hAnsiTheme="majorHAnsi" w:cstheme="majorHAnsi"/>
+          <w:b w:val="0"/>
+          <w:bCs w:val="0"/>
+        </w:rPr>
+        <w:t>SharePoint-hosted apps</w:t>
+      </w:r>
+      <w:r>
+        <w:rPr>
+          <w:rFonts w:asciiTheme="majorHAnsi" w:hAnsiTheme="majorHAnsi" w:cstheme="majorHAnsi"/>
+        </w:rPr>
+        <w:t xml:space="preserve"> and </w:t>
+      </w:r>
+      <w:r>
+        <w:rPr>
+          <w:rStyle w:val="Strong"/>
+          <w:rFonts w:asciiTheme="majorHAnsi" w:hAnsiTheme="majorHAnsi" w:cstheme="majorHAnsi"/>
+          <w:b w:val="0"/>
+          <w:bCs w:val="0"/>
+        </w:rPr>
+        <w:t>Provider-hosted apps</w:t>
+      </w:r>
+      <w:r>
+        <w:rPr>
+          <w:rFonts w:asciiTheme="majorHAnsi" w:hAnsiTheme="majorHAnsi" w:cstheme="majorHAnsi"/>
+        </w:rPr>
+        <w:t xml:space="preserve"> for </w:t>
+      </w:r>
+      <w:r>
+        <w:rPr>
+          <w:rStyle w:val="Strong"/>
+          <w:rFonts w:asciiTheme="majorHAnsi" w:hAnsiTheme="majorHAnsi" w:cstheme="majorHAnsi"/>
+          <w:b w:val="0"/>
+          <w:bCs w:val="0"/>
+        </w:rPr>
+        <w:t>SharePoint Online</w:t>
+      </w:r>
+      <w:r>
+        <w:rPr>
+          <w:rFonts w:asciiTheme="majorHAnsi" w:hAnsiTheme="majorHAnsi" w:cstheme="majorHAnsi"/>
+        </w:rPr>
+        <w:t>, integrating them with Azure services.</w:t>
+      </w:r>
+    </w:p>
+    <w:p>
+      <w:pPr>
+        <w:numPr>
+          <w:ilvl w:val="0"/>
+          <w:numId w:val="8"/>
+        </w:numPr>
+        <w:spacing w:before="100" w:beforeAutospacing="1" w:after="100" w:afterAutospacing="1" w:line="240" w:lineRule="auto"/>
+        <w:rPr>
+          <w:rFonts w:asciiTheme="majorHAnsi" w:hAnsiTheme="majorHAnsi" w:cstheme="majorHAnsi"/>
+        </w:rPr>
+      </w:pPr>
+      <w:r>
+        <w:rPr>
+          <w:rFonts w:asciiTheme="majorHAnsi" w:hAnsiTheme="majorHAnsi" w:cstheme="majorHAnsi"/>
+        </w:rPr>
+        <w:t xml:space="preserve">Utilized </w:t>
+      </w:r>
+      <w:r>
+        <w:rPr>
+          <w:rStyle w:val="Strong"/>
+          <w:rFonts w:asciiTheme="majorHAnsi" w:hAnsiTheme="majorHAnsi" w:cstheme="majorHAnsi"/>
+          <w:b w:val="0"/>
+          <w:bCs w:val="0"/>
+        </w:rPr>
+        <w:t>Metalogix Content Matrix</w:t>
+      </w:r>
+      <w:r>
+        <w:rPr>
+          <w:rFonts w:asciiTheme="majorHAnsi" w:hAnsiTheme="majorHAnsi" w:cstheme="majorHAnsi"/>
+        </w:rPr>
+        <w:t xml:space="preserve"> to migrate </w:t>
+      </w:r>
+      <w:r>
+        <w:rPr>
+          <w:rStyle w:val="Strong"/>
+          <w:rFonts w:asciiTheme="majorHAnsi" w:hAnsiTheme="majorHAnsi" w:cstheme="majorHAnsi"/>
+          <w:b w:val="0"/>
+          <w:bCs w:val="0"/>
+        </w:rPr>
+        <w:t>pages, lists</w:t>
+      </w:r>
+      <w:r>
+        <w:rPr>
+          <w:rFonts w:asciiTheme="majorHAnsi" w:hAnsiTheme="majorHAnsi" w:cstheme="majorHAnsi"/>
+        </w:rPr>
+        <w:t xml:space="preserve">, and </w:t>
+      </w:r>
+      <w:r>
+        <w:rPr>
+          <w:rStyle w:val="Strong"/>
+          <w:rFonts w:asciiTheme="majorHAnsi" w:hAnsiTheme="majorHAnsi" w:cstheme="majorHAnsi"/>
+          <w:b w:val="0"/>
+          <w:bCs w:val="0"/>
+        </w:rPr>
+        <w:t>content types</w:t>
+      </w:r>
+      <w:r>
+        <w:rPr>
+          <w:rFonts w:asciiTheme="majorHAnsi" w:hAnsiTheme="majorHAnsi" w:cstheme="majorHAnsi"/>
+        </w:rPr>
+        <w:t xml:space="preserve"> from an existing legacy SharePoint farm to </w:t>
+      </w:r>
+      <w:r>
+        <w:rPr>
+          <w:rStyle w:val="Strong"/>
+          <w:rFonts w:asciiTheme="majorHAnsi" w:hAnsiTheme="majorHAnsi" w:cstheme="majorHAnsi"/>
+          <w:b w:val="0"/>
+          <w:bCs w:val="0"/>
+        </w:rPr>
+        <w:t>SharePoint 2013</w:t>
+      </w:r>
+      <w:r>
+        <w:rPr>
+          <w:rFonts w:asciiTheme="majorHAnsi" w:hAnsiTheme="majorHAnsi" w:cstheme="majorHAnsi"/>
+        </w:rPr>
+        <w:t>.</w:t>
+      </w:r>
+    </w:p>
+    <w:p>
+      <w:pPr>
+        <w:numPr>
+          <w:ilvl w:val="0"/>
+          <w:numId w:val="8"/>
+        </w:numPr>
+        <w:spacing w:before="100" w:beforeAutospacing="1" w:after="100" w:afterAutospacing="1" w:line="240" w:lineRule="auto"/>
+        <w:rPr>
+          <w:rFonts w:asciiTheme="majorHAnsi" w:hAnsiTheme="majorHAnsi" w:cstheme="majorHAnsi"/>
+        </w:rPr>
+      </w:pPr>
+      <w:r>
+        <w:rPr>
+          <w:rFonts w:asciiTheme="majorHAnsi" w:hAnsiTheme="majorHAnsi" w:cstheme="majorHAnsi"/>
+        </w:rPr>
+        <w:t xml:space="preserve">Actively participated in </w:t>
+      </w:r>
+      <w:r>
+        <w:rPr>
+          <w:rStyle w:val="Strong"/>
+          <w:rFonts w:asciiTheme="majorHAnsi" w:hAnsiTheme="majorHAnsi" w:cstheme="majorHAnsi"/>
+          <w:b w:val="0"/>
+          <w:bCs w:val="0"/>
+        </w:rPr>
+        <w:t>Statoil Quarterly Publication</w:t>
+      </w:r>
+      <w:r>
+        <w:rPr>
+          <w:rFonts w:asciiTheme="majorHAnsi" w:hAnsiTheme="majorHAnsi" w:cstheme="majorHAnsi"/>
+        </w:rPr>
+        <w:t xml:space="preserve"> activities, ensuring the seamless integration of SharePoint documents and reports.</w:t>
+      </w:r>
+    </w:p>
+    <w:p>
+      <w:pPr>
+        <w:numPr>
+          <w:ilvl w:val="0"/>
+          <w:numId w:val="8"/>
+        </w:numPr>
+        <w:spacing w:before="100" w:beforeAutospacing="1" w:after="100" w:afterAutospacing="1" w:line="240" w:lineRule="auto"/>
+        <w:rPr>
+          <w:rFonts w:asciiTheme="majorHAnsi" w:hAnsiTheme="majorHAnsi" w:cstheme="majorHAnsi"/>
+        </w:rPr>
+      </w:pPr>
+      <w:r>
+        <w:rPr>
+          <w:rFonts w:asciiTheme="majorHAnsi" w:hAnsiTheme="majorHAnsi" w:cstheme="majorHAnsi"/>
+        </w:rPr>
+        <w:t xml:space="preserve">Supported </w:t>
+      </w:r>
+      <w:r>
+        <w:rPr>
+          <w:rStyle w:val="Strong"/>
+          <w:rFonts w:asciiTheme="majorHAnsi" w:hAnsiTheme="majorHAnsi" w:cstheme="majorHAnsi"/>
+          <w:b w:val="0"/>
+          <w:bCs w:val="0"/>
+        </w:rPr>
+        <w:t>network load balancing</w:t>
+      </w:r>
+      <w:r>
+        <w:rPr>
+          <w:rFonts w:asciiTheme="majorHAnsi" w:hAnsiTheme="majorHAnsi" w:cstheme="majorHAnsi"/>
+        </w:rPr>
+        <w:t xml:space="preserve"> by managing redirection of network traffic to ensure high availability and optimized performance.</w:t>
+      </w:r>
+    </w:p>
+    <w:p>
+      <w:pPr>
+        <w:numPr>
+          <w:ilvl w:val="0"/>
+          <w:numId w:val="8"/>
+        </w:numPr>
+        <w:spacing w:before="100" w:beforeAutospacing="1" w:after="100" w:afterAutospacing="1" w:line="240" w:lineRule="auto"/>
+        <w:rPr>
+          <w:rFonts w:asciiTheme="majorHAnsi" w:hAnsiTheme="majorHAnsi" w:cstheme="majorHAnsi"/>
+        </w:rPr>
+      </w:pPr>
+      <w:r>
+        <w:rPr>
+          <w:rFonts w:asciiTheme="majorHAnsi" w:hAnsiTheme="majorHAnsi" w:cstheme="majorHAnsi"/>
+        </w:rPr>
+        <w:t xml:space="preserve">Managed SharePoint patches installation, </w:t>
+      </w:r>
+      <w:r>
+        <w:rPr>
+          <w:rStyle w:val="Strong"/>
+          <w:rFonts w:asciiTheme="majorHAnsi" w:hAnsiTheme="majorHAnsi" w:cstheme="majorHAnsi"/>
+          <w:b w:val="0"/>
+          <w:bCs w:val="0"/>
+        </w:rPr>
+        <w:t>server maintenance</w:t>
+      </w:r>
+      <w:r>
+        <w:rPr>
+          <w:rFonts w:asciiTheme="majorHAnsi" w:hAnsiTheme="majorHAnsi" w:cstheme="majorHAnsi"/>
+        </w:rPr>
+        <w:t xml:space="preserve">, and </w:t>
+      </w:r>
+      <w:r>
+        <w:rPr>
+          <w:rStyle w:val="Strong"/>
+          <w:rFonts w:asciiTheme="majorHAnsi" w:hAnsiTheme="majorHAnsi" w:cstheme="majorHAnsi"/>
+          <w:b w:val="0"/>
+          <w:bCs w:val="0"/>
+        </w:rPr>
+        <w:t>password management</w:t>
+      </w:r>
+      <w:r>
+        <w:rPr>
+          <w:rFonts w:asciiTheme="majorHAnsi" w:hAnsiTheme="majorHAnsi" w:cstheme="majorHAnsi"/>
+        </w:rPr>
+        <w:t xml:space="preserve"> processes to ensure system security and reliability.</w:t>
+      </w:r>
+    </w:p>
+    <w:p>
+      <w:pPr>
+        <w:numPr>
+          <w:ilvl w:val="0"/>
+          <w:numId w:val="8"/>
+        </w:numPr>
+        <w:spacing w:before="100" w:beforeAutospacing="1" w:after="100" w:afterAutospacing="1" w:line="240" w:lineRule="auto"/>
+        <w:rPr>
+          <w:rFonts w:asciiTheme="majorHAnsi" w:hAnsiTheme="majorHAnsi" w:cstheme="majorHAnsi"/>
+        </w:rPr>
+      </w:pPr>
+      <w:r>
+        <w:rPr>
+          <w:rFonts w:asciiTheme="majorHAnsi" w:hAnsiTheme="majorHAnsi" w:cstheme="majorHAnsi"/>
+        </w:rPr>
+        <w:t xml:space="preserve">Involved in </w:t>
+      </w:r>
+      <w:r>
+        <w:rPr>
+          <w:rStyle w:val="Strong"/>
+          <w:rFonts w:asciiTheme="majorHAnsi" w:hAnsiTheme="majorHAnsi" w:cstheme="majorHAnsi"/>
+          <w:b w:val="0"/>
+          <w:bCs w:val="0"/>
+        </w:rPr>
+        <w:t>SharePoint farm administration</w:t>
+      </w:r>
+      <w:r>
+        <w:rPr>
+          <w:rFonts w:asciiTheme="majorHAnsi" w:hAnsiTheme="majorHAnsi" w:cstheme="majorHAnsi"/>
+        </w:rPr>
+        <w:t xml:space="preserve"> tasks, including adding/removing servers, changing central admin site configurations, and reducing database sizes through site migration.</w:t>
+      </w:r>
+    </w:p>
+    <w:p>
+      <w:pPr>
+        <w:numPr>
+          <w:ilvl w:val="0"/>
+          <w:numId w:val="8"/>
+        </w:numPr>
+        <w:spacing w:before="100" w:beforeAutospacing="1" w:after="100" w:afterAutospacing="1" w:line="240" w:lineRule="auto"/>
+        <w:rPr>
+          <w:rFonts w:asciiTheme="majorHAnsi" w:hAnsiTheme="majorHAnsi" w:cstheme="majorHAnsi"/>
+        </w:rPr>
+      </w:pPr>
+      <w:r>
+        <w:rPr>
+          <w:rFonts w:asciiTheme="majorHAnsi" w:hAnsiTheme="majorHAnsi" w:cstheme="majorHAnsi"/>
+        </w:rPr>
+        <w:t xml:space="preserve">Contributed to </w:t>
+      </w:r>
+      <w:r>
+        <w:rPr>
+          <w:rStyle w:val="Strong"/>
+          <w:rFonts w:asciiTheme="majorHAnsi" w:hAnsiTheme="majorHAnsi" w:cstheme="majorHAnsi"/>
+          <w:b w:val="0"/>
+          <w:bCs w:val="0"/>
+        </w:rPr>
+        <w:t>change, problem, request</w:t>
+      </w:r>
+      <w:r>
+        <w:rPr>
+          <w:rFonts w:asciiTheme="majorHAnsi" w:hAnsiTheme="majorHAnsi" w:cstheme="majorHAnsi"/>
+        </w:rPr>
+        <w:t xml:space="preserve">, and </w:t>
+      </w:r>
+      <w:r>
+        <w:rPr>
+          <w:rStyle w:val="Strong"/>
+          <w:rFonts w:asciiTheme="majorHAnsi" w:hAnsiTheme="majorHAnsi" w:cstheme="majorHAnsi"/>
+          <w:b w:val="0"/>
+          <w:bCs w:val="0"/>
+        </w:rPr>
+        <w:t>incident management</w:t>
+      </w:r>
+      <w:r>
+        <w:rPr>
+          <w:rFonts w:asciiTheme="majorHAnsi" w:hAnsiTheme="majorHAnsi" w:cstheme="majorHAnsi"/>
+        </w:rPr>
+        <w:t xml:space="preserve"> processes, ensuring that issues were resolved quickly and effectively, minimizing business downtime.</w:t>
+      </w:r>
+    </w:p>
+    <w:p>
+      <w:pPr>
+        <w:pStyle w:val="Heading3"/>
+        <w:rPr>
+          <w:rStyle w:val="Strong"/>
+          <w:rFonts w:cstheme="majorHAnsi"/>
+        </w:rPr>
+      </w:pPr>
+      <w:r>
+        <w:rPr>
+          <w:rStyle w:val="Strong"/>
+          <w:rFonts w:cstheme="majorHAnsi"/>
+        </w:rPr>
+        <w:t>Project: Daimler S4G ITC/PE</w:t>
+      </w:r>
+    </w:p>
+    <w:p>
+      <w:pPr>
+        <w:pStyle w:val="NoSpacing"/>
+        <w:rPr>
+          <w:rStyle w:val="Strong"/>
+          <w:rFonts w:asciiTheme="majorHAnsi" w:hAnsiTheme="majorHAnsi" w:cstheme="majorHAnsi"/>
+          <w:b w:val="0"/>
+          <w:bCs w:val="0"/>
+        </w:rPr>
+      </w:pPr>
+      <w:r>
+        <w:rPr>
+          <w:rFonts w:asciiTheme="majorHAnsi" w:hAnsiTheme="majorHAnsi" w:cstheme="majorHAnsi"/>
+          <w:b/>
+          <w:bCs/>
+        </w:rPr>
+        <w:t>Client:</w:t>
+      </w:r>
+      <w:r>
+        <w:rPr>
+          <w:rStyle w:val="Strong"/>
+          <w:rFonts w:asciiTheme="majorHAnsi" w:hAnsiTheme="majorHAnsi" w:cstheme="majorHAnsi"/>
+          <w:b w:val="0"/>
+          <w:bCs w:val="0"/>
+        </w:rPr>
+        <w:t xml:space="preserve"> Mercedes-Benz</w:t>
+      </w:r>
+    </w:p>
+    <w:p>
+      <w:pPr>
+        <w:pStyle w:val="NoSpacing"/>
+        <w:rPr>
+          <w:rFonts w:asciiTheme="majorHAnsi" w:hAnsiTheme="majorHAnsi" w:cstheme="majorHAnsi"/>
+        </w:rPr>
+      </w:pPr>
+      <w:r>
+        <w:rPr>
+          <w:rStyle w:val="Strong"/>
+          <w:rFonts w:asciiTheme="majorHAnsi" w:hAnsiTheme="majorHAnsi" w:cstheme="majorHAnsi"/>
+        </w:rPr>
+        <w:t>Role</w:t>
+      </w:r>
+      <w:r>
+        <w:rPr>
+          <w:rFonts w:asciiTheme="majorHAnsi" w:hAnsiTheme="majorHAnsi" w:cstheme="majorHAnsi"/>
+        </w:rPr>
+        <w:t>: SharePoint Consultant</w:t>
+      </w:r>
+      <w:r>
+        <w:rPr>
+          <w:rFonts w:asciiTheme="majorHAnsi" w:hAnsiTheme="majorHAnsi" w:cstheme="majorHAnsi"/>
+        </w:rPr>
+        <w:br/>
+      </w:r>
+      <w:r>
+        <w:rPr>
+          <w:rStyle w:val="Strong"/>
+          <w:rFonts w:asciiTheme="majorHAnsi" w:hAnsiTheme="majorHAnsi" w:cstheme="majorHAnsi"/>
+        </w:rPr>
+        <w:t>Project Duration</w:t>
+      </w:r>
+      <w:r>
+        <w:rPr>
+          <w:rFonts w:asciiTheme="majorHAnsi" w:hAnsiTheme="majorHAnsi" w:cstheme="majorHAnsi"/>
+        </w:rPr>
+        <w:t>: November 2014 – April 2015</w:t>
+      </w:r>
+    </w:p>
+    <w:p>
+      <w:pPr>
+        <w:pStyle w:val="NoSpacing"/>
+        <w:rPr>
+          <w:rFonts w:asciiTheme="majorHAnsi" w:hAnsiTheme="majorHAnsi" w:cstheme="majorHAnsi"/>
+        </w:rPr>
+      </w:pPr>
+      <w:r>
+        <w:rPr>
+          <w:rFonts w:asciiTheme="majorHAnsi" w:hAnsiTheme="majorHAnsi" w:cstheme="majorHAnsi"/>
+          <w:b/>
+          <w:bCs/>
+        </w:rPr>
+        <w:t>Description:</w:t>
+      </w:r>
+      <w:r>
+        <w:rPr>
+          <w:rFonts w:asciiTheme="majorHAnsi" w:hAnsiTheme="majorHAnsi" w:cstheme="majorHAnsi"/>
+        </w:rPr>
+        <w:t xml:space="preserve"> </w:t>
+      </w:r>
+      <w:r>
+        <w:rPr>
+          <w:rFonts w:asciiTheme="majorHAnsi" w:eastAsia="Times New Roman" w:hAnsiTheme="majorHAnsi" w:cstheme="majorHAnsi"/>
+        </w:rPr>
+        <w:t xml:space="preserve">ITC/PE is system to store the documents in lotus notes. </w:t>
+      </w:r>
+      <w:r>
+        <w:rPr>
+          <w:rFonts w:asciiTheme="majorHAnsi" w:eastAsia="Times New Roman" w:hAnsiTheme="majorHAnsi" w:cstheme="majorHAnsi"/>
+        </w:rPr>
+        <w:t>Also,</w:t>
+      </w:r>
+      <w:r>
+        <w:rPr>
+          <w:rFonts w:asciiTheme="majorHAnsi" w:eastAsia="Times New Roman" w:hAnsiTheme="majorHAnsi" w:cstheme="majorHAnsi"/>
+        </w:rPr>
+        <w:t xml:space="preserve"> it contains Knowledge Base Article Management is an information repository that provides a means for information to be collected, organized, shared, searched and utilized.</w:t>
+      </w:r>
+      <w:r>
+        <w:rPr>
+          <w:rFonts w:asciiTheme="majorHAnsi" w:hAnsiTheme="majorHAnsi" w:cstheme="majorHAnsi"/>
+        </w:rPr>
+        <w:br/>
+      </w:r>
+      <w:r>
+        <w:rPr>
+          <w:rStyle w:val="Strong"/>
+          <w:rFonts w:asciiTheme="majorHAnsi" w:hAnsiTheme="majorHAnsi" w:cstheme="majorHAnsi"/>
+        </w:rPr>
+        <w:t>Technologies</w:t>
+      </w:r>
+      <w:r>
+        <w:rPr>
+          <w:rFonts w:asciiTheme="majorHAnsi" w:hAnsiTheme="majorHAnsi" w:cstheme="majorHAnsi"/>
+        </w:rPr>
+        <w:t>: SharePoint 2013, Lotus Notes, Dell Migrator, JavaScript, jQuery, CSS, SharePoint Designer.</w:t>
+      </w:r>
+    </w:p>
+    <w:p>
+      <w:pPr>
+        <w:pStyle w:val="Heading4"/>
+        <w:rPr>
+          <w:rStyle w:val="Strong"/>
+          <w:rFonts w:cstheme="majorHAnsi"/>
+        </w:rPr>
+      </w:pPr>
+      <w:r>
+        <w:rPr>
+          <w:rStyle w:val="Strong"/>
+          <w:rFonts w:cstheme="majorHAnsi"/>
+        </w:rPr>
+        <w:t>Key Responsibilities &amp; Achievements:</w:t>
       </w:r>
     </w:p>
     <w:p>
@@ -1334,7 +2632,7 @@
           <w:szCs w:val="24"/>
           <w:lang w:val="en-IN" w:eastAsia="en-IN"/>
         </w:rPr>
-        <w:t>Designed PowerApps and Power Automate solutions for site provisioning, approval workflows, and content lifecycle automation, reducing manual effort and turnaround time.</w:t>
+        <w:t>Installed and configured Dell Migrator for Notes to SharePoint, facilitating smooth migration of Lotus Notes databases to SharePoint 2013.</w:t>
       </w:r>
     </w:p>
     <w:p>
@@ -1359,108 +2657,7 @@
           <w:szCs w:val="24"/>
           <w:lang w:val="en-IN" w:eastAsia="en-IN"/>
         </w:rPr>
-        <w:t>Created Microsoft 365 self-service governance tools to manage:</w:t>
-      </w:r>
-    </w:p>
-    <w:p>
-      <w:pPr>
-        <w:pStyle w:val="ListParagraph"/>
-        <w:numPr>
-          <w:ilvl w:val="1"/>
-          <w:numId w:val="10"/>
-        </w:numPr>
-        <w:spacing w:before="100" w:beforeAutospacing="1" w:after="100" w:afterAutospacing="1" w:line="240" w:lineRule="auto"/>
-        <w:rPr>
-          <w:rFonts w:asciiTheme="majorHAnsi" w:eastAsia="Times New Roman" w:hAnsiTheme="majorHAnsi" w:cstheme="majorHAnsi"/>
-          <w:sz w:val="24"/>
-          <w:szCs w:val="24"/>
-          <w:lang w:val="en-IN" w:eastAsia="en-IN"/>
-        </w:rPr>
-      </w:pPr>
-      <w:r>
-        <w:rPr>
-          <w:rFonts w:asciiTheme="majorHAnsi" w:eastAsia="Times New Roman" w:hAnsiTheme="majorHAnsi" w:cstheme="majorHAnsi"/>
-          <w:sz w:val="24"/>
-          <w:szCs w:val="24"/>
-          <w:lang w:val="en-IN" w:eastAsia="en-IN"/>
-        </w:rPr>
-        <w:t>Temporary user access</w:t>
-      </w:r>
-    </w:p>
-    <w:p>
-      <w:pPr>
-        <w:pStyle w:val="ListParagraph"/>
-        <w:numPr>
-          <w:ilvl w:val="1"/>
-          <w:numId w:val="10"/>
-        </w:numPr>
-        <w:spacing w:before="100" w:beforeAutospacing="1" w:after="100" w:afterAutospacing="1" w:line="240" w:lineRule="auto"/>
-        <w:rPr>
-          <w:rFonts w:asciiTheme="majorHAnsi" w:eastAsia="Times New Roman" w:hAnsiTheme="majorHAnsi" w:cstheme="majorHAnsi"/>
-          <w:sz w:val="24"/>
-          <w:szCs w:val="24"/>
-          <w:lang w:val="en-IN" w:eastAsia="en-IN"/>
-        </w:rPr>
-      </w:pPr>
-      <w:r>
-        <w:rPr>
-          <w:rFonts w:asciiTheme="majorHAnsi" w:eastAsia="Times New Roman" w:hAnsiTheme="majorHAnsi" w:cstheme="majorHAnsi"/>
-          <w:sz w:val="24"/>
-          <w:szCs w:val="24"/>
-          <w:lang w:val="en-IN" w:eastAsia="en-IN"/>
-        </w:rPr>
-        <w:t>Custom scripting settings</w:t>
-      </w:r>
-    </w:p>
-    <w:p>
-      <w:pPr>
-        <w:pStyle w:val="ListParagraph"/>
-        <w:numPr>
-          <w:ilvl w:val="1"/>
-          <w:numId w:val="10"/>
-        </w:numPr>
-        <w:spacing w:before="100" w:beforeAutospacing="1" w:after="100" w:afterAutospacing="1" w:line="240" w:lineRule="auto"/>
-        <w:rPr>
-          <w:rFonts w:asciiTheme="majorHAnsi" w:eastAsia="Times New Roman" w:hAnsiTheme="majorHAnsi" w:cstheme="majorHAnsi"/>
-          <w:sz w:val="24"/>
-          <w:szCs w:val="24"/>
-          <w:lang w:val="en-IN" w:eastAsia="en-IN"/>
-        </w:rPr>
-      </w:pPr>
-      <w:r>
-        <w:rPr>
-          <w:rFonts w:asciiTheme="majorHAnsi" w:eastAsia="Times New Roman" w:hAnsiTheme="majorHAnsi" w:cstheme="majorHAnsi"/>
-          <w:sz w:val="24"/>
-          <w:szCs w:val="24"/>
-          <w:lang w:val="en-IN" w:eastAsia="en-IN"/>
-        </w:rPr>
-        <w:t>SharePoint site lock/unlock</w:t>
-      </w:r>
-    </w:p>
-    <w:p>
-      <w:pPr>
-        <w:pStyle w:val="ListParagraph"/>
-        <w:numPr>
-          <w:ilvl w:val="1"/>
-          <w:numId w:val="10"/>
-        </w:numPr>
-        <w:spacing w:before="100" w:beforeAutospacing="1" w:after="100" w:afterAutospacing="1" w:line="240" w:lineRule="auto"/>
-        <w:rPr>
-          <w:rFonts w:asciiTheme="majorHAnsi" w:eastAsia="Times New Roman" w:hAnsiTheme="majorHAnsi" w:cstheme="majorHAnsi"/>
-          <w:sz w:val="24"/>
-          <w:szCs w:val="24"/>
-          <w:lang w:val="en-IN" w:eastAsia="en-IN"/>
-        </w:rPr>
-      </w:pPr>
-      <w:r>
-        <w:rPr>
-          <w:rFonts w:asciiTheme="majorHAnsi" w:eastAsia="Times New Roman" w:hAnsiTheme="majorHAnsi" w:cstheme="majorHAnsi"/>
-          <w:sz w:val="24"/>
-          <w:szCs w:val="24"/>
-          <w:lang w:val="en-IN" w:eastAsia="en-IN"/>
-        </w:rPr>
-        <w:lastRenderedPageBreak/>
-        <w:t>Synchronization of site and Teams group owners</w:t>
+        <w:t>Created SharePoint lists, columns, and content types using out-of-the-box features to support structured data storage and access.</w:t>
       </w:r>
     </w:p>
     <w:p>
@@ -1485,107 +2682,7 @@
           <w:szCs w:val="24"/>
           <w:lang w:val="en-IN" w:eastAsia="en-IN"/>
         </w:rPr>
-        <w:t>Built Power BI dashboards for real-time tracking of:</w:t>
-      </w:r>
-    </w:p>
-    <w:p>
-      <w:pPr>
-        <w:pStyle w:val="ListParagraph"/>
-        <w:numPr>
-          <w:ilvl w:val="1"/>
-          <w:numId w:val="10"/>
-        </w:numPr>
-        <w:spacing w:before="100" w:beforeAutospacing="1" w:after="100" w:afterAutospacing="1" w:line="240" w:lineRule="auto"/>
-        <w:rPr>
-          <w:rFonts w:asciiTheme="majorHAnsi" w:eastAsia="Times New Roman" w:hAnsiTheme="majorHAnsi" w:cstheme="majorHAnsi"/>
-          <w:sz w:val="24"/>
-          <w:szCs w:val="24"/>
-          <w:lang w:val="en-IN" w:eastAsia="en-IN"/>
-        </w:rPr>
-      </w:pPr>
-      <w:r>
-        <w:rPr>
-          <w:rFonts w:asciiTheme="majorHAnsi" w:eastAsia="Times New Roman" w:hAnsiTheme="majorHAnsi" w:cstheme="majorHAnsi"/>
-          <w:sz w:val="24"/>
-          <w:szCs w:val="24"/>
-          <w:lang w:val="en-IN" w:eastAsia="en-IN"/>
-        </w:rPr>
-        <w:t>SharePoint/OneDrive migration progress</w:t>
-      </w:r>
-    </w:p>
-    <w:p>
-      <w:pPr>
-        <w:pStyle w:val="ListParagraph"/>
-        <w:numPr>
-          <w:ilvl w:val="1"/>
-          <w:numId w:val="10"/>
-        </w:numPr>
-        <w:spacing w:before="100" w:beforeAutospacing="1" w:after="100" w:afterAutospacing="1" w:line="240" w:lineRule="auto"/>
-        <w:rPr>
-          <w:rFonts w:asciiTheme="majorHAnsi" w:eastAsia="Times New Roman" w:hAnsiTheme="majorHAnsi" w:cstheme="majorHAnsi"/>
-          <w:sz w:val="24"/>
-          <w:szCs w:val="24"/>
-          <w:lang w:val="en-IN" w:eastAsia="en-IN"/>
-        </w:rPr>
-      </w:pPr>
-      <w:r>
-        <w:rPr>
-          <w:rFonts w:asciiTheme="majorHAnsi" w:eastAsia="Times New Roman" w:hAnsiTheme="majorHAnsi" w:cstheme="majorHAnsi"/>
-          <w:sz w:val="24"/>
-          <w:szCs w:val="24"/>
-          <w:lang w:val="en-IN" w:eastAsia="en-IN"/>
-        </w:rPr>
-        <w:t>Legacy workflow (InfoPath, SharePoint Designer) usage</w:t>
-      </w:r>
-    </w:p>
-    <w:p>
-      <w:pPr>
-        <w:pStyle w:val="ListParagraph"/>
-        <w:numPr>
-          <w:ilvl w:val="1"/>
-          <w:numId w:val="10"/>
-        </w:numPr>
-        <w:spacing w:before="100" w:beforeAutospacing="1" w:after="100" w:afterAutospacing="1" w:line="240" w:lineRule="auto"/>
-        <w:rPr>
-          <w:rFonts w:asciiTheme="majorHAnsi" w:eastAsia="Times New Roman" w:hAnsiTheme="majorHAnsi" w:cstheme="majorHAnsi"/>
-          <w:sz w:val="24"/>
-          <w:szCs w:val="24"/>
-          <w:lang w:val="en-IN" w:eastAsia="en-IN"/>
-        </w:rPr>
-      </w:pPr>
-      <w:r>
-        <w:rPr>
-          <w:rFonts w:asciiTheme="majorHAnsi" w:eastAsia="Times New Roman" w:hAnsiTheme="majorHAnsi" w:cstheme="majorHAnsi"/>
-          <w:sz w:val="24"/>
-          <w:szCs w:val="24"/>
-          <w:lang w:val="en-IN" w:eastAsia="en-IN"/>
-        </w:rPr>
-        <w:t>Power Platform readiness</w:t>
-      </w:r>
-    </w:p>
-    <w:p>
-      <w:pPr>
-        <w:pStyle w:val="ListParagraph"/>
-        <w:numPr>
-          <w:ilvl w:val="1"/>
-          <w:numId w:val="10"/>
-        </w:numPr>
-        <w:spacing w:before="100" w:beforeAutospacing="1" w:after="100" w:afterAutospacing="1" w:line="240" w:lineRule="auto"/>
-        <w:rPr>
-          <w:rFonts w:asciiTheme="majorHAnsi" w:eastAsia="Times New Roman" w:hAnsiTheme="majorHAnsi" w:cstheme="majorHAnsi"/>
-          <w:sz w:val="24"/>
-          <w:szCs w:val="24"/>
-          <w:lang w:val="en-IN" w:eastAsia="en-IN"/>
-        </w:rPr>
-      </w:pPr>
-      <w:r>
-        <w:rPr>
-          <w:rFonts w:asciiTheme="majorHAnsi" w:eastAsia="Times New Roman" w:hAnsiTheme="majorHAnsi" w:cstheme="majorHAnsi"/>
-          <w:sz w:val="24"/>
-          <w:szCs w:val="24"/>
-          <w:lang w:val="en-IN" w:eastAsia="en-IN"/>
-        </w:rPr>
-        <w:t>Admin metrics like orphaned users and DL visibility</w:t>
+        <w:t>Mapped Lotus Notes fields to SharePoint, including development of user mapping XML files to retain metadata integrity during migration.</w:t>
       </w:r>
     </w:p>
     <w:p>
@@ -1610,7 +2707,7 @@
           <w:szCs w:val="24"/>
           <w:lang w:val="en-IN" w:eastAsia="en-IN"/>
         </w:rPr>
-        <w:t>Collaborated with Microsoft Premier Support to resolve escalations across SharePoint Online, OneDrive, and Microsoft Teams.</w:t>
+        <w:t>Developed reusable migration jobs to automate and streamline the content transfer process, improving consistency and reducing manual effort.</w:t>
       </w:r>
     </w:p>
     <w:p>
@@ -1635,25 +2732,7 @@
           <w:szCs w:val="24"/>
           <w:lang w:val="en-IN" w:eastAsia="en-IN"/>
         </w:rPr>
-        <w:t xml:space="preserve">Automated Microsoft 365 tenant-level admin tasks such as orphaned user </w:t>
-      </w:r>
-      <w:r>
-        <w:rPr>
-          <w:rFonts w:asciiTheme="majorHAnsi" w:eastAsia="Times New Roman" w:hAnsiTheme="majorHAnsi" w:cstheme="majorHAnsi"/>
-          <w:sz w:val="24"/>
-          <w:szCs w:val="24"/>
-          <w:lang w:val="en-IN" w:eastAsia="en-IN"/>
-        </w:rPr>
-        <w:t>clean-up</w:t>
-      </w:r>
-      <w:r>
-        <w:rPr>
-          <w:rFonts w:asciiTheme="majorHAnsi" w:eastAsia="Times New Roman" w:hAnsiTheme="majorHAnsi" w:cstheme="majorHAnsi"/>
-          <w:sz w:val="24"/>
-          <w:szCs w:val="24"/>
-          <w:lang w:val="en-IN" w:eastAsia="en-IN"/>
-        </w:rPr>
-        <w:t>, DL updates, OneDrive ownership transfers, and GAL visibility settings.</w:t>
+        <w:t>Customized SharePoint list forms using JavaScript, jQuery, and SharePoint Designer to enhance UI/UX and form interactions.</w:t>
       </w:r>
     </w:p>
     <w:p>
@@ -1678,154 +2757,7 @@
           <w:szCs w:val="24"/>
           <w:lang w:val="en-IN" w:eastAsia="en-IN"/>
         </w:rPr>
-        <w:t>Drove operational efficiency and compliance through proactive lifecycle management, data governance automation, and standardized infrastructure practices.</w:t>
-      </w:r>
-    </w:p>
-    <w:p>
-      <w:pPr>
-        <w:pStyle w:val="Heading3"/>
-        <w:rPr>
-          <w:rStyle w:val="Strong"/>
-          <w:rFonts w:cstheme="majorHAnsi"/>
-        </w:rPr>
-      </w:pPr>
-      <w:r>
-        <w:rPr>
-          <w:rStyle w:val="Strong"/>
-          <w:rFonts w:cstheme="majorHAnsi"/>
-        </w:rPr>
-        <w:t>Project: OA</w:t>
-      </w:r>
-      <w:r>
-        <w:rPr>
-          <w:rStyle w:val="Strong"/>
-          <w:rFonts w:cstheme="majorHAnsi"/>
-        </w:rPr>
-        <w:t>I-Sys SharePoint</w:t>
-      </w:r>
-    </w:p>
-    <w:p>
-      <w:pPr>
-        <w:pStyle w:val="NoSpacing"/>
-        <w:rPr>
-          <w:rFonts w:asciiTheme="majorHAnsi" w:hAnsiTheme="majorHAnsi" w:cstheme="majorHAnsi"/>
-        </w:rPr>
-      </w:pPr>
-      <w:r>
-        <w:rPr>
-          <w:rStyle w:val="Strong"/>
-          <w:rFonts w:asciiTheme="majorHAnsi" w:hAnsiTheme="majorHAnsi" w:cstheme="majorHAnsi"/>
-        </w:rPr>
-        <w:t>Client</w:t>
-      </w:r>
-      <w:r>
-        <w:rPr>
-          <w:rFonts w:asciiTheme="majorHAnsi" w:hAnsiTheme="majorHAnsi" w:cstheme="majorHAnsi"/>
-        </w:rPr>
-        <w:t>: Travelers Insurance</w:t>
-      </w:r>
-    </w:p>
-    <w:p>
-      <w:pPr>
-        <w:pStyle w:val="NoSpacing"/>
-        <w:rPr>
-          <w:rFonts w:asciiTheme="majorHAnsi" w:hAnsiTheme="majorHAnsi" w:cstheme="majorHAnsi"/>
-        </w:rPr>
-      </w:pPr>
-      <w:r>
-        <w:rPr>
-          <w:rStyle w:val="Strong"/>
-          <w:rFonts w:asciiTheme="majorHAnsi" w:hAnsiTheme="majorHAnsi" w:cstheme="majorHAnsi"/>
-        </w:rPr>
-        <w:t>Role</w:t>
-      </w:r>
-      <w:r>
-        <w:rPr>
-          <w:rFonts w:asciiTheme="majorHAnsi" w:hAnsiTheme="majorHAnsi" w:cstheme="majorHAnsi"/>
-        </w:rPr>
-        <w:t>: SharePoint Migration Specialist | PowerShell Developer</w:t>
-      </w:r>
-      <w:r>
-        <w:rPr>
-          <w:rFonts w:asciiTheme="majorHAnsi" w:hAnsiTheme="majorHAnsi" w:cstheme="majorHAnsi"/>
-        </w:rPr>
-        <w:br/>
-      </w:r>
-      <w:r>
-        <w:rPr>
-          <w:rStyle w:val="Strong"/>
-          <w:rFonts w:asciiTheme="majorHAnsi" w:hAnsiTheme="majorHAnsi" w:cstheme="majorHAnsi"/>
-        </w:rPr>
-        <w:t>Duration</w:t>
-      </w:r>
-      <w:r>
-        <w:rPr>
-          <w:rFonts w:asciiTheme="majorHAnsi" w:hAnsiTheme="majorHAnsi" w:cstheme="majorHAnsi"/>
-        </w:rPr>
-        <w:t>: March 2018 – December 2019</w:t>
-      </w:r>
-    </w:p>
-    <w:p>
-      <w:pPr>
-        <w:pStyle w:val="NoSpacing"/>
-        <w:rPr>
-          <w:rFonts w:asciiTheme="majorHAnsi" w:hAnsiTheme="majorHAnsi" w:cstheme="majorHAnsi"/>
-        </w:rPr>
-      </w:pPr>
-      <w:r>
-        <w:rPr>
-          <w:rFonts w:asciiTheme="majorHAnsi" w:hAnsiTheme="majorHAnsi" w:cstheme="majorHAnsi"/>
-          <w:b/>
-          <w:bCs/>
-        </w:rPr>
-        <w:t>Description</w:t>
-      </w:r>
-      <w:r>
-        <w:rPr>
-          <w:rFonts w:asciiTheme="majorHAnsi" w:hAnsiTheme="majorHAnsi" w:cstheme="majorHAnsi"/>
-        </w:rPr>
-        <w:t>: Migrated departmental sites from SharePoint 2013 to 2016 to enhance knowledge sharing, streamline document management, and improve platform performance and security.</w:t>
-      </w:r>
-      <w:r>
-        <w:rPr>
-          <w:rFonts w:asciiTheme="majorHAnsi" w:hAnsiTheme="majorHAnsi" w:cstheme="majorHAnsi"/>
-        </w:rPr>
-        <w:br/>
-      </w:r>
-      <w:r>
-        <w:rPr>
-          <w:rStyle w:val="Strong"/>
-          <w:rFonts w:asciiTheme="majorHAnsi" w:hAnsiTheme="majorHAnsi" w:cstheme="majorHAnsi"/>
-        </w:rPr>
-        <w:t>Technologies</w:t>
-      </w:r>
-      <w:r>
-        <w:rPr>
-          <w:rFonts w:asciiTheme="majorHAnsi" w:hAnsiTheme="majorHAnsi" w:cstheme="majorHAnsi"/>
-        </w:rPr>
-        <w:t>: SharePoint 2016, SharePoint Online, PowerShell, Power Automate, Power BI, Microsoft Teams, Office 365</w:t>
-      </w:r>
-      <w:r>
-        <w:rPr>
-          <w:rFonts w:asciiTheme="majorHAnsi" w:hAnsiTheme="majorHAnsi" w:cstheme="majorHAnsi"/>
-        </w:rPr>
-        <w:t>, SVN</w:t>
-      </w:r>
-    </w:p>
-    <w:p>
-      <w:pPr>
-        <w:pStyle w:val="Heading4"/>
-        <w:rPr>
-          <w:rStyle w:val="Strong"/>
-          <w:rFonts w:cstheme="majorHAnsi"/>
-        </w:rPr>
-      </w:pPr>
-      <w:r>
-        <w:rPr>
-          <w:rStyle w:val="Strong"/>
-          <w:rFonts w:cstheme="majorHAnsi"/>
-        </w:rPr>
-        <w:t>Key Responsibilities &amp; Achievements:</w:t>
+        <w:t>Designed and implemented custom CSS and alternate style sheets to align the SharePoint interface with corporate branding.</w:t>
       </w:r>
     </w:p>
     <w:p>
@@ -1850,7 +2782,7 @@
           <w:szCs w:val="24"/>
           <w:lang w:val="en-IN" w:eastAsia="en-IN"/>
         </w:rPr>
-        <w:t>Managed the migration of content and code from SharePoint 2013 to SharePoint 2016, ensuring seamless content transfer, user access, and site structure integrity.</w:t>
+        <w:t>Modified default master pages using SharePoint Designer to deliver a consistent and branded user experience.</w:t>
       </w:r>
     </w:p>
     <w:p>
@@ -1875,7 +2807,8 @@
           <w:szCs w:val="24"/>
           <w:lang w:val="en-IN" w:eastAsia="en-IN"/>
         </w:rPr>
-        <w:t>Automated key migration tasks using PowerShell scripts, reducing manual effort and ensuring smooth transition of site collections, content libraries, workflows, and custom code.</w:t>
+        <w:lastRenderedPageBreak/>
+        <w:t>Created Event Receivers to auto-generate article IDs based on predefined logic, ensuring unique and trackable content entries.</w:t>
       </w:r>
     </w:p>
     <w:p>
@@ -1900,107 +2833,7 @@
           <w:szCs w:val="24"/>
           <w:lang w:val="en-IN" w:eastAsia="en-IN"/>
         </w:rPr>
-        <w:t>Developed and implemented custom Power Automate workflows to simplify approval processes and notifications for content migration and user permissions updates.</w:t>
-      </w:r>
-    </w:p>
-    <w:p>
-      <w:pPr>
-        <w:pStyle w:val="ListParagraph"/>
-        <w:numPr>
-          <w:ilvl w:val="0"/>
-          <w:numId w:val="10"/>
-        </w:numPr>
-        <w:spacing w:before="100" w:beforeAutospacing="1" w:after="100" w:afterAutospacing="1" w:line="240" w:lineRule="auto"/>
-        <w:rPr>
-          <w:rFonts w:asciiTheme="majorHAnsi" w:eastAsia="Times New Roman" w:hAnsiTheme="majorHAnsi" w:cstheme="majorHAnsi"/>
-          <w:sz w:val="24"/>
-          <w:szCs w:val="24"/>
-          <w:lang w:val="en-IN" w:eastAsia="en-IN"/>
-        </w:rPr>
-      </w:pPr>
-      <w:r>
-        <w:rPr>
-          <w:rFonts w:asciiTheme="majorHAnsi" w:eastAsia="Times New Roman" w:hAnsiTheme="majorHAnsi" w:cstheme="majorHAnsi"/>
-          <w:sz w:val="24"/>
-          <w:szCs w:val="24"/>
-          <w:lang w:val="en-IN" w:eastAsia="en-IN"/>
-        </w:rPr>
-        <w:t>Handled site governance by creating and managing policies for site creation, ownership, and permissions using SharePoint Online features and PowerShell scripts.</w:t>
-      </w:r>
-    </w:p>
-    <w:p>
-      <w:pPr>
-        <w:pStyle w:val="ListParagraph"/>
-        <w:numPr>
-          <w:ilvl w:val="0"/>
-          <w:numId w:val="10"/>
-        </w:numPr>
-        <w:spacing w:before="100" w:beforeAutospacing="1" w:after="100" w:afterAutospacing="1" w:line="240" w:lineRule="auto"/>
-        <w:rPr>
-          <w:rFonts w:asciiTheme="majorHAnsi" w:eastAsia="Times New Roman" w:hAnsiTheme="majorHAnsi" w:cstheme="majorHAnsi"/>
-          <w:sz w:val="24"/>
-          <w:szCs w:val="24"/>
-          <w:lang w:val="en-IN" w:eastAsia="en-IN"/>
-        </w:rPr>
-      </w:pPr>
-      <w:r>
-        <w:rPr>
-          <w:rFonts w:asciiTheme="majorHAnsi" w:eastAsia="Times New Roman" w:hAnsiTheme="majorHAnsi" w:cstheme="majorHAnsi"/>
-          <w:sz w:val="24"/>
-          <w:szCs w:val="24"/>
-          <w:lang w:val="en-IN" w:eastAsia="en-IN"/>
-        </w:rPr>
-        <w:t>Collaborated with Microsoft Teams to resolve bugs and provide support for clients migrating from SharePoint 2013 to SharePoint 2016.</w:t>
-      </w:r>
-    </w:p>
-    <w:p>
-      <w:pPr>
-        <w:pStyle w:val="ListParagraph"/>
-        <w:numPr>
-          <w:ilvl w:val="0"/>
-          <w:numId w:val="10"/>
-        </w:numPr>
-        <w:spacing w:before="100" w:beforeAutospacing="1" w:after="100" w:afterAutospacing="1" w:line="240" w:lineRule="auto"/>
-        <w:rPr>
-          <w:rFonts w:asciiTheme="majorHAnsi" w:eastAsia="Times New Roman" w:hAnsiTheme="majorHAnsi" w:cstheme="majorHAnsi"/>
-          <w:sz w:val="24"/>
-          <w:szCs w:val="24"/>
-          <w:lang w:val="en-IN" w:eastAsia="en-IN"/>
-        </w:rPr>
-      </w:pPr>
-      <w:r>
-        <w:rPr>
-          <w:rFonts w:asciiTheme="majorHAnsi" w:eastAsia="Times New Roman" w:hAnsiTheme="majorHAnsi" w:cstheme="majorHAnsi"/>
-          <w:sz w:val="24"/>
-          <w:szCs w:val="24"/>
-          <w:lang w:val="en-IN" w:eastAsia="en-IN"/>
-        </w:rPr>
-        <w:t>Created and maintained Power BI reports to track migration progress, providing insights into the status of migrated content, workflows, and security configurations.</w:t>
-      </w:r>
-    </w:p>
-    <w:p>
-      <w:pPr>
-        <w:pStyle w:val="ListParagraph"/>
-        <w:numPr>
-          <w:ilvl w:val="0"/>
-          <w:numId w:val="7"/>
-        </w:numPr>
-        <w:spacing w:before="100" w:beforeAutospacing="1" w:after="100" w:afterAutospacing="1" w:line="240" w:lineRule="auto"/>
-        <w:rPr>
-          <w:rFonts w:asciiTheme="majorHAnsi" w:eastAsia="Times New Roman" w:hAnsiTheme="majorHAnsi" w:cstheme="majorHAnsi"/>
-          <w:sz w:val="24"/>
-          <w:szCs w:val="24"/>
-          <w:lang w:val="en-IN" w:eastAsia="en-IN"/>
-        </w:rPr>
-      </w:pPr>
-      <w:r>
-        <w:rPr>
-          <w:rFonts w:asciiTheme="majorHAnsi" w:eastAsia="Times New Roman" w:hAnsiTheme="majorHAnsi" w:cstheme="majorHAnsi"/>
-          <w:sz w:val="24"/>
-          <w:szCs w:val="24"/>
-          <w:lang w:val="en-IN" w:eastAsia="en-IN"/>
-        </w:rPr>
-        <w:t>Delivered user training and provided ongoing support during and after migration to ensure smooth adoption and operation of SharePoint 2016.</w:t>
+        <w:t>Developed custom Web Parts to display “Recent” and “Popular” articles, enhancing knowledge base accessibility and user engagement.</w:t>
       </w:r>
     </w:p>
     <w:p>
@@ -2017,8 +2850,7 @@
           <w:rStyle w:val="Strong"/>
           <w:rFonts w:cstheme="majorHAnsi"/>
         </w:rPr>
-        <w:lastRenderedPageBreak/>
-        <w:t>Capgemini Technology Services India Ltd.</w:t>
+        <w:t>Dell International Services Pvt Ltd.</w:t>
       </w:r>
       <w:r>
         <w:rPr>
@@ -2026,7 +2858,14 @@
           <w:b w:val="0"/>
           <w:bCs w:val="0"/>
         </w:rPr>
-        <w:t xml:space="preserve"> — Hyderabad, India</w:t>
+        <w:t xml:space="preserve"> —</w:t>
+      </w:r>
+      <w:r>
+        <w:rPr>
+          <w:rStyle w:val="Strong"/>
+          <w:rFonts w:cstheme="majorHAnsi"/>
+        </w:rPr>
+        <w:t xml:space="preserve"> Bangalore, India</w:t>
       </w:r>
     </w:p>
     <w:p>
@@ -2038,1022 +2877,37 @@
       </w:pPr>
       <w:r>
         <w:rPr>
+          <w:rFonts w:asciiTheme="majorHAnsi" w:hAnsiTheme="majorHAnsi" w:cstheme="majorHAnsi"/>
+          <w:b/>
+          <w:bCs/>
+        </w:rPr>
+        <w:t>Software Development Analyst</w:t>
+      </w:r>
+      <w:r>
+        <w:rPr>
+          <w:rFonts w:asciiTheme="majorHAnsi" w:hAnsiTheme="majorHAnsi" w:cstheme="majorHAnsi"/>
+          <w:b/>
+          <w:bCs/>
+        </w:rPr>
+        <w:br/>
+      </w:r>
+      <w:r>
+        <w:rPr>
           <w:rStyle w:val="Strong"/>
           <w:rFonts w:asciiTheme="majorHAnsi" w:hAnsiTheme="majorHAnsi" w:cstheme="majorHAnsi"/>
         </w:rPr>
-        <w:t>Consultant to Senior Consultant</w:t>
-      </w:r>
-      <w:r>
-        <w:rPr>
-          <w:rFonts w:asciiTheme="majorHAnsi" w:hAnsiTheme="majorHAnsi" w:cstheme="majorHAnsi"/>
-        </w:rPr>
-        <w:br/>
-      </w:r>
-      <w:r>
-        <w:rPr>
-          <w:rStyle w:val="Strong"/>
-          <w:rFonts w:asciiTheme="majorHAnsi" w:hAnsiTheme="majorHAnsi" w:cstheme="majorHAnsi"/>
-        </w:rPr>
-        <w:t>Duration</w:t>
-      </w:r>
-      <w:r>
-        <w:rPr>
-          <w:rFonts w:asciiTheme="majorHAnsi" w:hAnsiTheme="majorHAnsi" w:cstheme="majorHAnsi"/>
-        </w:rPr>
-        <w:t>:</w:t>
-      </w:r>
-      <w:r>
-        <w:rPr>
-          <w:rFonts w:asciiTheme="majorHAnsi" w:hAnsiTheme="majorHAnsi" w:cstheme="majorHAnsi"/>
-        </w:rPr>
-        <w:t xml:space="preserve"> November 2014 – July 2017</w:t>
+        <w:t>Duration:</w:t>
+      </w:r>
+      <w:r>
+        <w:rPr>
+          <w:rFonts w:asciiTheme="majorHAnsi" w:hAnsiTheme="majorHAnsi" w:cstheme="majorHAnsi"/>
+        </w:rPr>
+        <w:t xml:space="preserve"> November 2012 – October 2014</w:t>
       </w:r>
     </w:p>
     <w:p>
       <w:pPr>
         <w:pStyle w:val="Heading3"/>
-        <w:rPr>
-          <w:rStyle w:val="Strong"/>
-          <w:rFonts w:cstheme="majorHAnsi"/>
-        </w:rPr>
-      </w:pPr>
-      <w:r>
-        <w:rPr>
-          <w:rStyle w:val="Strong"/>
-          <w:rFonts w:cstheme="majorHAnsi"/>
-        </w:rPr>
-        <w:t>Project: Statoil ASA</w:t>
-      </w:r>
-    </w:p>
-    <w:p>
-      <w:pPr>
-        <w:pStyle w:val="NoSpacing"/>
-        <w:rPr>
-          <w:rFonts w:asciiTheme="majorHAnsi" w:hAnsiTheme="majorHAnsi" w:cstheme="majorHAnsi"/>
-        </w:rPr>
-      </w:pPr>
-      <w:r>
-        <w:rPr>
-          <w:rStyle w:val="Strong"/>
-          <w:rFonts w:asciiTheme="majorHAnsi" w:hAnsiTheme="majorHAnsi" w:cstheme="majorHAnsi"/>
-        </w:rPr>
-        <w:t>Client</w:t>
-      </w:r>
-      <w:r>
-        <w:rPr>
-          <w:rFonts w:asciiTheme="majorHAnsi" w:hAnsiTheme="majorHAnsi" w:cstheme="majorHAnsi"/>
-        </w:rPr>
-        <w:t xml:space="preserve">: </w:t>
-      </w:r>
-      <w:r>
-        <w:rPr>
-          <w:rStyle w:val="Strong"/>
-          <w:rFonts w:asciiTheme="majorHAnsi" w:hAnsiTheme="majorHAnsi" w:cstheme="majorHAnsi"/>
-          <w:b w:val="0"/>
-          <w:bCs w:val="0"/>
-        </w:rPr>
-        <w:t>Statoil</w:t>
-      </w:r>
-    </w:p>
-    <w:p>
-      <w:pPr>
-        <w:pStyle w:val="NoSpacing"/>
-        <w:rPr>
-          <w:rFonts w:asciiTheme="majorHAnsi" w:hAnsiTheme="majorHAnsi" w:cstheme="majorHAnsi"/>
-        </w:rPr>
-      </w:pPr>
-      <w:r>
-        <w:rPr>
-          <w:rStyle w:val="Strong"/>
-          <w:rFonts w:asciiTheme="majorHAnsi" w:hAnsiTheme="majorHAnsi" w:cstheme="majorHAnsi"/>
-        </w:rPr>
-        <w:t>Role</w:t>
-      </w:r>
-      <w:r>
-        <w:rPr>
-          <w:rFonts w:asciiTheme="majorHAnsi" w:hAnsiTheme="majorHAnsi" w:cstheme="majorHAnsi"/>
-        </w:rPr>
-        <w:t xml:space="preserve">: SharePoint Senior Consultant </w:t>
-      </w:r>
-    </w:p>
-    <w:p>
-      <w:pPr>
-        <w:pStyle w:val="NoSpacing"/>
-        <w:rPr>
-          <w:rFonts w:asciiTheme="majorHAnsi" w:hAnsiTheme="majorHAnsi" w:cstheme="majorHAnsi"/>
-        </w:rPr>
-      </w:pPr>
-      <w:r>
-        <w:rPr>
-          <w:rStyle w:val="Strong"/>
-          <w:rFonts w:asciiTheme="majorHAnsi" w:hAnsiTheme="majorHAnsi" w:cstheme="majorHAnsi"/>
-        </w:rPr>
-        <w:t>Project Duration</w:t>
-      </w:r>
-      <w:r>
-        <w:rPr>
-          <w:rFonts w:asciiTheme="majorHAnsi" w:hAnsiTheme="majorHAnsi" w:cstheme="majorHAnsi"/>
-        </w:rPr>
-        <w:t>: April 2015 – June 2017</w:t>
-      </w:r>
-    </w:p>
-    <w:p>
-      <w:pPr>
-        <w:pStyle w:val="NoSpacing"/>
-        <w:rPr>
-          <w:rFonts w:asciiTheme="majorHAnsi" w:hAnsiTheme="majorHAnsi" w:cstheme="majorHAnsi"/>
-        </w:rPr>
-      </w:pPr>
-      <w:r>
-        <w:rPr>
-          <w:rFonts w:asciiTheme="majorHAnsi" w:hAnsiTheme="majorHAnsi" w:cstheme="majorHAnsi"/>
-          <w:b/>
-          <w:bCs/>
-        </w:rPr>
-        <w:t xml:space="preserve">Description: </w:t>
-      </w:r>
-      <w:r>
-        <w:rPr>
-          <w:rFonts w:asciiTheme="majorHAnsi" w:hAnsiTheme="majorHAnsi" w:cstheme="majorHAnsi"/>
-        </w:rPr>
-        <w:t>Statoil used SharePoint for internal and external portals to manage department-level documents with different security levels. The project focused on content migration using Metalogix, site provisioning enhancements, and building SharePoint apps hosted in Azure to support document management and collaboration.</w:t>
-      </w:r>
-      <w:r>
-        <w:rPr>
-          <w:rFonts w:asciiTheme="majorHAnsi" w:hAnsiTheme="majorHAnsi" w:cstheme="majorHAnsi"/>
-        </w:rPr>
-        <w:br/>
-      </w:r>
-      <w:r>
-        <w:rPr>
-          <w:rStyle w:val="Strong"/>
-          <w:rFonts w:asciiTheme="majorHAnsi" w:hAnsiTheme="majorHAnsi" w:cstheme="majorHAnsi"/>
-        </w:rPr>
-        <w:t>Technologies</w:t>
-      </w:r>
-      <w:r>
-        <w:rPr>
-          <w:rFonts w:asciiTheme="majorHAnsi" w:hAnsiTheme="majorHAnsi" w:cstheme="majorHAnsi"/>
-        </w:rPr>
-        <w:t>: SharePoint Online, SharePoint 2013, SharePoint 2010, Metalogix, Azure, Visual Studio 2013, TFS</w:t>
-      </w:r>
-    </w:p>
-    <w:p>
-      <w:pPr>
-        <w:pStyle w:val="Heading4"/>
-        <w:rPr>
-          <w:rStyle w:val="Strong"/>
-          <w:rFonts w:cstheme="majorHAnsi"/>
-        </w:rPr>
-      </w:pPr>
-      <w:r>
-        <w:rPr>
-          <w:rStyle w:val="Strong"/>
-          <w:rFonts w:cstheme="majorHAnsi"/>
-        </w:rPr>
-        <w:t>Key Responsibilities &amp; Achievements:</w:t>
-      </w:r>
-    </w:p>
-    <w:p>
-      <w:pPr>
-        <w:numPr>
-          <w:ilvl w:val="0"/>
-          <w:numId w:val="8"/>
-        </w:numPr>
-        <w:spacing w:before="100" w:beforeAutospacing="1" w:after="100" w:afterAutospacing="1" w:line="240" w:lineRule="auto"/>
-        <w:rPr>
-          <w:rFonts w:asciiTheme="majorHAnsi" w:hAnsiTheme="majorHAnsi" w:cstheme="majorHAnsi"/>
-        </w:rPr>
-      </w:pPr>
-      <w:r>
-        <w:rPr>
-          <w:rFonts w:asciiTheme="majorHAnsi" w:hAnsiTheme="majorHAnsi" w:cstheme="majorHAnsi"/>
-        </w:rPr>
-        <w:t>Guided and supported a team, helping them understand the best ways to work with SharePoint and complete migration tasks smoothly, leading to a successful project.</w:t>
-      </w:r>
-    </w:p>
-    <w:p>
-      <w:pPr>
-        <w:pStyle w:val="ListParagraph"/>
-        <w:numPr>
-          <w:ilvl w:val="0"/>
-          <w:numId w:val="8"/>
-        </w:numPr>
-        <w:spacing w:before="100" w:beforeAutospacing="1" w:after="100" w:afterAutospacing="1" w:line="240" w:lineRule="auto"/>
-        <w:rPr>
-          <w:rFonts w:asciiTheme="majorHAnsi" w:eastAsia="Times New Roman" w:hAnsiTheme="majorHAnsi" w:cstheme="majorHAnsi"/>
-          <w:sz w:val="24"/>
-          <w:szCs w:val="24"/>
-          <w:lang w:val="en-IN" w:eastAsia="en-IN"/>
-        </w:rPr>
-      </w:pPr>
-      <w:r>
-        <w:rPr>
-          <w:rFonts w:asciiTheme="majorHAnsi" w:eastAsia="Times New Roman" w:hAnsiTheme="majorHAnsi" w:cstheme="majorHAnsi"/>
-          <w:sz w:val="24"/>
-          <w:szCs w:val="24"/>
-          <w:lang w:val="en-IN" w:eastAsia="en-IN"/>
-        </w:rPr>
-        <w:t>Managed weekly timesheet tracking for the team, ensuring accurate and timely submissions in line with project deadlines and client requirements.</w:t>
-      </w:r>
-    </w:p>
-    <w:p>
-      <w:pPr>
-        <w:pStyle w:val="ListParagraph"/>
-        <w:numPr>
-          <w:ilvl w:val="0"/>
-          <w:numId w:val="8"/>
-        </w:numPr>
-        <w:spacing w:before="100" w:beforeAutospacing="1" w:after="100" w:afterAutospacing="1" w:line="240" w:lineRule="auto"/>
-        <w:rPr>
-          <w:rFonts w:asciiTheme="majorHAnsi" w:eastAsia="Times New Roman" w:hAnsiTheme="majorHAnsi" w:cstheme="majorHAnsi"/>
-          <w:sz w:val="24"/>
-          <w:szCs w:val="24"/>
-          <w:lang w:val="en-IN" w:eastAsia="en-IN"/>
-        </w:rPr>
-      </w:pPr>
-      <w:r>
-        <w:rPr>
-          <w:rFonts w:asciiTheme="majorHAnsi" w:eastAsia="Times New Roman" w:hAnsiTheme="majorHAnsi" w:cstheme="majorHAnsi"/>
-          <w:sz w:val="24"/>
-          <w:szCs w:val="24"/>
-          <w:lang w:val="en-IN" w:eastAsia="en-IN"/>
-        </w:rPr>
-        <w:t>Coordinated and monitored the completion of mandatory training sessions for the team, ensuring compliance with internal and external training requirements.</w:t>
-      </w:r>
-    </w:p>
-    <w:p>
-      <w:pPr>
-        <w:numPr>
-          <w:ilvl w:val="0"/>
-          <w:numId w:val="8"/>
-        </w:numPr>
-        <w:spacing w:before="100" w:beforeAutospacing="1" w:after="100" w:afterAutospacing="1" w:line="240" w:lineRule="auto"/>
-        <w:rPr>
-          <w:rFonts w:asciiTheme="majorHAnsi" w:hAnsiTheme="majorHAnsi" w:cstheme="majorHAnsi"/>
-        </w:rPr>
-      </w:pPr>
-      <w:r>
-        <w:rPr>
-          <w:rFonts w:asciiTheme="majorHAnsi" w:hAnsiTheme="majorHAnsi" w:cstheme="majorHAnsi"/>
-        </w:rPr>
-        <w:t xml:space="preserve">Developed and deployed </w:t>
-      </w:r>
-      <w:r>
-        <w:rPr>
-          <w:rStyle w:val="Strong"/>
-          <w:rFonts w:asciiTheme="majorHAnsi" w:hAnsiTheme="majorHAnsi" w:cstheme="majorHAnsi"/>
-          <w:b w:val="0"/>
-          <w:bCs w:val="0"/>
-        </w:rPr>
-        <w:t>Azure Web Jobs</w:t>
-      </w:r>
-      <w:r>
-        <w:rPr>
-          <w:rFonts w:asciiTheme="majorHAnsi" w:hAnsiTheme="majorHAnsi" w:cstheme="majorHAnsi"/>
-        </w:rPr>
-        <w:t xml:space="preserve"> for </w:t>
-      </w:r>
-      <w:r>
-        <w:rPr>
-          <w:rStyle w:val="Strong"/>
-          <w:rFonts w:asciiTheme="majorHAnsi" w:hAnsiTheme="majorHAnsi" w:cstheme="majorHAnsi"/>
-          <w:b w:val="0"/>
-          <w:bCs w:val="0"/>
-        </w:rPr>
-        <w:t>Office 365 SharePoint Online</w:t>
-      </w:r>
-      <w:r>
-        <w:rPr>
-          <w:rFonts w:asciiTheme="majorHAnsi" w:hAnsiTheme="majorHAnsi" w:cstheme="majorHAnsi"/>
-        </w:rPr>
-        <w:t xml:space="preserve"> to automate background tasks and manage job execution in cloud environments.</w:t>
-      </w:r>
-    </w:p>
-    <w:p>
-      <w:pPr>
-        <w:numPr>
-          <w:ilvl w:val="0"/>
-          <w:numId w:val="8"/>
-        </w:numPr>
-        <w:spacing w:before="100" w:beforeAutospacing="1" w:after="100" w:afterAutospacing="1" w:line="240" w:lineRule="auto"/>
-        <w:rPr>
-          <w:rFonts w:asciiTheme="majorHAnsi" w:hAnsiTheme="majorHAnsi" w:cstheme="majorHAnsi"/>
-        </w:rPr>
-      </w:pPr>
-      <w:r>
-        <w:rPr>
-          <w:rFonts w:asciiTheme="majorHAnsi" w:hAnsiTheme="majorHAnsi" w:cstheme="majorHAnsi"/>
-        </w:rPr>
-        <w:t xml:space="preserve">Worked on the development of </w:t>
-      </w:r>
-      <w:r>
-        <w:rPr>
-          <w:rStyle w:val="Strong"/>
-          <w:rFonts w:asciiTheme="majorHAnsi" w:hAnsiTheme="majorHAnsi" w:cstheme="majorHAnsi"/>
-          <w:b w:val="0"/>
-          <w:bCs w:val="0"/>
-        </w:rPr>
-        <w:t>SharePoint-hosted apps</w:t>
-      </w:r>
-      <w:r>
-        <w:rPr>
-          <w:rFonts w:asciiTheme="majorHAnsi" w:hAnsiTheme="majorHAnsi" w:cstheme="majorHAnsi"/>
-        </w:rPr>
-        <w:t xml:space="preserve"> and </w:t>
-      </w:r>
-      <w:r>
-        <w:rPr>
-          <w:rStyle w:val="Strong"/>
-          <w:rFonts w:asciiTheme="majorHAnsi" w:hAnsiTheme="majorHAnsi" w:cstheme="majorHAnsi"/>
-          <w:b w:val="0"/>
-          <w:bCs w:val="0"/>
-        </w:rPr>
-        <w:t>Provider-hosted apps</w:t>
-      </w:r>
-      <w:r>
-        <w:rPr>
-          <w:rFonts w:asciiTheme="majorHAnsi" w:hAnsiTheme="majorHAnsi" w:cstheme="majorHAnsi"/>
-        </w:rPr>
-        <w:t xml:space="preserve"> for </w:t>
-      </w:r>
-      <w:r>
-        <w:rPr>
-          <w:rStyle w:val="Strong"/>
-          <w:rFonts w:asciiTheme="majorHAnsi" w:hAnsiTheme="majorHAnsi" w:cstheme="majorHAnsi"/>
-          <w:b w:val="0"/>
-          <w:bCs w:val="0"/>
-        </w:rPr>
-        <w:t>SharePoint Online</w:t>
-      </w:r>
-      <w:r>
-        <w:rPr>
-          <w:rFonts w:asciiTheme="majorHAnsi" w:hAnsiTheme="majorHAnsi" w:cstheme="majorHAnsi"/>
-        </w:rPr>
-        <w:t>, integrating them with Azure services.</w:t>
-      </w:r>
-    </w:p>
-    <w:p>
-      <w:pPr>
-        <w:numPr>
-          <w:ilvl w:val="0"/>
-          <w:numId w:val="8"/>
-        </w:numPr>
-        <w:spacing w:before="100" w:beforeAutospacing="1" w:after="100" w:afterAutospacing="1" w:line="240" w:lineRule="auto"/>
-        <w:rPr>
-          <w:rFonts w:asciiTheme="majorHAnsi" w:hAnsiTheme="majorHAnsi" w:cstheme="majorHAnsi"/>
-        </w:rPr>
-      </w:pPr>
-      <w:r>
-        <w:rPr>
-          <w:rFonts w:asciiTheme="majorHAnsi" w:hAnsiTheme="majorHAnsi" w:cstheme="majorHAnsi"/>
-        </w:rPr>
-        <w:t xml:space="preserve">Utilized </w:t>
-      </w:r>
-      <w:r>
-        <w:rPr>
-          <w:rStyle w:val="Strong"/>
-          <w:rFonts w:asciiTheme="majorHAnsi" w:hAnsiTheme="majorHAnsi" w:cstheme="majorHAnsi"/>
-          <w:b w:val="0"/>
-          <w:bCs w:val="0"/>
-        </w:rPr>
-        <w:t>Metalogix Content Matrix</w:t>
-      </w:r>
-      <w:r>
-        <w:rPr>
-          <w:rFonts w:asciiTheme="majorHAnsi" w:hAnsiTheme="majorHAnsi" w:cstheme="majorHAnsi"/>
-        </w:rPr>
-        <w:t xml:space="preserve"> to migrate </w:t>
-      </w:r>
-      <w:r>
-        <w:rPr>
-          <w:rStyle w:val="Strong"/>
-          <w:rFonts w:asciiTheme="majorHAnsi" w:hAnsiTheme="majorHAnsi" w:cstheme="majorHAnsi"/>
-          <w:b w:val="0"/>
-          <w:bCs w:val="0"/>
-        </w:rPr>
-        <w:t>pages, lists</w:t>
-      </w:r>
-      <w:r>
-        <w:rPr>
-          <w:rFonts w:asciiTheme="majorHAnsi" w:hAnsiTheme="majorHAnsi" w:cstheme="majorHAnsi"/>
-        </w:rPr>
-        <w:t xml:space="preserve">, and </w:t>
-      </w:r>
-      <w:r>
-        <w:rPr>
-          <w:rStyle w:val="Strong"/>
-          <w:rFonts w:asciiTheme="majorHAnsi" w:hAnsiTheme="majorHAnsi" w:cstheme="majorHAnsi"/>
-          <w:b w:val="0"/>
-          <w:bCs w:val="0"/>
-        </w:rPr>
-        <w:t>content types</w:t>
-      </w:r>
-      <w:r>
-        <w:rPr>
-          <w:rFonts w:asciiTheme="majorHAnsi" w:hAnsiTheme="majorHAnsi" w:cstheme="majorHAnsi"/>
-        </w:rPr>
-        <w:t xml:space="preserve"> from an existing legacy SharePoint farm to </w:t>
-      </w:r>
-      <w:r>
-        <w:rPr>
-          <w:rStyle w:val="Strong"/>
-          <w:rFonts w:asciiTheme="majorHAnsi" w:hAnsiTheme="majorHAnsi" w:cstheme="majorHAnsi"/>
-          <w:b w:val="0"/>
-          <w:bCs w:val="0"/>
-        </w:rPr>
-        <w:t>SharePoint 2013</w:t>
-      </w:r>
-      <w:r>
-        <w:rPr>
-          <w:rFonts w:asciiTheme="majorHAnsi" w:hAnsiTheme="majorHAnsi" w:cstheme="majorHAnsi"/>
-        </w:rPr>
-        <w:t>.</w:t>
-      </w:r>
-    </w:p>
-    <w:p>
-      <w:pPr>
-        <w:numPr>
-          <w:ilvl w:val="0"/>
-          <w:numId w:val="8"/>
-        </w:numPr>
-        <w:spacing w:before="100" w:beforeAutospacing="1" w:after="100" w:afterAutospacing="1" w:line="240" w:lineRule="auto"/>
-        <w:rPr>
-          <w:rFonts w:asciiTheme="majorHAnsi" w:hAnsiTheme="majorHAnsi" w:cstheme="majorHAnsi"/>
-        </w:rPr>
-      </w:pPr>
-      <w:r>
-        <w:rPr>
-          <w:rFonts w:asciiTheme="majorHAnsi" w:hAnsiTheme="majorHAnsi" w:cstheme="majorHAnsi"/>
-        </w:rPr>
-        <w:t xml:space="preserve">Actively participated in </w:t>
-      </w:r>
-      <w:r>
-        <w:rPr>
-          <w:rStyle w:val="Strong"/>
-          <w:rFonts w:asciiTheme="majorHAnsi" w:hAnsiTheme="majorHAnsi" w:cstheme="majorHAnsi"/>
-          <w:b w:val="0"/>
-          <w:bCs w:val="0"/>
-        </w:rPr>
-        <w:t>Statoil Quarterly Publication</w:t>
-      </w:r>
-      <w:r>
-        <w:rPr>
-          <w:rFonts w:asciiTheme="majorHAnsi" w:hAnsiTheme="majorHAnsi" w:cstheme="majorHAnsi"/>
-        </w:rPr>
-        <w:t xml:space="preserve"> activities, ensuring the seamless integration of SharePoint documents and reports.</w:t>
-      </w:r>
-    </w:p>
-    <w:p>
-      <w:pPr>
-        <w:numPr>
-          <w:ilvl w:val="0"/>
-          <w:numId w:val="8"/>
-        </w:numPr>
-        <w:spacing w:before="100" w:beforeAutospacing="1" w:after="100" w:afterAutospacing="1" w:line="240" w:lineRule="auto"/>
-        <w:rPr>
-          <w:rFonts w:asciiTheme="majorHAnsi" w:hAnsiTheme="majorHAnsi" w:cstheme="majorHAnsi"/>
-        </w:rPr>
-      </w:pPr>
-      <w:r>
-        <w:rPr>
-          <w:rFonts w:asciiTheme="majorHAnsi" w:hAnsiTheme="majorHAnsi" w:cstheme="majorHAnsi"/>
-        </w:rPr>
-        <w:t xml:space="preserve">Supported </w:t>
-      </w:r>
-      <w:r>
-        <w:rPr>
-          <w:rStyle w:val="Strong"/>
-          <w:rFonts w:asciiTheme="majorHAnsi" w:hAnsiTheme="majorHAnsi" w:cstheme="majorHAnsi"/>
-          <w:b w:val="0"/>
-          <w:bCs w:val="0"/>
-        </w:rPr>
-        <w:t>network load balancing</w:t>
-      </w:r>
-      <w:r>
-        <w:rPr>
-          <w:rFonts w:asciiTheme="majorHAnsi" w:hAnsiTheme="majorHAnsi" w:cstheme="majorHAnsi"/>
-        </w:rPr>
-        <w:t xml:space="preserve"> by managing redirection of network traffic to ensure high availability and optimized performance.</w:t>
-      </w:r>
-    </w:p>
-    <w:p>
-      <w:pPr>
-        <w:numPr>
-          <w:ilvl w:val="0"/>
-          <w:numId w:val="8"/>
-        </w:numPr>
-        <w:spacing w:before="100" w:beforeAutospacing="1" w:after="100" w:afterAutospacing="1" w:line="240" w:lineRule="auto"/>
-        <w:rPr>
-          <w:rFonts w:asciiTheme="majorHAnsi" w:hAnsiTheme="majorHAnsi" w:cstheme="majorHAnsi"/>
-        </w:rPr>
-      </w:pPr>
-      <w:r>
-        <w:rPr>
-          <w:rFonts w:asciiTheme="majorHAnsi" w:hAnsiTheme="majorHAnsi" w:cstheme="majorHAnsi"/>
-        </w:rPr>
-        <w:t xml:space="preserve">Managed SharePoint patches installation, </w:t>
-      </w:r>
-      <w:r>
-        <w:rPr>
-          <w:rStyle w:val="Strong"/>
-          <w:rFonts w:asciiTheme="majorHAnsi" w:hAnsiTheme="majorHAnsi" w:cstheme="majorHAnsi"/>
-          <w:b w:val="0"/>
-          <w:bCs w:val="0"/>
-        </w:rPr>
-        <w:t>server maintenance</w:t>
-      </w:r>
-      <w:r>
-        <w:rPr>
-          <w:rFonts w:asciiTheme="majorHAnsi" w:hAnsiTheme="majorHAnsi" w:cstheme="majorHAnsi"/>
-        </w:rPr>
-        <w:t xml:space="preserve">, and </w:t>
-      </w:r>
-      <w:r>
-        <w:rPr>
-          <w:rStyle w:val="Strong"/>
-          <w:rFonts w:asciiTheme="majorHAnsi" w:hAnsiTheme="majorHAnsi" w:cstheme="majorHAnsi"/>
-          <w:b w:val="0"/>
-          <w:bCs w:val="0"/>
-        </w:rPr>
-        <w:t>password management</w:t>
-      </w:r>
-      <w:r>
-        <w:rPr>
-          <w:rFonts w:asciiTheme="majorHAnsi" w:hAnsiTheme="majorHAnsi" w:cstheme="majorHAnsi"/>
-        </w:rPr>
-        <w:t xml:space="preserve"> processes to ensure system security and reliability.</w:t>
-      </w:r>
-    </w:p>
-    <w:p>
-      <w:pPr>
-        <w:numPr>
-          <w:ilvl w:val="0"/>
-          <w:numId w:val="8"/>
-        </w:numPr>
-        <w:spacing w:before="100" w:beforeAutospacing="1" w:after="100" w:afterAutospacing="1" w:line="240" w:lineRule="auto"/>
-        <w:rPr>
-          <w:rFonts w:asciiTheme="majorHAnsi" w:hAnsiTheme="majorHAnsi" w:cstheme="majorHAnsi"/>
-        </w:rPr>
-      </w:pPr>
-      <w:r>
-        <w:rPr>
-          <w:rFonts w:asciiTheme="majorHAnsi" w:hAnsiTheme="majorHAnsi" w:cstheme="majorHAnsi"/>
-        </w:rPr>
-        <w:t xml:space="preserve">Involved in </w:t>
-      </w:r>
-      <w:r>
-        <w:rPr>
-          <w:rStyle w:val="Strong"/>
-          <w:rFonts w:asciiTheme="majorHAnsi" w:hAnsiTheme="majorHAnsi" w:cstheme="majorHAnsi"/>
-          <w:b w:val="0"/>
-          <w:bCs w:val="0"/>
-        </w:rPr>
-        <w:t>SharePoint farm administration</w:t>
-      </w:r>
-      <w:r>
-        <w:rPr>
-          <w:rFonts w:asciiTheme="majorHAnsi" w:hAnsiTheme="majorHAnsi" w:cstheme="majorHAnsi"/>
-        </w:rPr>
-        <w:t xml:space="preserve"> tasks, including adding/removing servers, changing central admin site configurations, and reducing database sizes through site migration.</w:t>
-      </w:r>
-    </w:p>
-    <w:p>
-      <w:pPr>
-        <w:numPr>
-          <w:ilvl w:val="0"/>
-          <w:numId w:val="8"/>
-        </w:numPr>
-        <w:spacing w:before="100" w:beforeAutospacing="1" w:after="100" w:afterAutospacing="1" w:line="240" w:lineRule="auto"/>
-        <w:rPr>
-          <w:rFonts w:asciiTheme="majorHAnsi" w:hAnsiTheme="majorHAnsi" w:cstheme="majorHAnsi"/>
-        </w:rPr>
-      </w:pPr>
-      <w:r>
-        <w:rPr>
-          <w:rFonts w:asciiTheme="majorHAnsi" w:hAnsiTheme="majorHAnsi" w:cstheme="majorHAnsi"/>
-        </w:rPr>
-        <w:t xml:space="preserve">Contributed to </w:t>
-      </w:r>
-      <w:r>
-        <w:rPr>
-          <w:rStyle w:val="Strong"/>
-          <w:rFonts w:asciiTheme="majorHAnsi" w:hAnsiTheme="majorHAnsi" w:cstheme="majorHAnsi"/>
-          <w:b w:val="0"/>
-          <w:bCs w:val="0"/>
-        </w:rPr>
-        <w:t>change, problem, request</w:t>
-      </w:r>
-      <w:r>
-        <w:rPr>
-          <w:rFonts w:asciiTheme="majorHAnsi" w:hAnsiTheme="majorHAnsi" w:cstheme="majorHAnsi"/>
-        </w:rPr>
-        <w:t xml:space="preserve">, and </w:t>
-      </w:r>
-      <w:r>
-        <w:rPr>
-          <w:rStyle w:val="Strong"/>
-          <w:rFonts w:asciiTheme="majorHAnsi" w:hAnsiTheme="majorHAnsi" w:cstheme="majorHAnsi"/>
-          <w:b w:val="0"/>
-          <w:bCs w:val="0"/>
-        </w:rPr>
-        <w:t>incident management</w:t>
-      </w:r>
-      <w:r>
-        <w:rPr>
-          <w:rFonts w:asciiTheme="majorHAnsi" w:hAnsiTheme="majorHAnsi" w:cstheme="majorHAnsi"/>
-        </w:rPr>
-        <w:t xml:space="preserve"> processes, ensuring that issues were resolved quickly and effectively, minimizing business downtime.</w:t>
-      </w:r>
-    </w:p>
-    <w:p>
-      <w:pPr>
-        <w:pStyle w:val="Heading3"/>
-        <w:rPr>
-          <w:rStyle w:val="Strong"/>
-          <w:rFonts w:cstheme="majorHAnsi"/>
-        </w:rPr>
-      </w:pPr>
-      <w:r>
-        <w:rPr>
-          <w:rStyle w:val="Strong"/>
-          <w:rFonts w:cstheme="majorHAnsi"/>
-        </w:rPr>
-        <w:t>Project: Daimler S4G ITC/PE</w:t>
-      </w:r>
-    </w:p>
-    <w:p>
-      <w:pPr>
-        <w:pStyle w:val="NoSpacing"/>
-        <w:rPr>
-          <w:rStyle w:val="Strong"/>
-          <w:rFonts w:asciiTheme="majorHAnsi" w:hAnsiTheme="majorHAnsi" w:cstheme="majorHAnsi"/>
-          <w:b w:val="0"/>
-          <w:bCs w:val="0"/>
-        </w:rPr>
-      </w:pPr>
-      <w:r>
-        <w:rPr>
-          <w:rFonts w:asciiTheme="majorHAnsi" w:hAnsiTheme="majorHAnsi" w:cstheme="majorHAnsi"/>
-          <w:b/>
-          <w:bCs/>
-        </w:rPr>
-        <w:t>Client:</w:t>
-      </w:r>
-      <w:r>
-        <w:rPr>
-          <w:rStyle w:val="Strong"/>
-          <w:rFonts w:asciiTheme="majorHAnsi" w:hAnsiTheme="majorHAnsi" w:cstheme="majorHAnsi"/>
-          <w:b w:val="0"/>
-          <w:bCs w:val="0"/>
-        </w:rPr>
-        <w:t xml:space="preserve"> Mercedes-Benz</w:t>
-      </w:r>
-    </w:p>
-    <w:p>
-      <w:pPr>
-        <w:pStyle w:val="NoSpacing"/>
-        <w:rPr>
-          <w:rFonts w:asciiTheme="majorHAnsi" w:hAnsiTheme="majorHAnsi" w:cstheme="majorHAnsi"/>
-        </w:rPr>
-      </w:pPr>
-      <w:r>
-        <w:rPr>
-          <w:rStyle w:val="Strong"/>
-          <w:rFonts w:asciiTheme="majorHAnsi" w:hAnsiTheme="majorHAnsi" w:cstheme="majorHAnsi"/>
-        </w:rPr>
-        <w:t>Role</w:t>
-      </w:r>
-      <w:r>
-        <w:rPr>
-          <w:rFonts w:asciiTheme="majorHAnsi" w:hAnsiTheme="majorHAnsi" w:cstheme="majorHAnsi"/>
-        </w:rPr>
-        <w:t>: SharePoint Consultant</w:t>
-      </w:r>
-      <w:r>
-        <w:rPr>
-          <w:rFonts w:asciiTheme="majorHAnsi" w:hAnsiTheme="majorHAnsi" w:cstheme="majorHAnsi"/>
-        </w:rPr>
-        <w:br/>
-      </w:r>
-      <w:r>
-        <w:rPr>
-          <w:rStyle w:val="Strong"/>
-          <w:rFonts w:asciiTheme="majorHAnsi" w:hAnsiTheme="majorHAnsi" w:cstheme="majorHAnsi"/>
-        </w:rPr>
-        <w:t>Project Duration</w:t>
-      </w:r>
-      <w:r>
-        <w:rPr>
-          <w:rFonts w:asciiTheme="majorHAnsi" w:hAnsiTheme="majorHAnsi" w:cstheme="majorHAnsi"/>
-        </w:rPr>
-        <w:t>: November 2014 – April 2015</w:t>
-      </w:r>
-    </w:p>
-    <w:p>
-      <w:pPr>
-        <w:pStyle w:val="NoSpacing"/>
-        <w:rPr>
-          <w:rFonts w:asciiTheme="majorHAnsi" w:hAnsiTheme="majorHAnsi" w:cstheme="majorHAnsi"/>
-        </w:rPr>
-      </w:pPr>
-      <w:r>
-        <w:rPr>
-          <w:rFonts w:asciiTheme="majorHAnsi" w:hAnsiTheme="majorHAnsi" w:cstheme="majorHAnsi"/>
-          <w:b/>
-          <w:bCs/>
-        </w:rPr>
-        <w:lastRenderedPageBreak/>
-        <w:t>Description:</w:t>
-      </w:r>
-      <w:r>
-        <w:rPr>
-          <w:rFonts w:asciiTheme="majorHAnsi" w:hAnsiTheme="majorHAnsi" w:cstheme="majorHAnsi"/>
-        </w:rPr>
-        <w:t xml:space="preserve"> </w:t>
-      </w:r>
-      <w:r>
-        <w:rPr>
-          <w:rFonts w:asciiTheme="majorHAnsi" w:eastAsia="Times New Roman" w:hAnsiTheme="majorHAnsi" w:cstheme="majorHAnsi"/>
-        </w:rPr>
-        <w:t xml:space="preserve">ITC/PE is system to store the documents in lotus notes. </w:t>
-      </w:r>
-      <w:r>
-        <w:rPr>
-          <w:rFonts w:asciiTheme="majorHAnsi" w:eastAsia="Times New Roman" w:hAnsiTheme="majorHAnsi" w:cstheme="majorHAnsi"/>
-        </w:rPr>
-        <w:t>Also,</w:t>
-      </w:r>
-      <w:r>
-        <w:rPr>
-          <w:rFonts w:asciiTheme="majorHAnsi" w:eastAsia="Times New Roman" w:hAnsiTheme="majorHAnsi" w:cstheme="majorHAnsi"/>
-        </w:rPr>
-        <w:t xml:space="preserve"> it contains Knowledge Base Article Management is an information repository that provides a means for information to be collected, organized, shared, searched and utilized.</w:t>
-      </w:r>
-      <w:r>
-        <w:rPr>
-          <w:rFonts w:asciiTheme="majorHAnsi" w:hAnsiTheme="majorHAnsi" w:cstheme="majorHAnsi"/>
-        </w:rPr>
-        <w:br/>
-      </w:r>
-      <w:r>
-        <w:rPr>
-          <w:rStyle w:val="Strong"/>
-          <w:rFonts w:asciiTheme="majorHAnsi" w:hAnsiTheme="majorHAnsi" w:cstheme="majorHAnsi"/>
-        </w:rPr>
-        <w:t>Technologies</w:t>
-      </w:r>
-      <w:r>
-        <w:rPr>
-          <w:rFonts w:asciiTheme="majorHAnsi" w:hAnsiTheme="majorHAnsi" w:cstheme="majorHAnsi"/>
-        </w:rPr>
-        <w:t>: SharePoint 2013, Lotus Notes, Dell Migrator, JavaScript, jQuery, CSS, SharePoint Designer.</w:t>
-      </w:r>
-    </w:p>
-    <w:p>
-      <w:pPr>
-        <w:pStyle w:val="Heading4"/>
-        <w:rPr>
-          <w:rStyle w:val="Strong"/>
-          <w:rFonts w:cstheme="majorHAnsi"/>
-        </w:rPr>
-      </w:pPr>
-      <w:r>
-        <w:rPr>
-          <w:rStyle w:val="Strong"/>
-          <w:rFonts w:cstheme="majorHAnsi"/>
-        </w:rPr>
-        <w:t>Key Responsibilities &amp; Achievements:</w:t>
-      </w:r>
-    </w:p>
-    <w:p>
-      <w:pPr>
-        <w:pStyle w:val="ListParagraph"/>
-        <w:numPr>
-          <w:ilvl w:val="0"/>
-          <w:numId w:val="10"/>
-        </w:numPr>
-        <w:spacing w:before="100" w:beforeAutospacing="1" w:after="100" w:afterAutospacing="1" w:line="240" w:lineRule="auto"/>
-        <w:rPr>
-          <w:rFonts w:asciiTheme="majorHAnsi" w:eastAsia="Times New Roman" w:hAnsiTheme="majorHAnsi" w:cstheme="majorHAnsi"/>
-          <w:sz w:val="24"/>
-          <w:szCs w:val="24"/>
-          <w:lang w:val="en-IN" w:eastAsia="en-IN"/>
-        </w:rPr>
-      </w:pPr>
-      <w:r>
-        <w:rPr>
-          <w:rFonts w:asciiTheme="majorHAnsi" w:eastAsia="Times New Roman" w:hAnsiTheme="majorHAnsi" w:cstheme="majorHAnsi"/>
-          <w:sz w:val="24"/>
-          <w:szCs w:val="24"/>
-          <w:lang w:val="en-IN" w:eastAsia="en-IN"/>
-        </w:rPr>
-        <w:t>Installed and configured Dell Migrator for Notes to SharePoint, facilitating smooth migration of Lotus Notes databases to SharePoint 2013.</w:t>
-      </w:r>
-    </w:p>
-    <w:p>
-      <w:pPr>
-        <w:pStyle w:val="ListParagraph"/>
-        <w:numPr>
-          <w:ilvl w:val="0"/>
-          <w:numId w:val="10"/>
-        </w:numPr>
-        <w:spacing w:before="100" w:beforeAutospacing="1" w:after="100" w:afterAutospacing="1" w:line="240" w:lineRule="auto"/>
-        <w:rPr>
-          <w:rFonts w:asciiTheme="majorHAnsi" w:eastAsia="Times New Roman" w:hAnsiTheme="majorHAnsi" w:cstheme="majorHAnsi"/>
-          <w:sz w:val="24"/>
-          <w:szCs w:val="24"/>
-          <w:lang w:val="en-IN" w:eastAsia="en-IN"/>
-        </w:rPr>
-      </w:pPr>
-      <w:r>
-        <w:rPr>
-          <w:rFonts w:asciiTheme="majorHAnsi" w:eastAsia="Times New Roman" w:hAnsiTheme="majorHAnsi" w:cstheme="majorHAnsi"/>
-          <w:sz w:val="24"/>
-          <w:szCs w:val="24"/>
-          <w:lang w:val="en-IN" w:eastAsia="en-IN"/>
-        </w:rPr>
-        <w:t>Created SharePoint lists, columns, and content types using out-of-the-box features to support structured data storage and access.</w:t>
-      </w:r>
-    </w:p>
-    <w:p>
-      <w:pPr>
-        <w:pStyle w:val="ListParagraph"/>
-        <w:numPr>
-          <w:ilvl w:val="0"/>
-          <w:numId w:val="10"/>
-        </w:numPr>
-        <w:spacing w:before="100" w:beforeAutospacing="1" w:after="100" w:afterAutospacing="1" w:line="240" w:lineRule="auto"/>
-        <w:rPr>
-          <w:rFonts w:asciiTheme="majorHAnsi" w:eastAsia="Times New Roman" w:hAnsiTheme="majorHAnsi" w:cstheme="majorHAnsi"/>
-          <w:sz w:val="24"/>
-          <w:szCs w:val="24"/>
-          <w:lang w:val="en-IN" w:eastAsia="en-IN"/>
-        </w:rPr>
-      </w:pPr>
-      <w:r>
-        <w:rPr>
-          <w:rFonts w:asciiTheme="majorHAnsi" w:eastAsia="Times New Roman" w:hAnsiTheme="majorHAnsi" w:cstheme="majorHAnsi"/>
-          <w:sz w:val="24"/>
-          <w:szCs w:val="24"/>
-          <w:lang w:val="en-IN" w:eastAsia="en-IN"/>
-        </w:rPr>
-        <w:t>Mapped Lotus Notes fields to SharePoint, including development of user mapping XML files to retain metadata integrity during migration.</w:t>
-      </w:r>
-    </w:p>
-    <w:p>
-      <w:pPr>
-        <w:pStyle w:val="ListParagraph"/>
-        <w:numPr>
-          <w:ilvl w:val="0"/>
-          <w:numId w:val="10"/>
-        </w:numPr>
-        <w:spacing w:before="100" w:beforeAutospacing="1" w:after="100" w:afterAutospacing="1" w:line="240" w:lineRule="auto"/>
-        <w:rPr>
-          <w:rFonts w:asciiTheme="majorHAnsi" w:eastAsia="Times New Roman" w:hAnsiTheme="majorHAnsi" w:cstheme="majorHAnsi"/>
-          <w:sz w:val="24"/>
-          <w:szCs w:val="24"/>
-          <w:lang w:val="en-IN" w:eastAsia="en-IN"/>
-        </w:rPr>
-      </w:pPr>
-      <w:r>
-        <w:rPr>
-          <w:rFonts w:asciiTheme="majorHAnsi" w:eastAsia="Times New Roman" w:hAnsiTheme="majorHAnsi" w:cstheme="majorHAnsi"/>
-          <w:sz w:val="24"/>
-          <w:szCs w:val="24"/>
-          <w:lang w:val="en-IN" w:eastAsia="en-IN"/>
-        </w:rPr>
-        <w:t>Developed reusable migration jobs to automate and streamline the content transfer process, improving consistency and reducing manual effort.</w:t>
-      </w:r>
-    </w:p>
-    <w:p>
-      <w:pPr>
-        <w:pStyle w:val="ListParagraph"/>
-        <w:numPr>
-          <w:ilvl w:val="0"/>
-          <w:numId w:val="10"/>
-        </w:numPr>
-        <w:spacing w:before="100" w:beforeAutospacing="1" w:after="100" w:afterAutospacing="1" w:line="240" w:lineRule="auto"/>
-        <w:rPr>
-          <w:rFonts w:asciiTheme="majorHAnsi" w:eastAsia="Times New Roman" w:hAnsiTheme="majorHAnsi" w:cstheme="majorHAnsi"/>
-          <w:sz w:val="24"/>
-          <w:szCs w:val="24"/>
-          <w:lang w:val="en-IN" w:eastAsia="en-IN"/>
-        </w:rPr>
-      </w:pPr>
-      <w:r>
-        <w:rPr>
-          <w:rFonts w:asciiTheme="majorHAnsi" w:eastAsia="Times New Roman" w:hAnsiTheme="majorHAnsi" w:cstheme="majorHAnsi"/>
-          <w:sz w:val="24"/>
-          <w:szCs w:val="24"/>
-          <w:lang w:val="en-IN" w:eastAsia="en-IN"/>
-        </w:rPr>
-        <w:t>Customized SharePoint list forms using JavaScript, jQuery, and SharePoint Designer to enhance UI/UX and form interactions.</w:t>
-      </w:r>
-    </w:p>
-    <w:p>
-      <w:pPr>
-        <w:pStyle w:val="ListParagraph"/>
-        <w:numPr>
-          <w:ilvl w:val="0"/>
-          <w:numId w:val="10"/>
-        </w:numPr>
-        <w:spacing w:before="100" w:beforeAutospacing="1" w:after="100" w:afterAutospacing="1" w:line="240" w:lineRule="auto"/>
-        <w:rPr>
-          <w:rFonts w:asciiTheme="majorHAnsi" w:eastAsia="Times New Roman" w:hAnsiTheme="majorHAnsi" w:cstheme="majorHAnsi"/>
-          <w:sz w:val="24"/>
-          <w:szCs w:val="24"/>
-          <w:lang w:val="en-IN" w:eastAsia="en-IN"/>
-        </w:rPr>
-      </w:pPr>
-      <w:r>
-        <w:rPr>
-          <w:rFonts w:asciiTheme="majorHAnsi" w:eastAsia="Times New Roman" w:hAnsiTheme="majorHAnsi" w:cstheme="majorHAnsi"/>
-          <w:sz w:val="24"/>
-          <w:szCs w:val="24"/>
-          <w:lang w:val="en-IN" w:eastAsia="en-IN"/>
-        </w:rPr>
-        <w:t>Designed and implemented custom CSS and alternate style sheets to align the SharePoint interface with corporate branding.</w:t>
-      </w:r>
-    </w:p>
-    <w:p>
-      <w:pPr>
-        <w:pStyle w:val="ListParagraph"/>
-        <w:numPr>
-          <w:ilvl w:val="0"/>
-          <w:numId w:val="10"/>
-        </w:numPr>
-        <w:spacing w:before="100" w:beforeAutospacing="1" w:after="100" w:afterAutospacing="1" w:line="240" w:lineRule="auto"/>
-        <w:rPr>
-          <w:rFonts w:asciiTheme="majorHAnsi" w:eastAsia="Times New Roman" w:hAnsiTheme="majorHAnsi" w:cstheme="majorHAnsi"/>
-          <w:sz w:val="24"/>
-          <w:szCs w:val="24"/>
-          <w:lang w:val="en-IN" w:eastAsia="en-IN"/>
-        </w:rPr>
-      </w:pPr>
-      <w:r>
-        <w:rPr>
-          <w:rFonts w:asciiTheme="majorHAnsi" w:eastAsia="Times New Roman" w:hAnsiTheme="majorHAnsi" w:cstheme="majorHAnsi"/>
-          <w:sz w:val="24"/>
-          <w:szCs w:val="24"/>
-          <w:lang w:val="en-IN" w:eastAsia="en-IN"/>
-        </w:rPr>
-        <w:t>Modified default master pages using SharePoint Designer to deliver a consistent and branded user experience.</w:t>
-      </w:r>
-    </w:p>
-    <w:p>
-      <w:pPr>
-        <w:pStyle w:val="ListParagraph"/>
-        <w:numPr>
-          <w:ilvl w:val="0"/>
-          <w:numId w:val="10"/>
-        </w:numPr>
-        <w:spacing w:before="100" w:beforeAutospacing="1" w:after="100" w:afterAutospacing="1" w:line="240" w:lineRule="auto"/>
-        <w:rPr>
-          <w:rFonts w:asciiTheme="majorHAnsi" w:eastAsia="Times New Roman" w:hAnsiTheme="majorHAnsi" w:cstheme="majorHAnsi"/>
-          <w:sz w:val="24"/>
-          <w:szCs w:val="24"/>
-          <w:lang w:val="en-IN" w:eastAsia="en-IN"/>
-        </w:rPr>
-      </w:pPr>
-      <w:r>
-        <w:rPr>
-          <w:rFonts w:asciiTheme="majorHAnsi" w:eastAsia="Times New Roman" w:hAnsiTheme="majorHAnsi" w:cstheme="majorHAnsi"/>
-          <w:sz w:val="24"/>
-          <w:szCs w:val="24"/>
-          <w:lang w:val="en-IN" w:eastAsia="en-IN"/>
-        </w:rPr>
-        <w:t>Created Event Receivers to auto-generate article IDs based on predefined logic, ensuring unique and trackable content entries.</w:t>
-      </w:r>
-    </w:p>
-    <w:p>
-      <w:pPr>
-        <w:pStyle w:val="ListParagraph"/>
-        <w:numPr>
-          <w:ilvl w:val="0"/>
-          <w:numId w:val="10"/>
-        </w:numPr>
-        <w:spacing w:before="100" w:beforeAutospacing="1" w:after="100" w:afterAutospacing="1" w:line="240" w:lineRule="auto"/>
-        <w:rPr>
-          <w:rFonts w:asciiTheme="majorHAnsi" w:eastAsia="Times New Roman" w:hAnsiTheme="majorHAnsi" w:cstheme="majorHAnsi"/>
-          <w:sz w:val="24"/>
-          <w:szCs w:val="24"/>
-          <w:lang w:val="en-IN" w:eastAsia="en-IN"/>
-        </w:rPr>
-      </w:pPr>
-      <w:r>
-        <w:rPr>
-          <w:rFonts w:asciiTheme="majorHAnsi" w:eastAsia="Times New Roman" w:hAnsiTheme="majorHAnsi" w:cstheme="majorHAnsi"/>
-          <w:sz w:val="24"/>
-          <w:szCs w:val="24"/>
-          <w:lang w:val="en-IN" w:eastAsia="en-IN"/>
-        </w:rPr>
-        <w:t>Developed custom Web Parts to display “Recent” and “Popular” articles, enhancing knowledge base accessibility and user engagement.</w:t>
-      </w:r>
-    </w:p>
-    <w:p>
-      <w:pPr>
-        <w:pStyle w:val="Heading2"/>
         <w:rPr>
           <w:rFonts w:cstheme="majorHAnsi"/>
           <w:b w:val="0"/>
@@ -3065,22 +2919,7 @@
           <w:rStyle w:val="Strong"/>
           <w:rFonts w:cstheme="majorHAnsi"/>
         </w:rPr>
-        <w:t>Dell International Services Pvt Ltd.</w:t>
-      </w:r>
-      <w:r>
-        <w:rPr>
-          <w:rFonts w:cstheme="majorHAnsi"/>
-          <w:b w:val="0"/>
-          <w:bCs w:val="0"/>
-        </w:rPr>
-        <w:t xml:space="preserve"> —</w:t>
-      </w:r>
-      <w:r>
-        <w:rPr>
-          <w:rStyle w:val="Strong"/>
-          <w:rFonts w:cstheme="majorHAnsi"/>
-        </w:rPr>
-        <w:t xml:space="preserve"> Bangalore, India</w:t>
+        <w:t>Project: eTenet</w:t>
       </w:r>
     </w:p>
     <w:p>
@@ -3092,134 +2931,57 @@
       </w:pPr>
       <w:r>
         <w:rPr>
+          <w:rStyle w:val="Strong"/>
+          <w:rFonts w:asciiTheme="majorHAnsi" w:hAnsiTheme="majorHAnsi" w:cstheme="majorHAnsi"/>
+        </w:rPr>
+        <w:t>Client:</w:t>
+      </w:r>
+      <w:r>
+        <w:rPr>
+          <w:rFonts w:asciiTheme="majorHAnsi" w:hAnsiTheme="majorHAnsi" w:cstheme="majorHAnsi"/>
+        </w:rPr>
+        <w:t xml:space="preserve"> Tenet Healthcare</w:t>
+      </w:r>
+      <w:r>
+        <w:rPr>
+          <w:rFonts w:asciiTheme="majorHAnsi" w:hAnsiTheme="majorHAnsi" w:cstheme="majorHAnsi"/>
+        </w:rPr>
+        <w:br/>
+      </w:r>
+      <w:r>
+        <w:rPr>
+          <w:rStyle w:val="Strong"/>
+          <w:rFonts w:asciiTheme="majorHAnsi" w:hAnsiTheme="majorHAnsi" w:cstheme="majorHAnsi"/>
+        </w:rPr>
+        <w:t>Duration:</w:t>
+      </w:r>
+      <w:r>
+        <w:rPr>
+          <w:rFonts w:asciiTheme="majorHAnsi" w:hAnsiTheme="majorHAnsi" w:cstheme="majorHAnsi"/>
+        </w:rPr>
+        <w:t xml:space="preserve"> December 2013 – October 2014</w:t>
+      </w:r>
+    </w:p>
+    <w:p>
+      <w:pPr>
+        <w:pStyle w:val="NoSpacing"/>
+        <w:rPr>
+          <w:rFonts w:asciiTheme="majorHAnsi" w:hAnsiTheme="majorHAnsi" w:cstheme="majorHAnsi"/>
+        </w:rPr>
+      </w:pPr>
+      <w:r>
+        <w:rPr>
           <w:rFonts w:asciiTheme="majorHAnsi" w:hAnsiTheme="majorHAnsi" w:cstheme="majorHAnsi"/>
           <w:b/>
           <w:bCs/>
         </w:rPr>
-        <w:t>Software Development Analyst</w:t>
-      </w:r>
-      <w:r>
-        <w:rPr>
-          <w:rFonts w:asciiTheme="majorHAnsi" w:hAnsiTheme="majorHAnsi" w:cstheme="majorHAnsi"/>
-          <w:b/>
-          <w:bCs/>
-        </w:rPr>
-        <w:br/>
-      </w:r>
-      <w:r>
-        <w:rPr>
-          <w:rStyle w:val="Strong"/>
-          <w:rFonts w:asciiTheme="majorHAnsi" w:hAnsiTheme="majorHAnsi" w:cstheme="majorHAnsi"/>
-        </w:rPr>
-        <w:t>Duration:</w:t>
-      </w:r>
-      <w:r>
-        <w:rPr>
-          <w:rFonts w:asciiTheme="majorHAnsi" w:hAnsiTheme="majorHAnsi" w:cstheme="majorHAnsi"/>
-        </w:rPr>
-        <w:t xml:space="preserve"> November 2012 – October 2014</w:t>
-      </w:r>
-    </w:p>
-    <w:p>
-      <w:pPr>
-        <w:pStyle w:val="Heading3"/>
-        <w:rPr>
-          <w:rFonts w:cstheme="majorHAnsi"/>
-          <w:b w:val="0"/>
-          <w:bCs w:val="0"/>
-        </w:rPr>
-      </w:pPr>
-      <w:r>
-        <w:rPr>
-          <w:rStyle w:val="Strong"/>
-          <w:rFonts w:cstheme="majorHAnsi"/>
-        </w:rPr>
-        <w:t xml:space="preserve">Project: </w:t>
-      </w:r>
-      <w:proofErr w:type="spellStart"/>
-      <w:r>
-        <w:rPr>
-          <w:rStyle w:val="Strong"/>
-          <w:rFonts w:cstheme="majorHAnsi"/>
-        </w:rPr>
-        <w:t>eTenet</w:t>
-      </w:r>
-      <w:proofErr w:type="spellEnd"/>
-    </w:p>
-    <w:p>
-      <w:pPr>
-        <w:pStyle w:val="NoSpacing"/>
-        <w:rPr>
-          <w:rFonts w:asciiTheme="majorHAnsi" w:hAnsiTheme="majorHAnsi" w:cstheme="majorHAnsi"/>
-        </w:rPr>
-      </w:pPr>
-      <w:r>
-        <w:rPr>
-          <w:rStyle w:val="Strong"/>
-          <w:rFonts w:asciiTheme="majorHAnsi" w:hAnsiTheme="majorHAnsi" w:cstheme="majorHAnsi"/>
-        </w:rPr>
-        <w:t>Client:</w:t>
-      </w:r>
-      <w:r>
-        <w:rPr>
-          <w:rFonts w:asciiTheme="majorHAnsi" w:hAnsiTheme="majorHAnsi" w:cstheme="majorHAnsi"/>
-        </w:rPr>
-        <w:t xml:space="preserve"> Tenet Healthcare</w:t>
-      </w:r>
-      <w:r>
-        <w:rPr>
-          <w:rFonts w:asciiTheme="majorHAnsi" w:hAnsiTheme="majorHAnsi" w:cstheme="majorHAnsi"/>
-        </w:rPr>
-        <w:br/>
-      </w:r>
-      <w:r>
-        <w:rPr>
-          <w:rStyle w:val="Strong"/>
-          <w:rFonts w:asciiTheme="majorHAnsi" w:hAnsiTheme="majorHAnsi" w:cstheme="majorHAnsi"/>
-        </w:rPr>
-        <w:t>Duration:</w:t>
-      </w:r>
-      <w:r>
-        <w:rPr>
-          <w:rFonts w:asciiTheme="majorHAnsi" w:hAnsiTheme="majorHAnsi" w:cstheme="majorHAnsi"/>
-        </w:rPr>
-        <w:t xml:space="preserve"> December 2013 – October 2014</w:t>
-      </w:r>
-    </w:p>
-    <w:p>
-      <w:pPr>
-        <w:pStyle w:val="NoSpacing"/>
-        <w:rPr>
-          <w:rFonts w:asciiTheme="majorHAnsi" w:hAnsiTheme="majorHAnsi" w:cstheme="majorHAnsi"/>
-        </w:rPr>
-      </w:pPr>
-      <w:r>
-        <w:rPr>
-          <w:rFonts w:asciiTheme="majorHAnsi" w:hAnsiTheme="majorHAnsi" w:cstheme="majorHAnsi"/>
-          <w:b/>
-          <w:bCs/>
-        </w:rPr>
         <w:t>Description:</w:t>
       </w:r>
       <w:r>
         <w:rPr>
           <w:rFonts w:asciiTheme="majorHAnsi" w:hAnsiTheme="majorHAnsi" w:cstheme="majorHAnsi"/>
         </w:rPr>
-        <w:t xml:space="preserve"> </w:t>
-      </w:r>
-      <w:proofErr w:type="spellStart"/>
-      <w:r>
-        <w:rPr>
-          <w:rFonts w:asciiTheme="majorHAnsi" w:hAnsiTheme="majorHAnsi" w:cstheme="majorHAnsi"/>
-        </w:rPr>
-        <w:t>eTenet</w:t>
-      </w:r>
-      <w:proofErr w:type="spellEnd"/>
-      <w:r>
-        <w:rPr>
-          <w:rFonts w:asciiTheme="majorHAnsi" w:hAnsiTheme="majorHAnsi" w:cstheme="majorHAnsi"/>
-        </w:rPr>
-        <w:t xml:space="preserve"> is a suite of portals for Tenet Healthcare, providing access to both public and internal sites, including hospital-specific portals. It integrates various applications across HR, Legal, Finance, and Accounting, offering centralized access for employees and stakeholders.</w:t>
+        <w:t xml:space="preserve"> eTenet is a suite of portals for Tenet Healthcare, providing access to both public and internal sites, including hospital-specific portals. It integrates various applications across HR, Legal, Finance, and Accounting, offering centralized access for employees and stakeholders.</w:t>
       </w:r>
       <w:r>
         <w:rPr>
@@ -3392,7 +3154,6 @@
         <w:rPr>
           <w:rFonts w:asciiTheme="majorHAnsi" w:hAnsiTheme="majorHAnsi" w:cstheme="majorHAnsi"/>
         </w:rPr>
-        <w:lastRenderedPageBreak/>
         <w:t xml:space="preserve">Configured </w:t>
       </w:r>
       <w:r>
@@ -3743,6 +3504,7 @@
           <w:rStyle w:val="Strong"/>
           <w:rFonts w:asciiTheme="majorHAnsi" w:hAnsiTheme="majorHAnsi" w:cstheme="majorHAnsi"/>
         </w:rPr>
+        <w:lastRenderedPageBreak/>
         <w:t>Technologies:</w:t>
       </w:r>
       <w:r>
@@ -3983,7 +3745,6 @@
           <w:rStyle w:val="Strong"/>
           <w:rFonts w:cstheme="majorHAnsi"/>
         </w:rPr>
-        <w:lastRenderedPageBreak/>
         <w:t>Education</w:t>
       </w:r>
     </w:p>
@@ -4318,6 +4079,119 @@
     </w:lvl>
   </w:abstractNum>
   <w:abstractNum w:abstractNumId="6" w15:restartNumberingAfterBreak="0">
+    <w:nsid w:val="05775AF3"/>
+    <w:multiLevelType w:val="hybridMultilevel"/>
+    <w:tmpl w:val="69C061BE"/>
+    <w:lvl w:ilvl="0" w:tplc="40090001">
+      <w:start w:val="1"/>
+      <w:numFmt w:val="bullet"/>
+      <w:lvlText w:val=""/>
+      <w:lvlJc w:val="left"/>
+      <w:pPr>
+        <w:ind w:left="720" w:hanging="360"/>
+      </w:pPr>
+      <w:rPr>
+        <w:rFonts w:ascii="Symbol" w:hAnsi="Symbol" w:hint="default"/>
+      </w:rPr>
+    </w:lvl>
+    <w:lvl w:ilvl="1" w:tplc="FFFFFFFF" w:tentative="1">
+      <w:start w:val="1"/>
+      <w:numFmt w:val="bullet"/>
+      <w:lvlText w:val="o"/>
+      <w:lvlJc w:val="left"/>
+      <w:pPr>
+        <w:ind w:left="1440" w:hanging="360"/>
+      </w:pPr>
+      <w:rPr>
+        <w:rFonts w:ascii="Courier New" w:hAnsi="Courier New" w:cs="Courier New" w:hint="default"/>
+      </w:rPr>
+    </w:lvl>
+    <w:lvl w:ilvl="2" w:tplc="FFFFFFFF" w:tentative="1">
+      <w:start w:val="1"/>
+      <w:numFmt w:val="bullet"/>
+      <w:lvlText w:val=""/>
+      <w:lvlJc w:val="left"/>
+      <w:pPr>
+        <w:ind w:left="2160" w:hanging="360"/>
+      </w:pPr>
+      <w:rPr>
+        <w:rFonts w:ascii="Wingdings" w:hAnsi="Wingdings" w:hint="default"/>
+      </w:rPr>
+    </w:lvl>
+    <w:lvl w:ilvl="3" w:tplc="FFFFFFFF" w:tentative="1">
+      <w:start w:val="1"/>
+      <w:numFmt w:val="bullet"/>
+      <w:lvlText w:val=""/>
+      <w:lvlJc w:val="left"/>
+      <w:pPr>
+        <w:ind w:left="2880" w:hanging="360"/>
+      </w:pPr>
+      <w:rPr>
+        <w:rFonts w:ascii="Symbol" w:hAnsi="Symbol" w:hint="default"/>
+      </w:rPr>
+    </w:lvl>
+    <w:lvl w:ilvl="4" w:tplc="FFFFFFFF" w:tentative="1">
+      <w:start w:val="1"/>
+      <w:numFmt w:val="bullet"/>
+      <w:lvlText w:val="o"/>
+      <w:lvlJc w:val="left"/>
+      <w:pPr>
+        <w:ind w:left="3600" w:hanging="360"/>
+      </w:pPr>
+      <w:rPr>
+        <w:rFonts w:ascii="Courier New" w:hAnsi="Courier New" w:cs="Courier New" w:hint="default"/>
+      </w:rPr>
+    </w:lvl>
+    <w:lvl w:ilvl="5" w:tplc="FFFFFFFF" w:tentative="1">
+      <w:start w:val="1"/>
+      <w:numFmt w:val="bullet"/>
+      <w:lvlText w:val=""/>
+      <w:lvlJc w:val="left"/>
+      <w:pPr>
+        <w:ind w:left="4320" w:hanging="360"/>
+      </w:pPr>
+      <w:rPr>
+        <w:rFonts w:ascii="Wingdings" w:hAnsi="Wingdings" w:hint="default"/>
+      </w:rPr>
+    </w:lvl>
+    <w:lvl w:ilvl="6" w:tplc="FFFFFFFF" w:tentative="1">
+      <w:start w:val="1"/>
+      <w:numFmt w:val="bullet"/>
+      <w:lvlText w:val=""/>
+      <w:lvlJc w:val="left"/>
+      <w:pPr>
+        <w:ind w:left="5040" w:hanging="360"/>
+      </w:pPr>
+      <w:rPr>
+        <w:rFonts w:ascii="Symbol" w:hAnsi="Symbol" w:hint="default"/>
+      </w:rPr>
+    </w:lvl>
+    <w:lvl w:ilvl="7" w:tplc="FFFFFFFF" w:tentative="1">
+      <w:start w:val="1"/>
+      <w:numFmt w:val="bullet"/>
+      <w:lvlText w:val="o"/>
+      <w:lvlJc w:val="left"/>
+      <w:pPr>
+        <w:ind w:left="5760" w:hanging="360"/>
+      </w:pPr>
+      <w:rPr>
+        <w:rFonts w:ascii="Courier New" w:hAnsi="Courier New" w:cs="Courier New" w:hint="default"/>
+      </w:rPr>
+    </w:lvl>
+    <w:lvl w:ilvl="8" w:tplc="FFFFFFFF" w:tentative="1">
+      <w:start w:val="1"/>
+      <w:numFmt w:val="bullet"/>
+      <w:lvlText w:val=""/>
+      <w:lvlJc w:val="left"/>
+      <w:pPr>
+        <w:ind w:left="6480" w:hanging="360"/>
+      </w:pPr>
+      <w:rPr>
+        <w:rFonts w:ascii="Wingdings" w:hAnsi="Wingdings" w:hint="default"/>
+      </w:rPr>
+    </w:lvl>
+  </w:abstractNum>
+  <w:abstractNum w:abstractNumId="7" w15:restartNumberingAfterBreak="0">
     <w:nsid w:val="0FFF50DF"/>
     <w:multiLevelType w:val="multilevel"/>
     <w:tmpl w:val="98463C20"/>
@@ -4466,7 +4340,120 @@
       </w:rPr>
     </w:lvl>
   </w:abstractNum>
-  <w:abstractNum w:abstractNumId="7" w15:restartNumberingAfterBreak="0">
+  <w:abstractNum w:abstractNumId="8" w15:restartNumberingAfterBreak="0">
+    <w:nsid w:val="12C539DB"/>
+    <w:multiLevelType w:val="hybridMultilevel"/>
+    <w:tmpl w:val="869EFA20"/>
+    <w:lvl w:ilvl="0" w:tplc="40090001">
+      <w:start w:val="1"/>
+      <w:numFmt w:val="bullet"/>
+      <w:lvlText w:val=""/>
+      <w:lvlJc w:val="left"/>
+      <w:pPr>
+        <w:ind w:left="720" w:hanging="360"/>
+      </w:pPr>
+      <w:rPr>
+        <w:rFonts w:ascii="Symbol" w:hAnsi="Symbol" w:hint="default"/>
+      </w:rPr>
+    </w:lvl>
+    <w:lvl w:ilvl="1" w:tplc="40090003" w:tentative="1">
+      <w:start w:val="1"/>
+      <w:numFmt w:val="bullet"/>
+      <w:lvlText w:val="o"/>
+      <w:lvlJc w:val="left"/>
+      <w:pPr>
+        <w:ind w:left="1440" w:hanging="360"/>
+      </w:pPr>
+      <w:rPr>
+        <w:rFonts w:ascii="Courier New" w:hAnsi="Courier New" w:cs="Courier New" w:hint="default"/>
+      </w:rPr>
+    </w:lvl>
+    <w:lvl w:ilvl="2" w:tplc="40090005" w:tentative="1">
+      <w:start w:val="1"/>
+      <w:numFmt w:val="bullet"/>
+      <w:lvlText w:val=""/>
+      <w:lvlJc w:val="left"/>
+      <w:pPr>
+        <w:ind w:left="2160" w:hanging="360"/>
+      </w:pPr>
+      <w:rPr>
+        <w:rFonts w:ascii="Wingdings" w:hAnsi="Wingdings" w:hint="default"/>
+      </w:rPr>
+    </w:lvl>
+    <w:lvl w:ilvl="3" w:tplc="40090001" w:tentative="1">
+      <w:start w:val="1"/>
+      <w:numFmt w:val="bullet"/>
+      <w:lvlText w:val=""/>
+      <w:lvlJc w:val="left"/>
+      <w:pPr>
+        <w:ind w:left="2880" w:hanging="360"/>
+      </w:pPr>
+      <w:rPr>
+        <w:rFonts w:ascii="Symbol" w:hAnsi="Symbol" w:hint="default"/>
+      </w:rPr>
+    </w:lvl>
+    <w:lvl w:ilvl="4" w:tplc="40090003" w:tentative="1">
+      <w:start w:val="1"/>
+      <w:numFmt w:val="bullet"/>
+      <w:lvlText w:val="o"/>
+      <w:lvlJc w:val="left"/>
+      <w:pPr>
+        <w:ind w:left="3600" w:hanging="360"/>
+      </w:pPr>
+      <w:rPr>
+        <w:rFonts w:ascii="Courier New" w:hAnsi="Courier New" w:cs="Courier New" w:hint="default"/>
+      </w:rPr>
+    </w:lvl>
+    <w:lvl w:ilvl="5" w:tplc="40090005" w:tentative="1">
+      <w:start w:val="1"/>
+      <w:numFmt w:val="bullet"/>
+      <w:lvlText w:val=""/>
+      <w:lvlJc w:val="left"/>
+      <w:pPr>
+        <w:ind w:left="4320" w:hanging="360"/>
+      </w:pPr>
+      <w:rPr>
+        <w:rFonts w:ascii="Wingdings" w:hAnsi="Wingdings" w:hint="default"/>
+      </w:rPr>
+    </w:lvl>
+    <w:lvl w:ilvl="6" w:tplc="40090001" w:tentative="1">
+      <w:start w:val="1"/>
+      <w:numFmt w:val="bullet"/>
+      <w:lvlText w:val=""/>
+      <w:lvlJc w:val="left"/>
+      <w:pPr>
+        <w:ind w:left="5040" w:hanging="360"/>
+      </w:pPr>
+      <w:rPr>
+        <w:rFonts w:ascii="Symbol" w:hAnsi="Symbol" w:hint="default"/>
+      </w:rPr>
+    </w:lvl>
+    <w:lvl w:ilvl="7" w:tplc="40090003" w:tentative="1">
+      <w:start w:val="1"/>
+      <w:numFmt w:val="bullet"/>
+      <w:lvlText w:val="o"/>
+      <w:lvlJc w:val="left"/>
+      <w:pPr>
+        <w:ind w:left="5760" w:hanging="360"/>
+      </w:pPr>
+      <w:rPr>
+        <w:rFonts w:ascii="Courier New" w:hAnsi="Courier New" w:cs="Courier New" w:hint="default"/>
+      </w:rPr>
+    </w:lvl>
+    <w:lvl w:ilvl="8" w:tplc="40090005" w:tentative="1">
+      <w:start w:val="1"/>
+      <w:numFmt w:val="bullet"/>
+      <w:lvlText w:val=""/>
+      <w:lvlJc w:val="left"/>
+      <w:pPr>
+        <w:ind w:left="6480" w:hanging="360"/>
+      </w:pPr>
+      <w:rPr>
+        <w:rFonts w:ascii="Wingdings" w:hAnsi="Wingdings" w:hint="default"/>
+      </w:rPr>
+    </w:lvl>
+  </w:abstractNum>
+  <w:abstractNum w:abstractNumId="9" w15:restartNumberingAfterBreak="0">
     <w:nsid w:val="2D292B71"/>
     <w:multiLevelType w:val="hybridMultilevel"/>
     <w:tmpl w:val="F8F0A4B0"/>
@@ -4578,7 +4565,7 @@
       </w:rPr>
     </w:lvl>
   </w:abstractNum>
-  <w:abstractNum w:abstractNumId="8" w15:restartNumberingAfterBreak="0">
+  <w:abstractNum w:abstractNumId="10" w15:restartNumberingAfterBreak="0">
     <w:nsid w:val="33C82FDF"/>
     <w:multiLevelType w:val="multilevel"/>
     <w:tmpl w:val="C544634E"/>
@@ -4727,7 +4714,120 @@
       </w:rPr>
     </w:lvl>
   </w:abstractNum>
-  <w:abstractNum w:abstractNumId="9" w15:restartNumberingAfterBreak="0">
+  <w:abstractNum w:abstractNumId="11" w15:restartNumberingAfterBreak="0">
+    <w:nsid w:val="43AD181D"/>
+    <w:multiLevelType w:val="hybridMultilevel"/>
+    <w:tmpl w:val="6C9E7DA0"/>
+    <w:lvl w:ilvl="0" w:tplc="40090001">
+      <w:start w:val="1"/>
+      <w:numFmt w:val="bullet"/>
+      <w:lvlText w:val=""/>
+      <w:lvlJc w:val="left"/>
+      <w:pPr>
+        <w:ind w:left="1080" w:hanging="360"/>
+      </w:pPr>
+      <w:rPr>
+        <w:rFonts w:ascii="Symbol" w:hAnsi="Symbol" w:hint="default"/>
+      </w:rPr>
+    </w:lvl>
+    <w:lvl w:ilvl="1" w:tplc="40090003" w:tentative="1">
+      <w:start w:val="1"/>
+      <w:numFmt w:val="bullet"/>
+      <w:lvlText w:val="o"/>
+      <w:lvlJc w:val="left"/>
+      <w:pPr>
+        <w:ind w:left="1800" w:hanging="360"/>
+      </w:pPr>
+      <w:rPr>
+        <w:rFonts w:ascii="Courier New" w:hAnsi="Courier New" w:cs="Courier New" w:hint="default"/>
+      </w:rPr>
+    </w:lvl>
+    <w:lvl w:ilvl="2" w:tplc="40090005" w:tentative="1">
+      <w:start w:val="1"/>
+      <w:numFmt w:val="bullet"/>
+      <w:lvlText w:val=""/>
+      <w:lvlJc w:val="left"/>
+      <w:pPr>
+        <w:ind w:left="2520" w:hanging="360"/>
+      </w:pPr>
+      <w:rPr>
+        <w:rFonts w:ascii="Wingdings" w:hAnsi="Wingdings" w:hint="default"/>
+      </w:rPr>
+    </w:lvl>
+    <w:lvl w:ilvl="3" w:tplc="40090001" w:tentative="1">
+      <w:start w:val="1"/>
+      <w:numFmt w:val="bullet"/>
+      <w:lvlText w:val=""/>
+      <w:lvlJc w:val="left"/>
+      <w:pPr>
+        <w:ind w:left="3240" w:hanging="360"/>
+      </w:pPr>
+      <w:rPr>
+        <w:rFonts w:ascii="Symbol" w:hAnsi="Symbol" w:hint="default"/>
+      </w:rPr>
+    </w:lvl>
+    <w:lvl w:ilvl="4" w:tplc="40090003" w:tentative="1">
+      <w:start w:val="1"/>
+      <w:numFmt w:val="bullet"/>
+      <w:lvlText w:val="o"/>
+      <w:lvlJc w:val="left"/>
+      <w:pPr>
+        <w:ind w:left="3960" w:hanging="360"/>
+      </w:pPr>
+      <w:rPr>
+        <w:rFonts w:ascii="Courier New" w:hAnsi="Courier New" w:cs="Courier New" w:hint="default"/>
+      </w:rPr>
+    </w:lvl>
+    <w:lvl w:ilvl="5" w:tplc="40090005" w:tentative="1">
+      <w:start w:val="1"/>
+      <w:numFmt w:val="bullet"/>
+      <w:lvlText w:val=""/>
+      <w:lvlJc w:val="left"/>
+      <w:pPr>
+        <w:ind w:left="4680" w:hanging="360"/>
+      </w:pPr>
+      <w:rPr>
+        <w:rFonts w:ascii="Wingdings" w:hAnsi="Wingdings" w:hint="default"/>
+      </w:rPr>
+    </w:lvl>
+    <w:lvl w:ilvl="6" w:tplc="40090001" w:tentative="1">
+      <w:start w:val="1"/>
+      <w:numFmt w:val="bullet"/>
+      <w:lvlText w:val=""/>
+      <w:lvlJc w:val="left"/>
+      <w:pPr>
+        <w:ind w:left="5400" w:hanging="360"/>
+      </w:pPr>
+      <w:rPr>
+        <w:rFonts w:ascii="Symbol" w:hAnsi="Symbol" w:hint="default"/>
+      </w:rPr>
+    </w:lvl>
+    <w:lvl w:ilvl="7" w:tplc="40090003" w:tentative="1">
+      <w:start w:val="1"/>
+      <w:numFmt w:val="bullet"/>
+      <w:lvlText w:val="o"/>
+      <w:lvlJc w:val="left"/>
+      <w:pPr>
+        <w:ind w:left="6120" w:hanging="360"/>
+      </w:pPr>
+      <w:rPr>
+        <w:rFonts w:ascii="Courier New" w:hAnsi="Courier New" w:cs="Courier New" w:hint="default"/>
+      </w:rPr>
+    </w:lvl>
+    <w:lvl w:ilvl="8" w:tplc="40090005" w:tentative="1">
+      <w:start w:val="1"/>
+      <w:numFmt w:val="bullet"/>
+      <w:lvlText w:val=""/>
+      <w:lvlJc w:val="left"/>
+      <w:pPr>
+        <w:ind w:left="6840" w:hanging="360"/>
+      </w:pPr>
+      <w:rPr>
+        <w:rFonts w:ascii="Wingdings" w:hAnsi="Wingdings" w:hint="default"/>
+      </w:rPr>
+    </w:lvl>
+  </w:abstractNum>
+  <w:abstractNum w:abstractNumId="12" w15:restartNumberingAfterBreak="0">
     <w:nsid w:val="5F994CF4"/>
     <w:multiLevelType w:val="multilevel"/>
     <w:tmpl w:val="C544634E"/>
@@ -4876,7 +4976,7 @@
       </w:rPr>
     </w:lvl>
   </w:abstractNum>
-  <w:abstractNum w:abstractNumId="10" w15:restartNumberingAfterBreak="0">
+  <w:abstractNum w:abstractNumId="13" w15:restartNumberingAfterBreak="0">
     <w:nsid w:val="761B4849"/>
     <w:multiLevelType w:val="multilevel"/>
     <w:tmpl w:val="A33A8638"/>
@@ -5025,7 +5125,7 @@
       </w:rPr>
     </w:lvl>
   </w:abstractNum>
-  <w:abstractNum w:abstractNumId="11" w15:restartNumberingAfterBreak="0">
+  <w:abstractNum w:abstractNumId="14" w15:restartNumberingAfterBreak="0">
     <w:nsid w:val="7A486EB7"/>
     <w:multiLevelType w:val="multilevel"/>
     <w:tmpl w:val="64768D40"/>
@@ -5174,7 +5274,7 @@
       </w:rPr>
     </w:lvl>
   </w:abstractNum>
-  <w:abstractNum w:abstractNumId="12" w15:restartNumberingAfterBreak="0">
+  <w:abstractNum w:abstractNumId="15" w15:restartNumberingAfterBreak="0">
     <w:nsid w:val="7BE26EC5"/>
     <w:multiLevelType w:val="multilevel"/>
     <w:tmpl w:val="A63239C4"/>
@@ -5244,25 +5344,34 @@
     <w:abstractNumId w:val="0"/>
   </w:num>
   <w:num w:numId="7" w16cid:durableId="1804885109">
+    <w:abstractNumId w:val="13"/>
+  </w:num>
+  <w:num w:numId="8" w16cid:durableId="1263763005">
+    <w:abstractNumId w:val="14"/>
+  </w:num>
+  <w:num w:numId="9" w16cid:durableId="1916429518">
+    <w:abstractNumId w:val="7"/>
+  </w:num>
+  <w:num w:numId="10" w16cid:durableId="1116480507">
+    <w:abstractNumId w:val="12"/>
+  </w:num>
+  <w:num w:numId="11" w16cid:durableId="960843906">
     <w:abstractNumId w:val="10"/>
   </w:num>
-  <w:num w:numId="8" w16cid:durableId="1263763005">
+  <w:num w:numId="12" w16cid:durableId="2088455266">
+    <w:abstractNumId w:val="9"/>
+  </w:num>
+  <w:num w:numId="13" w16cid:durableId="384448654">
+    <w:abstractNumId w:val="15"/>
+  </w:num>
+  <w:num w:numId="14" w16cid:durableId="821196012">
     <w:abstractNumId w:val="11"/>
   </w:num>
-  <w:num w:numId="9" w16cid:durableId="1916429518">
-    <w:abstractNumId w:val="6"/>
-  </w:num>
-  <w:num w:numId="10" w16cid:durableId="1116480507">
-    <w:abstractNumId w:val="9"/>
-  </w:num>
-  <w:num w:numId="11" w16cid:durableId="960843906">
+  <w:num w:numId="15" w16cid:durableId="1150442268">
     <w:abstractNumId w:val="8"/>
   </w:num>
-  <w:num w:numId="12" w16cid:durableId="2088455266">
-    <w:abstractNumId w:val="7"/>
-  </w:num>
-  <w:num w:numId="13" w16cid:durableId="384448654">
-    <w:abstractNumId w:val="12"/>
+  <w:num w:numId="16" w16cid:durableId="2028864686">
+    <w:abstractNumId w:val="6"/>
   </w:num>
   <w:numIdMacAtCleanup w:val="13"/>
 </w:numbering>
